--- a/docs/THUYETMINH.docx
+++ b/docs/THUYETMINH.docx
@@ -208,7 +208,9 @@
         </w:tblBorders>
         <w:tblLayout w:type="autofit"/>
         <w:tblCellMar>
+          <w:top w:w="0" w:type="dxa"/>
           <w:left w:w="108" w:type="dxa"/>
+          <w:bottom w:w="0" w:type="dxa"/>
           <w:right w:w="108" w:type="dxa"/>
         </w:tblCellMar>
       </w:tblPr>
@@ -227,7 +229,9 @@
             <w:insideV w:val="single" w:color="auto" w:sz="4" w:space="0"/>
           </w:tblBorders>
           <w:tblCellMar>
+            <w:top w:w="0" w:type="dxa"/>
             <w:left w:w="108" w:type="dxa"/>
+            <w:bottom w:w="0" w:type="dxa"/>
             <w:right w:w="108" w:type="dxa"/>
           </w:tblCellMar>
         </w:tblPrEx>
@@ -299,7 +303,9 @@
             <w:insideV w:val="single" w:color="auto" w:sz="4" w:space="0"/>
           </w:tblBorders>
           <w:tblCellMar>
+            <w:top w:w="0" w:type="dxa"/>
             <w:left w:w="108" w:type="dxa"/>
+            <w:bottom w:w="0" w:type="dxa"/>
             <w:right w:w="108" w:type="dxa"/>
           </w:tblCellMar>
         </w:tblPrEx>
@@ -371,7 +377,9 @@
             <w:insideV w:val="single" w:color="auto" w:sz="4" w:space="0"/>
           </w:tblBorders>
           <w:tblCellMar>
+            <w:top w:w="0" w:type="dxa"/>
             <w:left w:w="108" w:type="dxa"/>
+            <w:bottom w:w="0" w:type="dxa"/>
             <w:right w:w="108" w:type="dxa"/>
           </w:tblCellMar>
         </w:tblPrEx>
@@ -555,10 +563,10 @@
           <w:lang w:val="en-US"/>
         </w:rPr>
       </w:pPr>
-      <w:bookmarkStart w:id="0" w:name="_Toc141513026"/>
-      <w:bookmarkStart w:id="1" w:name="_Toc107335695"/>
-      <w:r>
-        <w:rPr>
+      <w:bookmarkStart w:id="0" w:name="_Toc107335695"/>
+      <w:r>
+        <w:rPr>
+          <w:rFonts w:hint="default"/>
           <w:b/>
           <w:bCs/>
           <w:caps w:val="0"/>
@@ -566,78 +574,168 @@
           <w:szCs w:val="26"/>
           <w:lang w:val="en-US"/>
         </w:rPr>
-        <w:t xml:space="preserve">TÓM TẮT </w:t>
-      </w:r>
-      <w:bookmarkEnd w:id="0"/>
-      <w:r>
-        <w:rPr>
-          <w:rFonts w:hint="default"/>
-          <w:b/>
-          <w:bCs/>
+        <w:t>YÊU CẦU BÀI TẬP</w:t>
+      </w:r>
+    </w:p>
+    <w:p>
+      <w:pPr>
+        <w:rPr>
+          <w:rFonts w:hint="default"/>
+          <w:lang w:val="en-US"/>
+        </w:rPr>
+      </w:pPr>
+      <w:r>
+        <w:rPr>
+          <w:rFonts w:hint="default"/>
+          <w:lang w:val="en-US"/>
+        </w:rPr>
+        <w:t>Bài tập Led nhấp nháy:</w:t>
+      </w:r>
+    </w:p>
+    <w:p>
+      <w:pPr>
+        <w:jc w:val="left"/>
+        <w:rPr>
+          <w:rFonts w:hint="default"/>
+          <w:lang w:val="en-US"/>
+        </w:rPr>
+      </w:pPr>
+      <w:r>
+        <w:rPr>
+          <w:rFonts w:hint="default"/>
+          <w:lang w:val="en-US"/>
+        </w:rPr>
+        <w:t>• Nhóm chuẩn bị các yêu cầu sau:</w:t>
+      </w:r>
+    </w:p>
+    <w:p>
+      <w:pPr>
+        <w:jc w:val="left"/>
+        <w:rPr>
+          <w:rFonts w:hint="default"/>
+          <w:lang w:val="en-US"/>
+        </w:rPr>
+      </w:pPr>
+      <w:r>
+        <w:rPr>
+          <w:rFonts w:hint="default"/>
+          <w:lang w:val="en-US"/>
+        </w:rPr>
+        <w:t>• 1. Dùng VĐK kết nối 1 đèn Led – Màu xanh, Kết nối 1 nút nhấn nhỏ.</w:t>
+      </w:r>
+    </w:p>
+    <w:p>
+      <w:pPr>
+        <w:jc w:val="left"/>
+        <w:rPr>
+          <w:rFonts w:hint="default"/>
+          <w:lang w:val="en-US"/>
+        </w:rPr>
+      </w:pPr>
+      <w:r>
+        <w:rPr>
+          <w:rFonts w:hint="default"/>
+          <w:lang w:val="en-US"/>
+        </w:rPr>
+        <w:t>Thực hiện các tác vụ sau</w:t>
+      </w:r>
+    </w:p>
+    <w:p>
+      <w:pPr>
+        <w:ind w:firstLine="1281" w:firstLineChars="0"/>
+        <w:jc w:val="left"/>
+        <w:rPr>
+          <w:rFonts w:hint="default"/>
+          <w:lang w:val="en-US"/>
+        </w:rPr>
+      </w:pPr>
+      <w:r>
+        <w:rPr>
+          <w:rFonts w:hint="default"/>
+          <w:lang w:val="en-US"/>
+        </w:rPr>
+        <w:t>1.1 Nhấn nút nhấn, đèn Led sáng. Thả nút nhấn, đèn Led tắt.</w:t>
+      </w:r>
+    </w:p>
+    <w:p>
+      <w:pPr>
+        <w:ind w:firstLine="1281" w:firstLineChars="0"/>
+        <w:jc w:val="left"/>
+        <w:rPr>
+          <w:rFonts w:hint="default"/>
+          <w:lang w:val="en-US"/>
+        </w:rPr>
+      </w:pPr>
+      <w:r>
+        <w:rPr>
+          <w:rFonts w:hint="default"/>
+          <w:lang w:val="en-US"/>
+        </w:rPr>
+        <w:t>1.2 Nhấn nút nhấn, đèn Led sáng, 5 giây sau đèn Led tự tắt ( Có 2 trường hợp phụ. Nếu nhấn tiếp nút nhấn, đèn Led k bị can thiệp. Nếu nhấn nút nhấn, đèn Led bị can thiệp và phải đếm timer lại từ đầu).</w:t>
+      </w:r>
+    </w:p>
+    <w:p>
+      <w:pPr>
+        <w:jc w:val="left"/>
+        <w:rPr>
+          <w:rFonts w:hint="default"/>
+          <w:lang w:val="en-US"/>
+        </w:rPr>
+      </w:pPr>
+      <w:r>
+        <w:rPr>
+          <w:rFonts w:hint="default"/>
+          <w:lang w:val="en-US"/>
+        </w:rPr>
+        <w:t>2. Dùng VĐK kết nối 3 đèn Led – Xanh, Vàng, Đỏ, kết nối 3 nút nhấn cho 3 đèn và làm lại như phần 1 cho mỗi đèn Xanh, Vàng, Đỏ độc lập.</w:t>
+      </w:r>
+    </w:p>
+    <w:p>
+      <w:pPr>
+        <w:jc w:val="left"/>
+        <w:rPr>
+          <w:rFonts w:hint="default"/>
+          <w:lang w:val="en-US"/>
+        </w:rPr>
+      </w:pPr>
+      <w:r>
+        <w:rPr>
+          <w:rFonts w:hint="default"/>
+          <w:lang w:val="en-US"/>
+        </w:rPr>
+        <w:t>3. 2. Dùng VĐK kết nối 3 đèn Led – Xanh, Vàng, Đỏ, kết nối 3 nút nhấn cho 3 đèn và làm lại như phần 1 cho mỗi đèn Xanh, Vàng, Đỏ độc lập (SV suy nghĩ kỹ các trường hợp có thể xảy ra).</w:t>
+      </w:r>
+    </w:p>
+    <w:p>
+      <w:pPr>
+        <w:rPr>
+          <w:lang w:val="en-US"/>
+        </w:rPr>
+      </w:pPr>
+      <w:r>
+        <w:rPr>
+          <w:lang w:val="en-US"/>
+        </w:rPr>
+        <w:br w:type="page"/>
+      </w:r>
+    </w:p>
+    <w:p>
+      <w:pPr>
+        <w:pStyle w:val="2"/>
+        <w:rPr>
           <w:caps w:val="0"/>
-          <w:sz w:val="26"/>
-          <w:szCs w:val="26"/>
-          <w:lang w:val="en-US"/>
-        </w:rPr>
-        <w:t>BÀI TẬP LỚN</w:t>
-      </w:r>
-    </w:p>
-    <w:p>
-      <w:pPr>
-        <w:rPr>
-          <w:lang w:val="en-US"/>
-        </w:rPr>
-      </w:pPr>
-      <w:r>
-        <w:rPr>
-          <w:lang w:val="en-US"/>
-        </w:rPr>
-        <w:t>Sinh viên viết tóm tắt nội dung của thuyết minh LV/ĐA TN.</w:t>
-      </w:r>
-    </w:p>
-    <w:p>
-      <w:pPr>
-        <w:rPr>
-          <w:lang w:val="en-US"/>
-        </w:rPr>
-      </w:pPr>
-      <w:r>
-        <w:rPr>
-          <w:lang w:val="en-US"/>
-        </w:rPr>
-        <w:t>Viết trong một đoạn duy nhất, không xuống hàng. Tổng số từ của tóm tắt trong khoảng 150-250 từ.</w:t>
-      </w:r>
-    </w:p>
-    <w:p>
-      <w:pPr>
-        <w:rPr>
-          <w:lang w:val="en-US"/>
-        </w:rPr>
-      </w:pPr>
-      <w:r>
-        <w:rPr>
-          <w:lang w:val="en-US"/>
-        </w:rPr>
-        <w:br w:type="page"/>
-      </w:r>
-    </w:p>
-    <w:p>
-      <w:pPr>
-        <w:pStyle w:val="2"/>
+          <w:lang w:val="en-US"/>
+        </w:rPr>
+      </w:pPr>
+      <w:bookmarkStart w:id="1" w:name="_Toc141513027"/>
+      <w:r>
         <w:rPr>
           <w:caps w:val="0"/>
           <w:lang w:val="en-US"/>
         </w:rPr>
-      </w:pPr>
-      <w:bookmarkStart w:id="2" w:name="_Toc141513027"/>
-      <w:r>
-        <w:rPr>
-          <w:caps w:val="0"/>
-          <w:lang w:val="en-US"/>
-        </w:rPr>
         <w:t>MỤC LỤC</w:t>
       </w:r>
-      <w:bookmarkEnd w:id="2"/>
+      <w:bookmarkEnd w:id="1"/>
     </w:p>
     <w:p>
       <w:pPr>
@@ -2495,7 +2593,7 @@
           <w:lang w:val="en-US"/>
         </w:rPr>
       </w:pPr>
-      <w:bookmarkStart w:id="3" w:name="_Toc141513028"/>
+      <w:bookmarkStart w:id="2" w:name="_Toc141513028"/>
       <w:r>
         <w:rPr>
           <w:caps w:val="0"/>
@@ -2503,7 +2601,7 @@
         </w:rPr>
         <w:t>DANH SÁCH HÌNH VẼ</w:t>
       </w:r>
-      <w:bookmarkEnd w:id="3"/>
+      <w:bookmarkEnd w:id="2"/>
     </w:p>
     <w:p>
       <w:pPr>
@@ -2882,7 +2980,7 @@
           <w:lang w:val="en-US"/>
         </w:rPr>
       </w:pPr>
-      <w:bookmarkStart w:id="4" w:name="_Toc141513029"/>
+      <w:bookmarkStart w:id="3" w:name="_Toc141513029"/>
       <w:r>
         <w:rPr>
           <w:caps w:val="0"/>
@@ -2890,7 +2988,7 @@
         </w:rPr>
         <w:t>DANH SÁCH BẢNG BIỂU</w:t>
       </w:r>
-      <w:bookmarkEnd w:id="4"/>
+      <w:bookmarkEnd w:id="3"/>
     </w:p>
     <w:p>
       <w:pPr>
@@ -3048,7 +3146,7 @@
           <w:lang w:val="en-US"/>
         </w:rPr>
       </w:pPr>
-      <w:bookmarkStart w:id="5" w:name="_Toc141513030"/>
+      <w:bookmarkStart w:id="4" w:name="_Toc141513030"/>
       <w:r>
         <w:rPr>
           <w:caps w:val="0"/>
@@ -3056,7 +3154,7 @@
         </w:rPr>
         <w:t>PHẦN LIỆT KÊ CÁC TỪ VIẾT TẮT</w:t>
       </w:r>
-      <w:bookmarkEnd w:id="5"/>
+      <w:bookmarkEnd w:id="4"/>
     </w:p>
     <w:tbl>
       <w:tblPr>
@@ -3363,7 +3461,7 @@
         <w:t>TỔNG QUAN VỀ VI ĐIỀU KHIỂN pic16F887</w:t>
       </w:r>
     </w:p>
-    <w:bookmarkEnd w:id="1"/>
+    <w:bookmarkEnd w:id="0"/>
     <w:p>
       <w:pPr>
         <w:pStyle w:val="37"/>
@@ -3398,6 +3496,12 @@
           <w:lang w:val="en-US"/>
         </w:rPr>
         <w:tab/>
+      </w:r>
+      <w:r>
+        <w:rPr>
+          <w:rFonts w:hint="default"/>
+          <w:lang w:val="en-US"/>
+        </w:rPr>
         <w:t>Bộ vi điều khiển PIC16F887 là một trong những vi điều khiển phổ biến trong lĩnh vực kỹ thuật điện tử. PIC16F887 có nhiều ưu điểm thuận tiện cho việc sử dụng, việc lập trình điều khiển cũng khá đơn giản và linh hoạt.</w:t>
       </w:r>
     </w:p>
@@ -3560,7 +3664,7 @@
           <w:lang w:val="en-US"/>
         </w:rPr>
       </w:pPr>
-      <w:bookmarkStart w:id="6" w:name="_Toc107335699"/>
+      <w:bookmarkStart w:id="5" w:name="_Toc107335699"/>
       <w:r>
         <w:rPr>
           <w:rFonts w:hint="default"/>
@@ -3569,7 +3673,7 @@
         <w:t>Thông số kỹ thuật vi điều khiển PIC16F887</w:t>
       </w:r>
     </w:p>
-    <w:bookmarkEnd w:id="6"/>
+    <w:bookmarkEnd w:id="5"/>
     <w:p>
       <w:pPr>
         <w:rPr>
@@ -5446,14 +5550,12 @@
           <w:lang w:val="en-US"/>
         </w:rPr>
       </w:pPr>
-      <w:bookmarkStart w:id="20" w:name="_GoBack"/>
-      <w:bookmarkEnd w:id="20"/>
-      <w:r>
-        <w:rPr>
-          <w:rFonts w:hint="default"/>
-          <w:lang w:val="en-US"/>
-        </w:rPr>
-        <w:t>SƠ ĐỒ MẠCH ĐIỆN</w:t>
+      <w:r>
+        <w:rPr>
+          <w:rFonts w:hint="default"/>
+          <w:lang w:val="en-US"/>
+        </w:rPr>
+        <w:t>SƠ ĐỒ MẠCH ĐIỆN VÀ DANH SÁCH LINH KIỆN</w:t>
       </w:r>
     </w:p>
     <w:p>
@@ -5467,212 +5569,541 @@
           <w:lang w:val="en-US"/>
         </w:rPr>
       </w:pPr>
-      <w:bookmarkStart w:id="7" w:name="_Toc141513042"/>
-      <w:bookmarkStart w:id="8" w:name="_Toc107335696"/>
-      <w:r>
-        <w:rPr>
-          <w:lang w:val="en-US"/>
-        </w:rPr>
-        <w:t>Qui định chung</w:t>
-      </w:r>
+      <w:r>
+        <w:rPr>
+          <w:rFonts w:hint="default"/>
+          <w:lang w:val="en-US"/>
+        </w:rPr>
+        <w:t>Các khối chức năng</w:t>
+      </w:r>
+    </w:p>
+    <w:p>
+      <w:pPr>
+        <w:pStyle w:val="37"/>
+        <w:numPr>
+          <w:ilvl w:val="2"/>
+          <w:numId w:val="1"/>
+        </w:numPr>
+        <w:ind w:left="1080" w:leftChars="0" w:hanging="360" w:firstLineChars="0"/>
+        <w:outlineLvl w:val="2"/>
+        <w:rPr>
+          <w:lang w:val="en-US"/>
+        </w:rPr>
+      </w:pPr>
+      <w:r>
+        <w:rPr>
+          <w:rFonts w:hint="default"/>
+          <w:lang w:val="en-US"/>
+        </w:rPr>
+        <w:t>Vi điều khiển PIC16F887</w:t>
+      </w:r>
+    </w:p>
+    <w:p>
+      <w:pPr>
+        <w:bidi w:val="0"/>
+        <w:rPr>
+          <w:lang w:val="en-US"/>
+        </w:rPr>
+      </w:pPr>
+      <w:r>
+        <w:drawing>
+          <wp:inline distT="0" distB="0" distL="114300" distR="114300">
+            <wp:extent cx="3947160" cy="3048000"/>
+            <wp:effectExtent l="0" t="0" r="0" b="0"/>
+            <wp:docPr id="4" name="Picture 12"/>
+            <wp:cNvGraphicFramePr>
+              <a:graphicFrameLocks xmlns:a="http://schemas.openxmlformats.org/drawingml/2006/main" noChangeAspect="1"/>
+            </wp:cNvGraphicFramePr>
+            <a:graphic xmlns:a="http://schemas.openxmlformats.org/drawingml/2006/main">
+              <a:graphicData uri="http://schemas.openxmlformats.org/drawingml/2006/picture">
+                <pic:pic xmlns:pic="http://schemas.openxmlformats.org/drawingml/2006/picture">
+                  <pic:nvPicPr>
+                    <pic:cNvPr id="4" name="Picture 12"/>
+                    <pic:cNvPicPr>
+                      <a:picLocks noChangeAspect="1"/>
+                    </pic:cNvPicPr>
+                  </pic:nvPicPr>
+                  <pic:blipFill>
+                    <a:blip r:embed="rId12"/>
+                    <a:stretch>
+                      <a:fillRect/>
+                    </a:stretch>
+                  </pic:blipFill>
+                  <pic:spPr>
+                    <a:xfrm>
+                      <a:off x="0" y="0"/>
+                      <a:ext cx="3947160" cy="3048000"/>
+                    </a:xfrm>
+                    <a:prstGeom prst="rect">
+                      <a:avLst/>
+                    </a:prstGeom>
+                    <a:noFill/>
+                    <a:ln>
+                      <a:noFill/>
+                    </a:ln>
+                  </pic:spPr>
+                </pic:pic>
+              </a:graphicData>
+            </a:graphic>
+          </wp:inline>
+        </w:drawing>
+      </w:r>
+    </w:p>
+    <w:p>
+      <w:pPr>
+        <w:pStyle w:val="37"/>
+        <w:numPr>
+          <w:ilvl w:val="2"/>
+          <w:numId w:val="1"/>
+        </w:numPr>
+        <w:ind w:left="1080" w:leftChars="0" w:hanging="360" w:firstLineChars="0"/>
+        <w:outlineLvl w:val="2"/>
+        <w:rPr>
+          <w:lang w:val="en-US"/>
+        </w:rPr>
+      </w:pPr>
+      <w:r>
+        <w:rPr>
+          <w:rFonts w:hint="default"/>
+          <w:lang w:val="en-US"/>
+        </w:rPr>
+        <w:t>Khối nguồn</w:t>
+      </w:r>
+    </w:p>
+    <w:p>
+      <w:pPr>
+        <w:bidi w:val="0"/>
+        <w:rPr>
+          <w:lang w:val="en-US"/>
+        </w:rPr>
+      </w:pPr>
+      <w:r>
+        <w:drawing>
+          <wp:inline distT="0" distB="0" distL="114300" distR="114300">
+            <wp:extent cx="3649980" cy="1729740"/>
+            <wp:effectExtent l="0" t="0" r="7620" b="7620"/>
+            <wp:docPr id="5" name="Picture 13"/>
+            <wp:cNvGraphicFramePr>
+              <a:graphicFrameLocks xmlns:a="http://schemas.openxmlformats.org/drawingml/2006/main" noChangeAspect="1"/>
+            </wp:cNvGraphicFramePr>
+            <a:graphic xmlns:a="http://schemas.openxmlformats.org/drawingml/2006/main">
+              <a:graphicData uri="http://schemas.openxmlformats.org/drawingml/2006/picture">
+                <pic:pic xmlns:pic="http://schemas.openxmlformats.org/drawingml/2006/picture">
+                  <pic:nvPicPr>
+                    <pic:cNvPr id="5" name="Picture 13"/>
+                    <pic:cNvPicPr>
+                      <a:picLocks noChangeAspect="1"/>
+                    </pic:cNvPicPr>
+                  </pic:nvPicPr>
+                  <pic:blipFill>
+                    <a:blip r:embed="rId13"/>
+                    <a:stretch>
+                      <a:fillRect/>
+                    </a:stretch>
+                  </pic:blipFill>
+                  <pic:spPr>
+                    <a:xfrm>
+                      <a:off x="0" y="0"/>
+                      <a:ext cx="3649980" cy="1729740"/>
+                    </a:xfrm>
+                    <a:prstGeom prst="rect">
+                      <a:avLst/>
+                    </a:prstGeom>
+                    <a:noFill/>
+                    <a:ln>
+                      <a:noFill/>
+                    </a:ln>
+                  </pic:spPr>
+                </pic:pic>
+              </a:graphicData>
+            </a:graphic>
+          </wp:inline>
+        </w:drawing>
+      </w:r>
+    </w:p>
+    <w:p>
+      <w:pPr>
+        <w:pStyle w:val="37"/>
+        <w:numPr>
+          <w:ilvl w:val="2"/>
+          <w:numId w:val="1"/>
+        </w:numPr>
+        <w:ind w:left="1080" w:leftChars="0" w:hanging="360" w:firstLineChars="0"/>
+        <w:outlineLvl w:val="2"/>
+        <w:rPr>
+          <w:lang w:val="en-US"/>
+        </w:rPr>
+      </w:pPr>
+      <w:r>
+        <w:rPr>
+          <w:rFonts w:hint="default"/>
+          <w:lang w:val="en-US"/>
+        </w:rPr>
+        <w:t>Khối nạp code</w:t>
+      </w:r>
+    </w:p>
+    <w:p>
+      <w:pPr>
+        <w:bidi w:val="0"/>
+        <w:rPr>
+          <w:lang w:val="en-US"/>
+        </w:rPr>
+      </w:pPr>
+      <w:r>
+        <w:drawing>
+          <wp:inline distT="0" distB="0" distL="114300" distR="114300">
+            <wp:extent cx="3855720" cy="2522220"/>
+            <wp:effectExtent l="0" t="0" r="0" b="7620"/>
+            <wp:docPr id="6" name="Picture 14"/>
+            <wp:cNvGraphicFramePr>
+              <a:graphicFrameLocks xmlns:a="http://schemas.openxmlformats.org/drawingml/2006/main" noChangeAspect="1"/>
+            </wp:cNvGraphicFramePr>
+            <a:graphic xmlns:a="http://schemas.openxmlformats.org/drawingml/2006/main">
+              <a:graphicData uri="http://schemas.openxmlformats.org/drawingml/2006/picture">
+                <pic:pic xmlns:pic="http://schemas.openxmlformats.org/drawingml/2006/picture">
+                  <pic:nvPicPr>
+                    <pic:cNvPr id="6" name="Picture 14"/>
+                    <pic:cNvPicPr>
+                      <a:picLocks noChangeAspect="1"/>
+                    </pic:cNvPicPr>
+                  </pic:nvPicPr>
+                  <pic:blipFill>
+                    <a:blip r:embed="rId14"/>
+                    <a:stretch>
+                      <a:fillRect/>
+                    </a:stretch>
+                  </pic:blipFill>
+                  <pic:spPr>
+                    <a:xfrm>
+                      <a:off x="0" y="0"/>
+                      <a:ext cx="3855720" cy="2522220"/>
+                    </a:xfrm>
+                    <a:prstGeom prst="rect">
+                      <a:avLst/>
+                    </a:prstGeom>
+                    <a:noFill/>
+                    <a:ln>
+                      <a:noFill/>
+                    </a:ln>
+                  </pic:spPr>
+                </pic:pic>
+              </a:graphicData>
+            </a:graphic>
+          </wp:inline>
+        </w:drawing>
+      </w:r>
+    </w:p>
+    <w:p>
+      <w:pPr>
+        <w:pStyle w:val="37"/>
+        <w:numPr>
+          <w:ilvl w:val="2"/>
+          <w:numId w:val="1"/>
+        </w:numPr>
+        <w:ind w:left="1080" w:leftChars="0" w:hanging="360" w:firstLineChars="0"/>
+        <w:outlineLvl w:val="2"/>
+        <w:rPr>
+          <w:lang w:val="en-US"/>
+        </w:rPr>
+      </w:pPr>
+      <w:r>
+        <w:rPr>
+          <w:rFonts w:hint="default"/>
+          <w:lang w:val="en-US"/>
+        </w:rPr>
+        <w:t>Khối dao động</w:t>
+      </w:r>
+    </w:p>
+    <w:p>
+      <w:pPr>
+        <w:bidi w:val="0"/>
+        <w:rPr>
+          <w:lang w:val="en-US"/>
+        </w:rPr>
+      </w:pPr>
+      <w:r>
+        <w:drawing>
+          <wp:inline distT="0" distB="0" distL="114300" distR="114300">
+            <wp:extent cx="2301240" cy="2606040"/>
+            <wp:effectExtent l="0" t="0" r="0" b="0"/>
+            <wp:docPr id="7" name="Picture 15"/>
+            <wp:cNvGraphicFramePr>
+              <a:graphicFrameLocks xmlns:a="http://schemas.openxmlformats.org/drawingml/2006/main" noChangeAspect="1"/>
+            </wp:cNvGraphicFramePr>
+            <a:graphic xmlns:a="http://schemas.openxmlformats.org/drawingml/2006/main">
+              <a:graphicData uri="http://schemas.openxmlformats.org/drawingml/2006/picture">
+                <pic:pic xmlns:pic="http://schemas.openxmlformats.org/drawingml/2006/picture">
+                  <pic:nvPicPr>
+                    <pic:cNvPr id="7" name="Picture 15"/>
+                    <pic:cNvPicPr>
+                      <a:picLocks noChangeAspect="1"/>
+                    </pic:cNvPicPr>
+                  </pic:nvPicPr>
+                  <pic:blipFill>
+                    <a:blip r:embed="rId15"/>
+                    <a:stretch>
+                      <a:fillRect/>
+                    </a:stretch>
+                  </pic:blipFill>
+                  <pic:spPr>
+                    <a:xfrm>
+                      <a:off x="0" y="0"/>
+                      <a:ext cx="2301240" cy="2606040"/>
+                    </a:xfrm>
+                    <a:prstGeom prst="rect">
+                      <a:avLst/>
+                    </a:prstGeom>
+                    <a:noFill/>
+                    <a:ln>
+                      <a:noFill/>
+                    </a:ln>
+                  </pic:spPr>
+                </pic:pic>
+              </a:graphicData>
+            </a:graphic>
+          </wp:inline>
+        </w:drawing>
+      </w:r>
+    </w:p>
+    <w:p>
+      <w:pPr>
+        <w:pStyle w:val="37"/>
+        <w:numPr>
+          <w:ilvl w:val="2"/>
+          <w:numId w:val="1"/>
+        </w:numPr>
+        <w:ind w:left="1080" w:leftChars="0" w:hanging="360" w:firstLineChars="0"/>
+        <w:outlineLvl w:val="2"/>
+        <w:rPr>
+          <w:lang w:val="en-US"/>
+        </w:rPr>
+      </w:pPr>
+      <w:r>
+        <w:rPr>
+          <w:rFonts w:hint="default"/>
+          <w:lang w:val="en-US"/>
+        </w:rPr>
+        <w:t>Khối nút nhấn</w:t>
+      </w:r>
+    </w:p>
+    <w:p>
+      <w:pPr>
+        <w:bidi w:val="0"/>
+        <w:rPr>
+          <w:lang w:val="en-US"/>
+        </w:rPr>
+      </w:pPr>
+      <w:r>
+        <w:drawing>
+          <wp:inline distT="0" distB="0" distL="114300" distR="114300">
+            <wp:extent cx="5455920" cy="2613660"/>
+            <wp:effectExtent l="0" t="0" r="0" b="7620"/>
+            <wp:docPr id="8" name="Picture 16"/>
+            <wp:cNvGraphicFramePr>
+              <a:graphicFrameLocks xmlns:a="http://schemas.openxmlformats.org/drawingml/2006/main" noChangeAspect="1"/>
+            </wp:cNvGraphicFramePr>
+            <a:graphic xmlns:a="http://schemas.openxmlformats.org/drawingml/2006/main">
+              <a:graphicData uri="http://schemas.openxmlformats.org/drawingml/2006/picture">
+                <pic:pic xmlns:pic="http://schemas.openxmlformats.org/drawingml/2006/picture">
+                  <pic:nvPicPr>
+                    <pic:cNvPr id="8" name="Picture 16"/>
+                    <pic:cNvPicPr>
+                      <a:picLocks noChangeAspect="1"/>
+                    </pic:cNvPicPr>
+                  </pic:nvPicPr>
+                  <pic:blipFill>
+                    <a:blip r:embed="rId16"/>
+                    <a:stretch>
+                      <a:fillRect/>
+                    </a:stretch>
+                  </pic:blipFill>
+                  <pic:spPr>
+                    <a:xfrm>
+                      <a:off x="0" y="0"/>
+                      <a:ext cx="5455920" cy="2613660"/>
+                    </a:xfrm>
+                    <a:prstGeom prst="rect">
+                      <a:avLst/>
+                    </a:prstGeom>
+                    <a:noFill/>
+                    <a:ln>
+                      <a:noFill/>
+                    </a:ln>
+                  </pic:spPr>
+                </pic:pic>
+              </a:graphicData>
+            </a:graphic>
+          </wp:inline>
+        </w:drawing>
+      </w:r>
+    </w:p>
+    <w:p>
+      <w:pPr>
+        <w:pStyle w:val="37"/>
+        <w:numPr>
+          <w:ilvl w:val="2"/>
+          <w:numId w:val="1"/>
+        </w:numPr>
+        <w:ind w:left="1080" w:leftChars="0" w:hanging="360" w:firstLineChars="0"/>
+        <w:outlineLvl w:val="2"/>
+        <w:rPr>
+          <w:lang w:val="en-US"/>
+        </w:rPr>
+      </w:pPr>
+      <w:r>
+        <w:rPr>
+          <w:rFonts w:hint="default"/>
+          <w:lang w:val="en-US"/>
+        </w:rPr>
+        <w:t>Khối LED</w:t>
+      </w:r>
+    </w:p>
+    <w:p>
+      <w:pPr>
+        <w:bidi w:val="0"/>
+        <w:rPr>
+          <w:lang w:val="en-US"/>
+        </w:rPr>
+      </w:pPr>
+      <w:r>
+        <w:drawing>
+          <wp:inline distT="0" distB="0" distL="114300" distR="114300">
+            <wp:extent cx="2865120" cy="3421380"/>
+            <wp:effectExtent l="0" t="0" r="0" b="7620"/>
+            <wp:docPr id="9" name="Picture 17"/>
+            <wp:cNvGraphicFramePr>
+              <a:graphicFrameLocks xmlns:a="http://schemas.openxmlformats.org/drawingml/2006/main" noChangeAspect="1"/>
+            </wp:cNvGraphicFramePr>
+            <a:graphic xmlns:a="http://schemas.openxmlformats.org/drawingml/2006/main">
+              <a:graphicData uri="http://schemas.openxmlformats.org/drawingml/2006/picture">
+                <pic:pic xmlns:pic="http://schemas.openxmlformats.org/drawingml/2006/picture">
+                  <pic:nvPicPr>
+                    <pic:cNvPr id="9" name="Picture 17"/>
+                    <pic:cNvPicPr>
+                      <a:picLocks noChangeAspect="1"/>
+                    </pic:cNvPicPr>
+                  </pic:nvPicPr>
+                  <pic:blipFill>
+                    <a:blip r:embed="rId17"/>
+                    <a:stretch>
+                      <a:fillRect/>
+                    </a:stretch>
+                  </pic:blipFill>
+                  <pic:spPr>
+                    <a:xfrm>
+                      <a:off x="0" y="0"/>
+                      <a:ext cx="2865120" cy="3421380"/>
+                    </a:xfrm>
+                    <a:prstGeom prst="rect">
+                      <a:avLst/>
+                    </a:prstGeom>
+                    <a:noFill/>
+                    <a:ln>
+                      <a:noFill/>
+                    </a:ln>
+                  </pic:spPr>
+                </pic:pic>
+              </a:graphicData>
+            </a:graphic>
+          </wp:inline>
+        </w:drawing>
+      </w:r>
+    </w:p>
+    <w:p>
+      <w:pPr>
+        <w:pStyle w:val="37"/>
+        <w:numPr>
+          <w:ilvl w:val="1"/>
+          <w:numId w:val="1"/>
+        </w:numPr>
+        <w:rPr>
+          <w:lang w:val="en-US"/>
+        </w:rPr>
+      </w:pPr>
+      <w:r>
+        <w:rPr>
+          <w:rFonts w:hint="default"/>
+          <w:lang w:val="en-US"/>
+        </w:rPr>
+        <w:t>Sơ đồ mạch điện</w:t>
+      </w:r>
+    </w:p>
+    <w:p>
+      <w:pPr>
+        <w:bidi w:val="0"/>
+        <w:rPr>
+          <w:lang w:val="en-US"/>
+        </w:rPr>
+      </w:pPr>
+      <w:r>
+        <w:drawing>
+          <wp:inline distT="0" distB="0" distL="114300" distR="114300">
+            <wp:extent cx="5758180" cy="4076065"/>
+            <wp:effectExtent l="0" t="0" r="2540" b="8255"/>
+            <wp:docPr id="2" name="Picture 10"/>
+            <wp:cNvGraphicFramePr>
+              <a:graphicFrameLocks xmlns:a="http://schemas.openxmlformats.org/drawingml/2006/main" noChangeAspect="1"/>
+            </wp:cNvGraphicFramePr>
+            <a:graphic xmlns:a="http://schemas.openxmlformats.org/drawingml/2006/main">
+              <a:graphicData uri="http://schemas.openxmlformats.org/drawingml/2006/picture">
+                <pic:pic xmlns:pic="http://schemas.openxmlformats.org/drawingml/2006/picture">
+                  <pic:nvPicPr>
+                    <pic:cNvPr id="2" name="Picture 10"/>
+                    <pic:cNvPicPr>
+                      <a:picLocks noChangeAspect="1"/>
+                    </pic:cNvPicPr>
+                  </pic:nvPicPr>
+                  <pic:blipFill>
+                    <a:blip r:embed="rId18"/>
+                    <a:stretch>
+                      <a:fillRect/>
+                    </a:stretch>
+                  </pic:blipFill>
+                  <pic:spPr>
+                    <a:xfrm>
+                      <a:off x="0" y="0"/>
+                      <a:ext cx="5758180" cy="4076065"/>
+                    </a:xfrm>
+                    <a:prstGeom prst="rect">
+                      <a:avLst/>
+                    </a:prstGeom>
+                    <a:noFill/>
+                    <a:ln>
+                      <a:noFill/>
+                    </a:ln>
+                  </pic:spPr>
+                </pic:pic>
+              </a:graphicData>
+            </a:graphic>
+          </wp:inline>
+        </w:drawing>
+      </w:r>
+      <w:bookmarkStart w:id="7" w:name="_GoBack"/>
       <w:bookmarkEnd w:id="7"/>
-      <w:bookmarkEnd w:id="8"/>
-    </w:p>
-    <w:p>
-      <w:pPr>
-        <w:pStyle w:val="31"/>
+    </w:p>
+    <w:p>
+      <w:pPr>
+        <w:pStyle w:val="37"/>
         <w:numPr>
-          <w:ilvl w:val="0"/>
-          <w:numId w:val="2"/>
+          <w:ilvl w:val="1"/>
+          <w:numId w:val="1"/>
         </w:numPr>
-        <w:ind w:left="284" w:hanging="284"/>
-        <w:rPr>
-          <w:lang w:val="en-US"/>
-        </w:rPr>
-      </w:pPr>
-      <w:r>
-        <w:rPr>
-          <w:lang w:val="en-US"/>
-        </w:rPr>
-        <w:t>Bản vẽ cần có: Khung tên (xem [1] trang 12), bảng thông số kỹ thuật, bảng kê toàn bộ các chi tiết (xem [1] trang 12), đánh số thứ tự các chi tiết.</w:t>
-      </w:r>
-    </w:p>
-    <w:p>
-      <w:pPr>
-        <w:pStyle w:val="31"/>
-        <w:numPr>
-          <w:ilvl w:val="0"/>
-          <w:numId w:val="2"/>
-        </w:numPr>
-        <w:ind w:left="284" w:hanging="284"/>
-        <w:rPr>
-          <w:lang w:val="en-US"/>
-        </w:rPr>
-      </w:pPr>
-      <w:r>
-        <w:rPr>
-          <w:lang w:val="en-US"/>
-        </w:rPr>
-        <w:t>Tỷ lệ bản vẽ: 1:1; 1:1,5; 1:2; 1:2,5... Các hình vẽ chiếm khoảng 75% diện tích bản vẽ...</w:t>
-      </w:r>
-    </w:p>
-    <w:p>
-      <w:pPr>
-        <w:pStyle w:val="31"/>
-        <w:numPr>
-          <w:ilvl w:val="0"/>
-          <w:numId w:val="2"/>
-        </w:numPr>
-        <w:ind w:left="284" w:hanging="284"/>
-        <w:rPr>
-          <w:lang w:val="en-US"/>
-        </w:rPr>
-      </w:pPr>
-      <w:r>
-        <w:rPr>
-          <w:lang w:val="en-US"/>
-        </w:rPr>
-        <w:t xml:space="preserve">Font chữ: khuyến khích sử dụng Font </w:t>
-      </w:r>
-      <w:r>
-        <w:rPr>
-          <w:b/>
-          <w:bCs/>
-          <w:lang w:val="en-US"/>
-        </w:rPr>
-        <w:t>TCVN 7284</w:t>
-      </w:r>
-      <w:r>
-        <w:rPr>
-          <w:lang w:val="en-US"/>
-        </w:rPr>
-        <w:t>, chữ nghiêng 75</w:t>
-      </w:r>
-      <w:r>
-        <w:rPr>
-          <w:vertAlign w:val="superscript"/>
-          <w:lang w:val="en-US"/>
-        </w:rPr>
-        <w:t>o</w:t>
-      </w:r>
-      <w:r>
-        <w:rPr>
-          <w:lang w:val="en-US"/>
-        </w:rPr>
-        <w:t>, chiều cao chữ và số là 3.5mm, chiều cao chữ số đánh số thứ tự chi tiết 8-10mm.</w:t>
-      </w:r>
-    </w:p>
-    <w:p>
-      <w:pPr>
-        <w:pStyle w:val="31"/>
-        <w:numPr>
-          <w:ilvl w:val="0"/>
-          <w:numId w:val="2"/>
-        </w:numPr>
-        <w:ind w:left="284" w:hanging="284"/>
-        <w:rPr>
-          <w:lang w:val="en-US"/>
-        </w:rPr>
-      </w:pPr>
-      <w:r>
-        <w:rPr>
-          <w:lang w:val="en-US"/>
-        </w:rPr>
-        <w:t>Sinh viên nên sử dụng phiên bản Autodesk Autocad Mechanical để thuận tiện trong việc trình bày bản vẽ kỹ thuật Cơ khí. (</w:t>
-      </w:r>
-      <w:r>
-        <w:rPr>
-          <w:i/>
-          <w:iCs/>
-          <w:lang w:val="en-US"/>
-        </w:rPr>
-        <w:t>sinh viên tải miễn phí trên trang chủ của Autodesk Student</w:t>
-      </w:r>
-      <w:r>
-        <w:rPr>
-          <w:lang w:val="en-US"/>
-        </w:rPr>
-        <w:t>)</w:t>
-      </w:r>
-    </w:p>
-    <w:p>
-      <w:pPr>
-        <w:pStyle w:val="31"/>
-        <w:numPr>
-          <w:ilvl w:val="0"/>
-          <w:numId w:val="2"/>
-        </w:numPr>
-        <w:ind w:left="284" w:hanging="284"/>
-        <w:rPr>
-          <w:lang w:val="en-US"/>
-        </w:rPr>
-      </w:pPr>
-      <w:r>
-        <w:rPr>
-          <w:lang w:val="en-US"/>
-        </w:rPr>
-        <w:t>Khung bản vẽ (đối với tất cả khổ giấy): Cách mép giấy 10 mm , riêng mép trái cách 20 mm.</w:t>
-      </w:r>
-    </w:p>
-    <w:p>
-      <w:pPr>
-        <w:pStyle w:val="12"/>
-        <w:keepNext/>
-        <w:rPr>
-          <w:lang w:val="en-US"/>
-        </w:rPr>
-      </w:pPr>
-      <w:bookmarkStart w:id="9" w:name="_Toc141272439"/>
-      <w:bookmarkStart w:id="10" w:name="_Toc141513057"/>
-      <w:r>
-        <w:t xml:space="preserve">Bảng </w:t>
-      </w:r>
-      <w:r>
-        <w:fldChar w:fldCharType="begin"/>
-      </w:r>
-      <w:r>
-        <w:instrText xml:space="preserve"> STYLEREF 1 \s </w:instrText>
-      </w:r>
-      <w:r>
-        <w:fldChar w:fldCharType="separate"/>
-      </w:r>
-      <w:r>
-        <w:t>2</w:t>
-      </w:r>
-      <w:r>
-        <w:fldChar w:fldCharType="end"/>
-      </w:r>
-      <w:r>
-        <w:t>.</w:t>
-      </w:r>
-      <w:r>
-        <w:fldChar w:fldCharType="begin"/>
-      </w:r>
-      <w:r>
-        <w:instrText xml:space="preserve"> SEQ Bảng \* ARABIC \s 1 </w:instrText>
-      </w:r>
-      <w:r>
-        <w:fldChar w:fldCharType="separate"/>
-      </w:r>
-      <w:r>
-        <w:t>1</w:t>
-      </w:r>
-      <w:r>
-        <w:fldChar w:fldCharType="end"/>
-      </w:r>
-      <w:r>
-        <w:rPr>
-          <w:lang w:val="en-US"/>
-        </w:rPr>
-        <w:t xml:space="preserve"> Danh sách các layer cơ bản sử dụng trong bản vẽ</w:t>
-      </w:r>
-      <w:bookmarkEnd w:id="9"/>
-      <w:bookmarkEnd w:id="10"/>
+        <w:rPr>
+          <w:lang w:val="en-US"/>
+        </w:rPr>
+      </w:pPr>
+      <w:r>
+        <w:rPr>
+          <w:rFonts w:hint="default"/>
+          <w:lang w:val="en-US"/>
+        </w:rPr>
+        <w:t>Danh sách linh kiện</w:t>
+      </w:r>
     </w:p>
     <w:tbl>
       <w:tblPr>
-        <w:tblStyle w:val="48"/>
-        <w:tblW w:w="5000" w:type="pct"/>
+        <w:tblStyle w:val="20"/>
+        <w:tblW w:w="0" w:type="auto"/>
         <w:tblInd w:w="0" w:type="dxa"/>
         <w:tblBorders>
           <w:top w:val="single" w:color="auto" w:sz="4" w:space="0"/>
@@ -5684,18 +6115,14 @@
         </w:tblBorders>
         <w:tblLayout w:type="autofit"/>
         <w:tblCellMar>
-          <w:top w:w="0" w:type="dxa"/>
           <w:left w:w="108" w:type="dxa"/>
-          <w:bottom w:w="0" w:type="dxa"/>
           <w:right w:w="108" w:type="dxa"/>
         </w:tblCellMar>
       </w:tblPr>
       <w:tblGrid>
-        <w:gridCol w:w="692"/>
-        <w:gridCol w:w="1612"/>
-        <w:gridCol w:w="4494"/>
-        <w:gridCol w:w="1531"/>
-        <w:gridCol w:w="959"/>
+        <w:gridCol w:w="2322"/>
+        <w:gridCol w:w="2322"/>
+        <w:gridCol w:w="2322"/>
       </w:tblGrid>
       <w:tr>
         <w:tblPrEx>
@@ -5707,136 +6134,76 @@
             <w:insideH w:val="single" w:color="auto" w:sz="4" w:space="0"/>
             <w:insideV w:val="single" w:color="auto" w:sz="4" w:space="0"/>
           </w:tblBorders>
-          <w:tblCellMar>
-            <w:top w:w="0" w:type="dxa"/>
-            <w:left w:w="108" w:type="dxa"/>
-            <w:bottom w:w="0" w:type="dxa"/>
-            <w:right w:w="108" w:type="dxa"/>
-          </w:tblCellMar>
         </w:tblPrEx>
         <w:tc>
           <w:tcPr>
-            <w:tcW w:w="373" w:type="pct"/>
+            <w:tcW w:w="2322" w:type="dxa"/>
             <w:vAlign w:val="center"/>
           </w:tcPr>
           <w:p>
             <w:pPr>
-              <w:spacing w:after="60"/>
-              <w:ind w:firstLine="0"/>
+              <w:bidi w:val="0"/>
+              <w:ind w:left="0" w:leftChars="0" w:firstLine="0" w:firstLineChars="0"/>
               <w:jc w:val="center"/>
               <w:rPr>
-                <w:b/>
+                <w:rFonts w:hint="default"/>
+                <w:lang w:val="en-US"/>
               </w:rPr>
             </w:pPr>
             <w:r>
               <w:rPr>
-                <w:b/>
-              </w:rPr>
-              <w:t>STT</w:t>
+                <w:rFonts w:hint="default"/>
+                <w:lang w:val="en-US"/>
+              </w:rPr>
+              <w:t>Tên</w:t>
             </w:r>
           </w:p>
         </w:tc>
         <w:tc>
           <w:tcPr>
-            <w:tcW w:w="868" w:type="pct"/>
+            <w:tcW w:w="2322" w:type="dxa"/>
             <w:vAlign w:val="center"/>
           </w:tcPr>
           <w:p>
             <w:pPr>
-              <w:spacing w:after="60"/>
-              <w:ind w:firstLine="0"/>
+              <w:bidi w:val="0"/>
+              <w:ind w:left="0" w:leftChars="0" w:firstLine="0" w:firstLineChars="0"/>
               <w:jc w:val="center"/>
               <w:rPr>
-                <w:b/>
+                <w:rFonts w:hint="default"/>
+                <w:lang w:val="en-US"/>
               </w:rPr>
             </w:pPr>
             <w:r>
               <w:rPr>
-                <w:b/>
-              </w:rPr>
-              <w:t>Tên layer</w:t>
+                <w:rFonts w:hint="default"/>
+                <w:lang w:val="en-US"/>
+              </w:rPr>
+              <w:t>Thông số</w:t>
             </w:r>
           </w:p>
         </w:tc>
         <w:tc>
           <w:tcPr>
-            <w:tcW w:w="2419" w:type="pct"/>
+            <w:tcW w:w="2322" w:type="dxa"/>
             <w:vAlign w:val="center"/>
           </w:tcPr>
           <w:p>
             <w:pPr>
-              <w:spacing w:after="60"/>
-              <w:ind w:firstLine="0"/>
+              <w:bidi w:val="0"/>
+              <w:ind w:left="0" w:leftChars="0" w:firstLine="0" w:firstLineChars="0"/>
               <w:jc w:val="center"/>
               <w:rPr>
-                <w:b/>
+                <w:rFonts w:hint="default"/>
+                <w:lang w:val="en-US"/>
               </w:rPr>
             </w:pPr>
             <w:r>
               <w:rPr>
-                <w:b/>
-              </w:rPr>
-              <w:t>Kiểu đường nét</w:t>
-            </w:r>
-          </w:p>
-          <w:p>
-            <w:pPr>
-              <w:spacing w:after="60"/>
-              <w:ind w:firstLine="0"/>
-              <w:jc w:val="center"/>
-              <w:rPr>
-                <w:b/>
-              </w:rPr>
-            </w:pPr>
-            <w:r>
-              <w:rPr>
-                <w:b/>
-              </w:rPr>
-              <w:t>(LineType)</w:t>
-            </w:r>
-          </w:p>
-        </w:tc>
-        <w:tc>
-          <w:tcPr>
-            <w:tcW w:w="824" w:type="pct"/>
-            <w:vAlign w:val="center"/>
-          </w:tcPr>
-          <w:p>
-            <w:pPr>
-              <w:spacing w:after="60"/>
-              <w:ind w:firstLine="0"/>
-              <w:jc w:val="center"/>
-              <w:rPr>
-                <w:b/>
-              </w:rPr>
-            </w:pPr>
-            <w:r>
-              <w:rPr>
-                <w:b/>
-              </w:rPr>
-              <w:t>Kích cỡ (mm)</w:t>
-            </w:r>
-          </w:p>
-        </w:tc>
-        <w:tc>
-          <w:tcPr>
-            <w:tcW w:w="516" w:type="pct"/>
-            <w:vAlign w:val="center"/>
-          </w:tcPr>
-          <w:p>
-            <w:pPr>
-              <w:spacing w:after="60"/>
-              <w:ind w:firstLine="0"/>
-              <w:jc w:val="center"/>
-              <w:rPr>
-                <w:b/>
-              </w:rPr>
-            </w:pPr>
-            <w:r>
-              <w:rPr>
-                <w:b/>
-              </w:rPr>
-              <w:t>Ghi chú</w:t>
+                <w:rFonts w:hint="default"/>
+                <w:lang w:val="en-US"/>
+              </w:rPr>
+              <w:t>Số lượng</w:t>
             </w:r>
           </w:p>
         </w:tc>
@@ -5852,100 +6219,157 @@
             <w:insideV w:val="single" w:color="auto" w:sz="4" w:space="0"/>
           </w:tblBorders>
           <w:tblCellMar>
-            <w:top w:w="0" w:type="dxa"/>
             <w:left w:w="108" w:type="dxa"/>
-            <w:bottom w:w="0" w:type="dxa"/>
             <w:right w:w="108" w:type="dxa"/>
           </w:tblCellMar>
         </w:tblPrEx>
         <w:tc>
           <w:tcPr>
-            <w:tcW w:w="373" w:type="pct"/>
+            <w:tcW w:w="2322" w:type="dxa"/>
             <w:vAlign w:val="center"/>
           </w:tcPr>
           <w:p>
             <w:pPr>
-              <w:spacing w:after="60"/>
-              <w:ind w:firstLine="0"/>
+              <w:bidi w:val="0"/>
+              <w:ind w:left="0" w:leftChars="0" w:firstLine="0" w:firstLineChars="0"/>
               <w:jc w:val="center"/>
+              <w:rPr>
+                <w:rFonts w:hint="default"/>
+                <w:lang w:val="en-US"/>
+              </w:rPr>
             </w:pPr>
             <w:r>
-              <w:t>1</w:t>
+              <w:rPr>
+                <w:rFonts w:hint="default"/>
+                <w:lang w:val="en-US"/>
+              </w:rPr>
+              <w:t>PIC16F887</w:t>
             </w:r>
           </w:p>
         </w:tc>
         <w:tc>
           <w:tcPr>
-            <w:tcW w:w="868" w:type="pct"/>
+            <w:tcW w:w="2322" w:type="dxa"/>
             <w:vAlign w:val="center"/>
           </w:tcPr>
           <w:p>
             <w:pPr>
-              <w:spacing w:after="60"/>
-              <w:ind w:firstLine="0"/>
+              <w:bidi w:val="0"/>
+              <w:ind w:left="0" w:leftChars="0" w:firstLine="0" w:firstLineChars="0"/>
               <w:jc w:val="center"/>
+              <w:rPr>
+                <w:rFonts w:hint="default"/>
+                <w:lang w:val="en-US"/>
+              </w:rPr>
             </w:pPr>
-            <w:r>
-              <w:t>Duong_dam</w:t>
-            </w:r>
           </w:p>
         </w:tc>
         <w:tc>
           <w:tcPr>
-            <w:tcW w:w="2419" w:type="pct"/>
+            <w:tcW w:w="2322" w:type="dxa"/>
             <w:vAlign w:val="center"/>
           </w:tcPr>
           <w:p>
             <w:pPr>
-              <w:spacing w:after="60"/>
-              <w:ind w:firstLine="0"/>
-              <w:jc w:val="left"/>
+              <w:bidi w:val="0"/>
+              <w:ind w:left="0" w:leftChars="0" w:firstLine="0" w:firstLineChars="0"/>
+              <w:jc w:val="center"/>
+              <w:rPr>
+                <w:rFonts w:hint="default"/>
+                <w:lang w:val="en-US"/>
+              </w:rPr>
             </w:pPr>
             <w:r>
-              <w:object>
-                <v:shape id="_x0000_i1026" o:spt="75" type="#_x0000_t75" style="height:13.35pt;width:100pt;" o:ole="t" filled="f" coordsize="21600,21600">
-                  <v:path/>
-                  <v:fill on="f" focussize="0,0"/>
-                  <v:stroke/>
-                  <v:imagedata r:id="rId13" o:title=""/>
-                  <o:lock v:ext="edit" aspectratio="t"/>
-                  <w10:wrap type="none"/>
-                  <w10:anchorlock/>
-                </v:shape>
-                <o:OLEObject Type="Embed" ProgID="PBrush" ShapeID="_x0000_i1026" DrawAspect="Content" ObjectID="_1468075725" r:id="rId12">
-                  <o:LockedField>false</o:LockedField>
-                </o:OLEObject>
-              </w:object>
+              <w:rPr>
+                <w:rFonts w:hint="default"/>
+                <w:lang w:val="en-US"/>
+              </w:rPr>
+              <w:t>1</w:t>
+            </w:r>
+          </w:p>
+        </w:tc>
+      </w:tr>
+      <w:tr>
+        <w:tblPrEx>
+          <w:tblBorders>
+            <w:top w:val="single" w:color="auto" w:sz="4" w:space="0"/>
+            <w:left w:val="single" w:color="auto" w:sz="4" w:space="0"/>
+            <w:bottom w:val="single" w:color="auto" w:sz="4" w:space="0"/>
+            <w:right w:val="single" w:color="auto" w:sz="4" w:space="0"/>
+            <w:insideH w:val="single" w:color="auto" w:sz="4" w:space="0"/>
+            <w:insideV w:val="single" w:color="auto" w:sz="4" w:space="0"/>
+          </w:tblBorders>
+        </w:tblPrEx>
+        <w:tc>
+          <w:tcPr>
+            <w:tcW w:w="2322" w:type="dxa"/>
+            <w:vAlign w:val="center"/>
+          </w:tcPr>
+          <w:p>
+            <w:pPr>
+              <w:bidi w:val="0"/>
+              <w:ind w:left="0" w:leftChars="0" w:firstLine="0" w:firstLineChars="0"/>
+              <w:jc w:val="center"/>
+              <w:rPr>
+                <w:rFonts w:hint="default"/>
+                <w:lang w:val="en-US"/>
+              </w:rPr>
+            </w:pPr>
+            <w:r>
+              <w:rPr>
+                <w:rFonts w:hint="default"/>
+                <w:lang w:val="en-US"/>
+              </w:rPr>
+              <w:t>Tụ điện</w:t>
             </w:r>
           </w:p>
         </w:tc>
         <w:tc>
           <w:tcPr>
-            <w:tcW w:w="824" w:type="pct"/>
+            <w:tcW w:w="2322" w:type="dxa"/>
             <w:vAlign w:val="center"/>
           </w:tcPr>
           <w:p>
             <w:pPr>
-              <w:spacing w:after="60"/>
-              <w:ind w:firstLine="0"/>
+              <w:bidi w:val="0"/>
+              <w:ind w:left="0" w:leftChars="0" w:firstLine="0" w:firstLineChars="0"/>
               <w:jc w:val="center"/>
+              <w:rPr>
+                <w:rFonts w:hint="default"/>
+                <w:lang w:val="en-US"/>
+              </w:rPr>
             </w:pPr>
             <w:r>
-              <w:t>0.5</w:t>
+              <w:rPr>
+                <w:rFonts w:hint="default"/>
+                <w:lang w:val="en-US"/>
+              </w:rPr>
+              <w:t>Gốm 22pF</w:t>
             </w:r>
           </w:p>
         </w:tc>
         <w:tc>
           <w:tcPr>
-            <w:tcW w:w="516" w:type="pct"/>
+            <w:tcW w:w="2322" w:type="dxa"/>
             <w:vAlign w:val="center"/>
           </w:tcPr>
           <w:p>
             <w:pPr>
-              <w:spacing w:after="60"/>
-              <w:ind w:firstLine="0"/>
+              <w:bidi w:val="0"/>
+              <w:ind w:left="0" w:leftChars="0" w:firstLine="0" w:firstLineChars="0"/>
               <w:jc w:val="center"/>
+              <w:rPr>
+                <w:rFonts w:hint="default"/>
+                <w:lang w:val="en-US"/>
+              </w:rPr>
             </w:pPr>
+            <w:r>
+              <w:rPr>
+                <w:rFonts w:hint="default"/>
+                <w:lang w:val="en-US"/>
+              </w:rPr>
+              <w:t>2</w:t>
+            </w:r>
           </w:p>
         </w:tc>
       </w:tr>
@@ -5960,100 +6384,80 @@
             <w:insideV w:val="single" w:color="auto" w:sz="4" w:space="0"/>
           </w:tblBorders>
           <w:tblCellMar>
-            <w:top w:w="0" w:type="dxa"/>
             <w:left w:w="108" w:type="dxa"/>
-            <w:bottom w:w="0" w:type="dxa"/>
             <w:right w:w="108" w:type="dxa"/>
           </w:tblCellMar>
         </w:tblPrEx>
         <w:tc>
           <w:tcPr>
-            <w:tcW w:w="373" w:type="pct"/>
+            <w:tcW w:w="2322" w:type="dxa"/>
             <w:vAlign w:val="center"/>
           </w:tcPr>
           <w:p>
             <w:pPr>
-              <w:spacing w:after="60"/>
-              <w:ind w:firstLine="0"/>
+              <w:bidi w:val="0"/>
+              <w:ind w:left="0" w:leftChars="0" w:firstLine="0" w:firstLineChars="0"/>
               <w:jc w:val="center"/>
+              <w:rPr>
+                <w:rFonts w:hint="default"/>
+                <w:lang w:val="en-US"/>
+              </w:rPr>
             </w:pPr>
             <w:r>
-              <w:t>2</w:t>
+              <w:rPr>
+                <w:rFonts w:hint="default"/>
+                <w:lang w:val="en-US"/>
+              </w:rPr>
+              <w:t>Tụ điện</w:t>
             </w:r>
           </w:p>
         </w:tc>
         <w:tc>
           <w:tcPr>
-            <w:tcW w:w="868" w:type="pct"/>
+            <w:tcW w:w="2322" w:type="dxa"/>
             <w:vAlign w:val="center"/>
           </w:tcPr>
           <w:p>
             <w:pPr>
-              <w:spacing w:after="60"/>
-              <w:ind w:firstLine="0"/>
+              <w:bidi w:val="0"/>
+              <w:ind w:left="0" w:leftChars="0" w:firstLine="0" w:firstLineChars="0"/>
               <w:jc w:val="center"/>
+              <w:rPr>
+                <w:rFonts w:hint="default"/>
+                <w:lang w:val="en-US"/>
+              </w:rPr>
             </w:pPr>
             <w:r>
-              <w:t>Duong_manh</w:t>
+              <w:rPr>
+                <w:rFonts w:hint="default"/>
+                <w:lang w:val="en-US"/>
+              </w:rPr>
+              <w:t>Gốm 100nF</w:t>
             </w:r>
           </w:p>
         </w:tc>
         <w:tc>
           <w:tcPr>
-            <w:tcW w:w="2419" w:type="pct"/>
+            <w:tcW w:w="2322" w:type="dxa"/>
             <w:vAlign w:val="center"/>
           </w:tcPr>
           <w:p>
             <w:pPr>
-              <w:spacing w:after="60"/>
-              <w:ind w:firstLine="0"/>
-              <w:jc w:val="left"/>
+              <w:bidi w:val="0"/>
+              <w:ind w:left="0" w:leftChars="0" w:firstLine="0" w:firstLineChars="0"/>
+              <w:jc w:val="center"/>
+              <w:rPr>
+                <w:rFonts w:hint="default"/>
+                <w:lang w:val="en-US"/>
+              </w:rPr>
             </w:pPr>
             <w:r>
-              <w:object>
-                <v:shape id="_x0000_i1027" o:spt="75" type="#_x0000_t75" style="height:13.35pt;width:100pt;" o:ole="t" filled="f" coordsize="21600,21600">
-                  <v:path/>
-                  <v:fill on="f" focussize="0,0"/>
-                  <v:stroke/>
-                  <v:imagedata r:id="rId13" o:title=""/>
-                  <o:lock v:ext="edit" aspectratio="t"/>
-                  <w10:wrap type="none"/>
-                  <w10:anchorlock/>
-                </v:shape>
-                <o:OLEObject Type="Embed" ProgID="PBrush" ShapeID="_x0000_i1027" DrawAspect="Content" ObjectID="_1468075726" r:id="rId14">
-                  <o:LockedField>false</o:LockedField>
-                </o:OLEObject>
-              </w:object>
-            </w:r>
-          </w:p>
-        </w:tc>
-        <w:tc>
-          <w:tcPr>
-            <w:tcW w:w="824" w:type="pct"/>
-            <w:vAlign w:val="center"/>
-          </w:tcPr>
-          <w:p>
-            <w:pPr>
-              <w:spacing w:after="60"/>
-              <w:ind w:firstLine="0"/>
-              <w:jc w:val="center"/>
-            </w:pPr>
-            <w:r>
-              <w:t>0.25</w:t>
-            </w:r>
-          </w:p>
-        </w:tc>
-        <w:tc>
-          <w:tcPr>
-            <w:tcW w:w="516" w:type="pct"/>
-            <w:vAlign w:val="center"/>
-          </w:tcPr>
-          <w:p>
-            <w:pPr>
-              <w:spacing w:after="60"/>
-              <w:ind w:firstLine="0"/>
-              <w:jc w:val="center"/>
-            </w:pPr>
+              <w:rPr>
+                <w:rFonts w:hint="default"/>
+                <w:lang w:val="en-US"/>
+              </w:rPr>
+              <w:t>6</w:t>
+            </w:r>
           </w:p>
         </w:tc>
       </w:tr>
@@ -6068,117 +6472,164 @@
             <w:insideV w:val="single" w:color="auto" w:sz="4" w:space="0"/>
           </w:tblBorders>
           <w:tblCellMar>
-            <w:top w:w="0" w:type="dxa"/>
             <w:left w:w="108" w:type="dxa"/>
-            <w:bottom w:w="0" w:type="dxa"/>
             <w:right w:w="108" w:type="dxa"/>
           </w:tblCellMar>
         </w:tblPrEx>
         <w:tc>
           <w:tcPr>
-            <w:tcW w:w="373" w:type="pct"/>
+            <w:tcW w:w="2322" w:type="dxa"/>
             <w:vAlign w:val="center"/>
           </w:tcPr>
           <w:p>
             <w:pPr>
-              <w:spacing w:after="60"/>
-              <w:ind w:firstLine="0"/>
+              <w:bidi w:val="0"/>
+              <w:ind w:left="0" w:leftChars="0" w:firstLine="0" w:firstLineChars="0"/>
               <w:jc w:val="center"/>
+              <w:rPr>
+                <w:rFonts w:hint="default"/>
+                <w:lang w:val="en-US"/>
+              </w:rPr>
             </w:pPr>
             <w:r>
-              <w:t>3</w:t>
+              <w:rPr>
+                <w:rFonts w:hint="default"/>
+                <w:lang w:val="en-US"/>
+              </w:rPr>
+              <w:t>Tụ điện</w:t>
             </w:r>
           </w:p>
         </w:tc>
         <w:tc>
           <w:tcPr>
-            <w:tcW w:w="868" w:type="pct"/>
+            <w:tcW w:w="2322" w:type="dxa"/>
             <w:vAlign w:val="center"/>
           </w:tcPr>
           <w:p>
             <w:pPr>
-              <w:spacing w:after="60"/>
-              <w:ind w:firstLine="0"/>
+              <w:bidi w:val="0"/>
+              <w:ind w:left="0" w:leftChars="0" w:firstLine="0" w:firstLineChars="0"/>
               <w:jc w:val="center"/>
+              <w:rPr>
+                <w:rFonts w:hint="default"/>
+                <w:lang w:val="en-US"/>
+              </w:rPr>
             </w:pPr>
             <w:r>
-              <w:t>Duong_dut</w:t>
+              <w:rPr>
+                <w:rFonts w:hint="default"/>
+                <w:lang w:val="en-US"/>
+              </w:rPr>
+              <w:t>Hóa 470uF</w:t>
             </w:r>
           </w:p>
         </w:tc>
         <w:tc>
           <w:tcPr>
-            <w:tcW w:w="2419" w:type="pct"/>
+            <w:tcW w:w="2322" w:type="dxa"/>
             <w:vAlign w:val="center"/>
           </w:tcPr>
           <w:p>
             <w:pPr>
-              <w:spacing w:after="60"/>
-              <w:ind w:firstLine="0"/>
-              <w:jc w:val="left"/>
+              <w:bidi w:val="0"/>
+              <w:ind w:left="0" w:leftChars="0" w:firstLine="0" w:firstLineChars="0"/>
+              <w:jc w:val="center"/>
+              <w:rPr>
+                <w:rFonts w:hint="default"/>
+                <w:lang w:val="en-US"/>
+              </w:rPr>
             </w:pPr>
             <w:r>
-              <w:object>
-                <v:shape id="_x0000_i1028" o:spt="75" type="#_x0000_t75" style="height:13.35pt;width:153.35pt;" o:ole="t" filled="f" coordsize="21600,21600">
-                  <v:path/>
-                  <v:fill on="f" focussize="0,0"/>
-                  <v:stroke/>
-                  <v:imagedata r:id="rId16" o:title=""/>
-                  <o:lock v:ext="edit" aspectratio="t"/>
-                  <w10:wrap type="none"/>
-                  <w10:anchorlock/>
-                </v:shape>
-                <o:OLEObject Type="Embed" ProgID="PBrush" ShapeID="_x0000_i1028" DrawAspect="Content" ObjectID="_1468075727" r:id="rId15">
-                  <o:LockedField>false</o:LockedField>
-                </o:OLEObject>
-              </w:object>
+              <w:rPr>
+                <w:rFonts w:hint="default"/>
+                <w:lang w:val="en-US"/>
+              </w:rPr>
+              <w:t>1</w:t>
             </w:r>
           </w:p>
+        </w:tc>
+      </w:tr>
+      <w:tr>
+        <w:tblPrEx>
+          <w:tblBorders>
+            <w:top w:val="single" w:color="auto" w:sz="4" w:space="0"/>
+            <w:left w:val="single" w:color="auto" w:sz="4" w:space="0"/>
+            <w:bottom w:val="single" w:color="auto" w:sz="4" w:space="0"/>
+            <w:right w:val="single" w:color="auto" w:sz="4" w:space="0"/>
+            <w:insideH w:val="single" w:color="auto" w:sz="4" w:space="0"/>
+            <w:insideV w:val="single" w:color="auto" w:sz="4" w:space="0"/>
+          </w:tblBorders>
+        </w:tblPrEx>
+        <w:tc>
+          <w:tcPr>
+            <w:tcW w:w="2322" w:type="dxa"/>
+            <w:vAlign w:val="center"/>
+          </w:tcPr>
           <w:p>
             <w:pPr>
-              <w:spacing w:after="60"/>
-              <w:ind w:firstLine="0"/>
-              <w:jc w:val="left"/>
+              <w:bidi w:val="0"/>
+              <w:ind w:left="0" w:leftChars="0" w:firstLine="0" w:firstLineChars="0"/>
+              <w:jc w:val="center"/>
+              <w:rPr>
+                <w:rFonts w:hint="default"/>
+                <w:lang w:val="en-US"/>
+              </w:rPr>
             </w:pPr>
             <w:r>
               <w:rPr>
-                <w:b/>
-                <w:bCs/>
-              </w:rPr>
-              <w:t>ISO02W050</w:t>
-            </w:r>
-            <w:r>
-              <w:t xml:space="preserve"> hoặc ISO02W100</w:t>
+                <w:rFonts w:hint="default"/>
+                <w:lang w:val="en-US"/>
+              </w:rPr>
+              <w:t>Điện trở</w:t>
             </w:r>
           </w:p>
         </w:tc>
         <w:tc>
           <w:tcPr>
-            <w:tcW w:w="824" w:type="pct"/>
+            <w:tcW w:w="2322" w:type="dxa"/>
             <w:vAlign w:val="center"/>
           </w:tcPr>
           <w:p>
             <w:pPr>
-              <w:spacing w:after="60"/>
-              <w:ind w:firstLine="0"/>
+              <w:bidi w:val="0"/>
+              <w:ind w:left="0" w:leftChars="0" w:firstLine="0" w:firstLineChars="0"/>
               <w:jc w:val="center"/>
+              <w:rPr>
+                <w:rFonts w:hint="default"/>
+                <w:lang w:val="en-US"/>
+              </w:rPr>
             </w:pPr>
             <w:r>
-              <w:t>0.25</w:t>
+              <w:rPr>
+                <w:rFonts w:hint="default"/>
+                <w:lang w:val="en-US"/>
+              </w:rPr>
+              <w:t>10K Ohm</w:t>
             </w:r>
           </w:p>
         </w:tc>
         <w:tc>
           <w:tcPr>
-            <w:tcW w:w="516" w:type="pct"/>
+            <w:tcW w:w="2322" w:type="dxa"/>
             <w:vAlign w:val="center"/>
           </w:tcPr>
           <w:p>
             <w:pPr>
-              <w:spacing w:after="60"/>
-              <w:ind w:firstLine="0"/>
+              <w:bidi w:val="0"/>
+              <w:ind w:left="0" w:leftChars="0" w:firstLine="0" w:firstLineChars="0"/>
               <w:jc w:val="center"/>
+              <w:rPr>
+                <w:rFonts w:hint="default"/>
+                <w:lang w:val="en-US"/>
+              </w:rPr>
             </w:pPr>
+            <w:r>
+              <w:rPr>
+                <w:rFonts w:hint="default"/>
+                <w:lang w:val="en-US"/>
+              </w:rPr>
+              <w:t>1</w:t>
+            </w:r>
           </w:p>
         </w:tc>
       </w:tr>
@@ -6193,117 +6644,80 @@
             <w:insideV w:val="single" w:color="auto" w:sz="4" w:space="0"/>
           </w:tblBorders>
           <w:tblCellMar>
-            <w:top w:w="0" w:type="dxa"/>
             <w:left w:w="108" w:type="dxa"/>
-            <w:bottom w:w="0" w:type="dxa"/>
             <w:right w:w="108" w:type="dxa"/>
           </w:tblCellMar>
         </w:tblPrEx>
         <w:tc>
           <w:tcPr>
-            <w:tcW w:w="373" w:type="pct"/>
+            <w:tcW w:w="2322" w:type="dxa"/>
             <w:vAlign w:val="center"/>
           </w:tcPr>
           <w:p>
             <w:pPr>
-              <w:spacing w:after="60"/>
-              <w:ind w:firstLine="0"/>
+              <w:bidi w:val="0"/>
+              <w:ind w:left="0" w:leftChars="0" w:firstLine="0" w:firstLineChars="0"/>
               <w:jc w:val="center"/>
+              <w:rPr>
+                <w:rFonts w:hint="default"/>
+                <w:lang w:val="en-US"/>
+              </w:rPr>
             </w:pPr>
             <w:r>
-              <w:t>4</w:t>
+              <w:rPr>
+                <w:rFonts w:hint="default"/>
+                <w:lang w:val="en-US"/>
+              </w:rPr>
+              <w:t>Điện trở</w:t>
             </w:r>
           </w:p>
         </w:tc>
         <w:tc>
           <w:tcPr>
-            <w:tcW w:w="868" w:type="pct"/>
+            <w:tcW w:w="2322" w:type="dxa"/>
             <w:vAlign w:val="center"/>
           </w:tcPr>
           <w:p>
             <w:pPr>
-              <w:spacing w:after="60"/>
-              <w:ind w:firstLine="0"/>
+              <w:bidi w:val="0"/>
+              <w:ind w:left="0" w:leftChars="0" w:firstLine="0" w:firstLineChars="0"/>
               <w:jc w:val="center"/>
+              <w:rPr>
+                <w:rFonts w:hint="default"/>
+                <w:lang w:val="en-US"/>
+              </w:rPr>
             </w:pPr>
             <w:r>
-              <w:t>Duong_tam</w:t>
+              <w:rPr>
+                <w:rFonts w:hint="default"/>
+                <w:lang w:val="en-US"/>
+              </w:rPr>
+              <w:t>330 Ohm</w:t>
             </w:r>
           </w:p>
         </w:tc>
         <w:tc>
           <w:tcPr>
-            <w:tcW w:w="2419" w:type="pct"/>
+            <w:tcW w:w="2322" w:type="dxa"/>
             <w:vAlign w:val="center"/>
           </w:tcPr>
           <w:p>
             <w:pPr>
-              <w:spacing w:after="60"/>
-              <w:ind w:firstLine="0"/>
-              <w:jc w:val="left"/>
+              <w:bidi w:val="0"/>
+              <w:ind w:left="0" w:leftChars="0" w:firstLine="0" w:firstLineChars="0"/>
+              <w:jc w:val="center"/>
+              <w:rPr>
+                <w:rFonts w:hint="default"/>
+                <w:lang w:val="en-US"/>
+              </w:rPr>
             </w:pPr>
             <w:r>
-              <w:object>
-                <v:shape id="_x0000_i1029" o:spt="75" type="#_x0000_t75" style="height:15.35pt;width:208pt;" o:ole="t" filled="f" coordsize="21600,21600">
-                  <v:path/>
-                  <v:fill on="f" focussize="0,0"/>
-                  <v:stroke/>
-                  <v:imagedata r:id="rId18" o:title=""/>
-                  <o:lock v:ext="edit" aspectratio="t"/>
-                  <w10:wrap type="none"/>
-                  <w10:anchorlock/>
-                </v:shape>
-                <o:OLEObject Type="Embed" ProgID="PBrush" ShapeID="_x0000_i1029" DrawAspect="Content" ObjectID="_1468075728" r:id="rId17">
-                  <o:LockedField>false</o:LockedField>
-                </o:OLEObject>
-              </w:object>
-            </w:r>
-          </w:p>
-          <w:p>
-            <w:pPr>
-              <w:spacing w:after="60"/>
-              <w:ind w:firstLine="0"/>
-              <w:jc w:val="left"/>
-            </w:pPr>
-            <w:r>
-              <w:rPr>
-                <w:b/>
-                <w:bCs/>
-              </w:rPr>
-              <w:t>ISO08W050</w:t>
-            </w:r>
-            <w:r>
-              <w:t xml:space="preserve"> hoặc ISO08W100</w:t>
-            </w:r>
-          </w:p>
-        </w:tc>
-        <w:tc>
-          <w:tcPr>
-            <w:tcW w:w="824" w:type="pct"/>
-            <w:vAlign w:val="center"/>
-          </w:tcPr>
-          <w:p>
-            <w:pPr>
-              <w:spacing w:after="60"/>
-              <w:ind w:firstLine="0"/>
-              <w:jc w:val="center"/>
-            </w:pPr>
-            <w:r>
-              <w:t>0.25</w:t>
-            </w:r>
-          </w:p>
-        </w:tc>
-        <w:tc>
-          <w:tcPr>
-            <w:tcW w:w="516" w:type="pct"/>
-            <w:vAlign w:val="center"/>
-          </w:tcPr>
-          <w:p>
-            <w:pPr>
-              <w:spacing w:after="60"/>
-              <w:ind w:firstLine="0"/>
-              <w:jc w:val="center"/>
-            </w:pPr>
+              <w:rPr>
+                <w:rFonts w:hint="default"/>
+                <w:lang w:val="en-US"/>
+              </w:rPr>
+              <w:t>4</w:t>
+            </w:r>
           </w:p>
         </w:tc>
       </w:tr>
@@ -6318,100 +6732,164 @@
             <w:insideV w:val="single" w:color="auto" w:sz="4" w:space="0"/>
           </w:tblBorders>
           <w:tblCellMar>
-            <w:top w:w="0" w:type="dxa"/>
             <w:left w:w="108" w:type="dxa"/>
-            <w:bottom w:w="0" w:type="dxa"/>
             <w:right w:w="108" w:type="dxa"/>
           </w:tblCellMar>
         </w:tblPrEx>
         <w:tc>
           <w:tcPr>
-            <w:tcW w:w="373" w:type="pct"/>
+            <w:tcW w:w="2322" w:type="dxa"/>
             <w:vAlign w:val="center"/>
           </w:tcPr>
           <w:p>
             <w:pPr>
-              <w:spacing w:after="60"/>
-              <w:ind w:firstLine="0"/>
+              <w:bidi w:val="0"/>
+              <w:ind w:left="0" w:leftChars="0" w:firstLine="0" w:firstLineChars="0"/>
               <w:jc w:val="center"/>
+              <w:rPr>
+                <w:rFonts w:hint="default"/>
+                <w:lang w:val="en-US"/>
+              </w:rPr>
             </w:pPr>
             <w:r>
-              <w:t>5</w:t>
+              <w:rPr>
+                <w:rFonts w:hint="default"/>
+                <w:lang w:val="en-US"/>
+              </w:rPr>
+              <w:t>Thạch anh</w:t>
             </w:r>
           </w:p>
         </w:tc>
         <w:tc>
           <w:tcPr>
-            <w:tcW w:w="868" w:type="pct"/>
+            <w:tcW w:w="2322" w:type="dxa"/>
             <w:vAlign w:val="center"/>
           </w:tcPr>
           <w:p>
             <w:pPr>
-              <w:spacing w:after="60"/>
-              <w:ind w:firstLine="0"/>
+              <w:bidi w:val="0"/>
+              <w:ind w:left="0" w:leftChars="0" w:firstLine="0" w:firstLineChars="0"/>
               <w:jc w:val="center"/>
+              <w:rPr>
+                <w:rFonts w:hint="default"/>
+                <w:lang w:val="en-US"/>
+              </w:rPr>
             </w:pPr>
             <w:r>
-              <w:t>Khung_ten</w:t>
+              <w:rPr>
+                <w:rFonts w:hint="default"/>
+                <w:lang w:val="en-US"/>
+              </w:rPr>
+              <w:t>20 MHz</w:t>
             </w:r>
           </w:p>
         </w:tc>
         <w:tc>
           <w:tcPr>
-            <w:tcW w:w="2419" w:type="pct"/>
+            <w:tcW w:w="2322" w:type="dxa"/>
             <w:vAlign w:val="center"/>
           </w:tcPr>
           <w:p>
             <w:pPr>
-              <w:spacing w:after="60"/>
-              <w:ind w:firstLine="0"/>
-              <w:jc w:val="left"/>
+              <w:bidi w:val="0"/>
+              <w:ind w:left="0" w:leftChars="0" w:firstLine="0" w:firstLineChars="0"/>
+              <w:jc w:val="center"/>
+              <w:rPr>
+                <w:rFonts w:hint="default"/>
+                <w:lang w:val="en-US"/>
+              </w:rPr>
             </w:pPr>
             <w:r>
-              <w:object>
-                <v:shape id="_x0000_i1030" o:spt="75" type="#_x0000_t75" style="height:13.35pt;width:100pt;" o:ole="t" filled="f" coordsize="21600,21600">
-                  <v:path/>
-                  <v:fill on="f" focussize="0,0"/>
-                  <v:stroke/>
-                  <v:imagedata r:id="rId13" o:title=""/>
-                  <o:lock v:ext="edit" aspectratio="t"/>
-                  <w10:wrap type="none"/>
-                  <w10:anchorlock/>
-                </v:shape>
-                <o:OLEObject Type="Embed" ProgID="PBrush" ShapeID="_x0000_i1030" DrawAspect="Content" ObjectID="_1468075729" r:id="rId19">
-                  <o:LockedField>false</o:LockedField>
-                </o:OLEObject>
-              </w:object>
+              <w:rPr>
+                <w:rFonts w:hint="default"/>
+                <w:lang w:val="en-US"/>
+              </w:rPr>
+              <w:t>1</w:t>
+            </w:r>
+          </w:p>
+        </w:tc>
+      </w:tr>
+      <w:tr>
+        <w:tblPrEx>
+          <w:tblBorders>
+            <w:top w:val="single" w:color="auto" w:sz="4" w:space="0"/>
+            <w:left w:val="single" w:color="auto" w:sz="4" w:space="0"/>
+            <w:bottom w:val="single" w:color="auto" w:sz="4" w:space="0"/>
+            <w:right w:val="single" w:color="auto" w:sz="4" w:space="0"/>
+            <w:insideH w:val="single" w:color="auto" w:sz="4" w:space="0"/>
+            <w:insideV w:val="single" w:color="auto" w:sz="4" w:space="0"/>
+          </w:tblBorders>
+        </w:tblPrEx>
+        <w:tc>
+          <w:tcPr>
+            <w:tcW w:w="2322" w:type="dxa"/>
+            <w:vAlign w:val="center"/>
+          </w:tcPr>
+          <w:p>
+            <w:pPr>
+              <w:bidi w:val="0"/>
+              <w:ind w:left="0" w:leftChars="0" w:firstLine="0" w:firstLineChars="0"/>
+              <w:jc w:val="center"/>
+              <w:rPr>
+                <w:rFonts w:hint="default"/>
+                <w:lang w:val="en-US"/>
+              </w:rPr>
+            </w:pPr>
+            <w:r>
+              <w:rPr>
+                <w:rFonts w:hint="default"/>
+                <w:lang w:val="en-US"/>
+              </w:rPr>
+              <w:t>Hàng rào</w:t>
             </w:r>
           </w:p>
         </w:tc>
         <w:tc>
           <w:tcPr>
-            <w:tcW w:w="824" w:type="pct"/>
+            <w:tcW w:w="2322" w:type="dxa"/>
             <w:vAlign w:val="center"/>
           </w:tcPr>
           <w:p>
             <w:pPr>
-              <w:spacing w:after="60"/>
-              <w:ind w:firstLine="0"/>
+              <w:bidi w:val="0"/>
+              <w:ind w:left="0" w:leftChars="0" w:firstLine="0" w:firstLineChars="0"/>
               <w:jc w:val="center"/>
+              <w:rPr>
+                <w:rFonts w:hint="default"/>
+                <w:lang w:val="en-US"/>
+              </w:rPr>
             </w:pPr>
             <w:r>
-              <w:t>0.7</w:t>
+              <w:rPr>
+                <w:rFonts w:hint="default"/>
+                <w:lang w:val="en-US"/>
+              </w:rPr>
+              <w:t>Đực 2.54mm 01x05</w:t>
             </w:r>
           </w:p>
         </w:tc>
         <w:tc>
           <w:tcPr>
-            <w:tcW w:w="516" w:type="pct"/>
+            <w:tcW w:w="2322" w:type="dxa"/>
             <w:vAlign w:val="center"/>
           </w:tcPr>
           <w:p>
             <w:pPr>
-              <w:spacing w:after="60"/>
-              <w:ind w:firstLine="0"/>
+              <w:bidi w:val="0"/>
+              <w:ind w:left="0" w:leftChars="0" w:firstLine="0" w:firstLineChars="0"/>
               <w:jc w:val="center"/>
+              <w:rPr>
+                <w:rFonts w:hint="default"/>
+                <w:lang w:val="en-US"/>
+              </w:rPr>
             </w:pPr>
+            <w:r>
+              <w:rPr>
+                <w:rFonts w:hint="default"/>
+                <w:lang w:val="en-US"/>
+              </w:rPr>
+              <w:t>1</w:t>
+            </w:r>
           </w:p>
         </w:tc>
       </w:tr>
@@ -6426,122 +6904,79 @@
             <w:insideV w:val="single" w:color="auto" w:sz="4" w:space="0"/>
           </w:tblBorders>
           <w:tblCellMar>
-            <w:top w:w="0" w:type="dxa"/>
             <w:left w:w="108" w:type="dxa"/>
-            <w:bottom w:w="0" w:type="dxa"/>
             <w:right w:w="108" w:type="dxa"/>
           </w:tblCellMar>
         </w:tblPrEx>
         <w:tc>
           <w:tcPr>
-            <w:tcW w:w="373" w:type="pct"/>
+            <w:tcW w:w="2322" w:type="dxa"/>
             <w:vAlign w:val="center"/>
           </w:tcPr>
           <w:p>
             <w:pPr>
-              <w:spacing w:after="60"/>
-              <w:ind w:firstLine="0"/>
+              <w:bidi w:val="0"/>
+              <w:ind w:left="0" w:leftChars="0" w:firstLine="0" w:firstLineChars="0"/>
               <w:jc w:val="center"/>
+              <w:rPr>
+                <w:rFonts w:hint="default"/>
+                <w:lang w:val="en-US"/>
+              </w:rPr>
             </w:pPr>
             <w:r>
-              <w:t>6</w:t>
+              <w:rPr>
+                <w:rFonts w:hint="default"/>
+                <w:lang w:val="en-US"/>
+              </w:rPr>
+              <w:t>Hàng rào</w:t>
             </w:r>
           </w:p>
         </w:tc>
         <w:tc>
           <w:tcPr>
-            <w:tcW w:w="868" w:type="pct"/>
+            <w:tcW w:w="2322" w:type="dxa"/>
             <w:vAlign w:val="center"/>
           </w:tcPr>
           <w:p>
             <w:pPr>
-              <w:spacing w:after="60"/>
-              <w:ind w:firstLine="0"/>
+              <w:bidi w:val="0"/>
+              <w:ind w:left="0" w:leftChars="0" w:firstLine="0" w:firstLineChars="0"/>
               <w:jc w:val="center"/>
+              <w:rPr>
+                <w:rFonts w:hint="default"/>
+                <w:lang w:val="en-US"/>
+              </w:rPr>
             </w:pPr>
             <w:r>
-              <w:t>Mat_cat</w:t>
+              <w:rPr>
+                <w:rFonts w:hint="default"/>
+                <w:lang w:val="en-US"/>
+              </w:rPr>
+              <w:t>Đực 2.54mm 01x06</w:t>
             </w:r>
           </w:p>
         </w:tc>
         <w:tc>
           <w:tcPr>
-            <w:tcW w:w="2419" w:type="pct"/>
+            <w:tcW w:w="2322" w:type="dxa"/>
             <w:vAlign w:val="center"/>
           </w:tcPr>
           <w:p>
             <w:pPr>
-              <w:spacing w:after="60"/>
-              <w:ind w:firstLine="0"/>
-              <w:jc w:val="left"/>
+              <w:bidi w:val="0"/>
+              <w:ind w:left="0" w:leftChars="0" w:firstLine="0" w:firstLineChars="0"/>
+              <w:jc w:val="center"/>
+              <w:rPr>
+                <w:rFonts w:hint="default"/>
+                <w:lang w:val="en-US"/>
+              </w:rPr>
             </w:pPr>
             <w:r>
-              <w:object>
-                <v:shape id="_x0000_i1031" o:spt="75" type="#_x0000_t75" style="height:15.35pt;width:208pt;" o:ole="t" filled="f" coordsize="21600,21600">
-                  <v:path/>
-                  <v:fill on="f" focussize="0,0"/>
-                  <v:stroke/>
-                  <v:imagedata r:id="rId18" o:title=""/>
-                  <o:lock v:ext="edit" aspectratio="t"/>
-                  <w10:wrap type="none"/>
-                  <w10:anchorlock/>
-                </v:shape>
-                <o:OLEObject Type="Embed" ProgID="PBrush" ShapeID="_x0000_i1031" DrawAspect="Content" ObjectID="_1468075730" r:id="rId20">
-                  <o:LockedField>false</o:LockedField>
-                </o:OLEObject>
-              </w:object>
-            </w:r>
-          </w:p>
-          <w:p>
-            <w:pPr>
-              <w:spacing w:after="60"/>
-              <w:ind w:firstLine="0"/>
-              <w:jc w:val="left"/>
-            </w:pPr>
-            <w:r>
-              <w:rPr>
-                <w:b/>
-                <w:bCs/>
-              </w:rPr>
-              <w:t>ISO08W050</w:t>
-            </w:r>
-            <w:r>
-              <w:t xml:space="preserve"> hoặc ISO08W100</w:t>
-            </w:r>
-          </w:p>
-        </w:tc>
-        <w:tc>
-          <w:tcPr>
-            <w:tcW w:w="824" w:type="pct"/>
-            <w:vAlign w:val="center"/>
-          </w:tcPr>
-          <w:p>
-            <w:pPr>
-              <w:spacing w:after="60"/>
-              <w:ind w:firstLine="0"/>
-              <w:jc w:val="center"/>
-            </w:pPr>
-            <w:r>
-              <w:t>0.7</w:t>
-            </w:r>
-          </w:p>
-        </w:tc>
-        <w:tc>
-          <w:tcPr>
-            <w:tcW w:w="516" w:type="pct"/>
-            <w:vAlign w:val="center"/>
-          </w:tcPr>
-          <w:p>
-            <w:pPr>
-              <w:spacing w:after="60"/>
-              <w:ind w:firstLine="0"/>
-              <w:jc w:val="center"/>
-              <w:rPr>
-                <w:lang w:val="en-US"/>
-              </w:rPr>
-            </w:pPr>
-            <w:r>
-              <w:t>Mặt phẳng cắt</w:t>
+              <w:rPr>
+                <w:rFonts w:hint="default"/>
+                <w:lang w:val="en-US"/>
+              </w:rPr>
+              <w:t>1</w:t>
             </w:r>
           </w:p>
         </w:tc>
@@ -6557,506 +6992,246 @@
             <w:insideV w:val="single" w:color="auto" w:sz="4" w:space="0"/>
           </w:tblBorders>
           <w:tblCellMar>
-            <w:top w:w="0" w:type="dxa"/>
             <w:left w:w="108" w:type="dxa"/>
-            <w:bottom w:w="0" w:type="dxa"/>
             <w:right w:w="108" w:type="dxa"/>
           </w:tblCellMar>
         </w:tblPrEx>
         <w:tc>
           <w:tcPr>
-            <w:tcW w:w="373" w:type="pct"/>
+            <w:tcW w:w="2322" w:type="dxa"/>
             <w:vAlign w:val="center"/>
           </w:tcPr>
           <w:p>
             <w:pPr>
-              <w:spacing w:after="60"/>
-              <w:ind w:firstLine="0"/>
+              <w:bidi w:val="0"/>
+              <w:ind w:left="0" w:leftChars="0" w:firstLine="0" w:firstLineChars="0"/>
               <w:jc w:val="center"/>
+              <w:rPr>
+                <w:rFonts w:hint="default"/>
+                <w:lang w:val="en-US"/>
+              </w:rPr>
             </w:pPr>
             <w:r>
-              <w:t>7</w:t>
+              <w:rPr>
+                <w:rFonts w:hint="default"/>
+                <w:lang w:val="en-US"/>
+              </w:rPr>
+              <w:t>Nút nhấn</w:t>
             </w:r>
           </w:p>
         </w:tc>
         <w:tc>
           <w:tcPr>
-            <w:tcW w:w="868" w:type="pct"/>
+            <w:tcW w:w="2322" w:type="dxa"/>
             <w:vAlign w:val="center"/>
           </w:tcPr>
           <w:p>
             <w:pPr>
-              <w:spacing w:after="60"/>
-              <w:ind w:firstLine="0"/>
+              <w:bidi w:val="0"/>
+              <w:ind w:left="0" w:leftChars="0" w:firstLine="0" w:firstLineChars="0"/>
               <w:jc w:val="center"/>
+              <w:rPr>
+                <w:rFonts w:hint="default"/>
+                <w:lang w:val="en-US"/>
+              </w:rPr>
             </w:pPr>
-            <w:r>
-              <w:t>Khung_bao</w:t>
-            </w:r>
           </w:p>
         </w:tc>
         <w:tc>
           <w:tcPr>
-            <w:tcW w:w="2419" w:type="pct"/>
+            <w:tcW w:w="2322" w:type="dxa"/>
             <w:vAlign w:val="center"/>
           </w:tcPr>
           <w:p>
             <w:pPr>
-              <w:spacing w:after="60"/>
-              <w:ind w:firstLine="0"/>
-              <w:jc w:val="left"/>
+              <w:bidi w:val="0"/>
+              <w:ind w:left="0" w:leftChars="0" w:firstLine="0" w:firstLineChars="0"/>
+              <w:jc w:val="center"/>
+              <w:rPr>
+                <w:rFonts w:hint="default"/>
+                <w:lang w:val="en-US"/>
+              </w:rPr>
             </w:pPr>
             <w:r>
-              <w:object>
-                <v:shape id="_x0000_i1032" o:spt="75" type="#_x0000_t75" style="height:13.35pt;width:100pt;" o:ole="t" filled="f" coordsize="21600,21600">
-                  <v:path/>
-                  <v:fill on="f" focussize="0,0"/>
-                  <v:stroke/>
-                  <v:imagedata r:id="rId13" o:title=""/>
-                  <o:lock v:ext="edit" aspectratio="t"/>
-                  <w10:wrap type="none"/>
-                  <w10:anchorlock/>
-                </v:shape>
-                <o:OLEObject Type="Embed" ProgID="PBrush" ShapeID="_x0000_i1032" DrawAspect="Content" ObjectID="_1468075731" r:id="rId21">
-                  <o:LockedField>false</o:LockedField>
-                </o:OLEObject>
-              </w:object>
+              <w:rPr>
+                <w:rFonts w:hint="default"/>
+                <w:lang w:val="en-US"/>
+              </w:rPr>
+              <w:t>3</w:t>
+            </w:r>
+          </w:p>
+        </w:tc>
+      </w:tr>
+      <w:tr>
+        <w:tblPrEx>
+          <w:tblBorders>
+            <w:top w:val="single" w:color="auto" w:sz="4" w:space="0"/>
+            <w:left w:val="single" w:color="auto" w:sz="4" w:space="0"/>
+            <w:bottom w:val="single" w:color="auto" w:sz="4" w:space="0"/>
+            <w:right w:val="single" w:color="auto" w:sz="4" w:space="0"/>
+            <w:insideH w:val="single" w:color="auto" w:sz="4" w:space="0"/>
+            <w:insideV w:val="single" w:color="auto" w:sz="4" w:space="0"/>
+          </w:tblBorders>
+          <w:tblCellMar>
+            <w:left w:w="108" w:type="dxa"/>
+            <w:right w:w="108" w:type="dxa"/>
+          </w:tblCellMar>
+        </w:tblPrEx>
+        <w:tc>
+          <w:tcPr>
+            <w:tcW w:w="2322" w:type="dxa"/>
+            <w:vAlign w:val="center"/>
+          </w:tcPr>
+          <w:p>
+            <w:pPr>
+              <w:bidi w:val="0"/>
+              <w:ind w:left="0" w:leftChars="0" w:firstLine="0" w:firstLineChars="0"/>
+              <w:jc w:val="center"/>
+              <w:rPr>
+                <w:rFonts w:hint="default"/>
+                <w:lang w:val="en-US"/>
+              </w:rPr>
+            </w:pPr>
+            <w:r>
+              <w:rPr>
+                <w:rFonts w:hint="default"/>
+                <w:lang w:val="en-US"/>
+              </w:rPr>
+              <w:t>Terminal</w:t>
             </w:r>
           </w:p>
         </w:tc>
         <w:tc>
           <w:tcPr>
-            <w:tcW w:w="824" w:type="pct"/>
+            <w:tcW w:w="2322" w:type="dxa"/>
             <w:vAlign w:val="center"/>
           </w:tcPr>
           <w:p>
             <w:pPr>
-              <w:spacing w:after="60"/>
-              <w:ind w:firstLine="0"/>
+              <w:bidi w:val="0"/>
+              <w:ind w:left="0" w:leftChars="0" w:firstLine="0" w:firstLineChars="0"/>
               <w:jc w:val="center"/>
+              <w:rPr>
+                <w:rFonts w:hint="default"/>
+                <w:lang w:val="en-US"/>
+              </w:rPr>
             </w:pPr>
             <w:r>
-              <w:t>0.25</w:t>
+              <w:rPr>
+                <w:rFonts w:hint="default"/>
+                <w:lang w:val="en-US"/>
+              </w:rPr>
+              <w:t>2 pin</w:t>
             </w:r>
           </w:p>
         </w:tc>
         <w:tc>
           <w:tcPr>
-            <w:tcW w:w="516" w:type="pct"/>
+            <w:tcW w:w="2322" w:type="dxa"/>
             <w:vAlign w:val="center"/>
           </w:tcPr>
           <w:p>
             <w:pPr>
-              <w:spacing w:after="60"/>
-              <w:ind w:firstLine="0"/>
+              <w:bidi w:val="0"/>
+              <w:ind w:left="0" w:leftChars="0" w:firstLine="0" w:firstLineChars="0"/>
               <w:jc w:val="center"/>
+              <w:rPr>
+                <w:rFonts w:hint="default"/>
+                <w:lang w:val="en-US"/>
+              </w:rPr>
             </w:pPr>
             <w:r>
-              <w:object>
-                <v:shape id="_x0000_i1033" o:spt="75" type="#_x0000_t75" style="height:18.65pt;width:20.65pt;" o:ole="t" filled="f" coordsize="21600,21600">
-                  <v:path/>
-                  <v:fill on="f" focussize="0,0"/>
-                  <v:stroke/>
-                  <v:imagedata r:id="rId23" o:title=""/>
-                  <o:lock v:ext="edit" aspectratio="t"/>
-                  <w10:wrap type="none"/>
-                  <w10:anchorlock/>
-                </v:shape>
-                <o:OLEObject Type="Embed" ProgID="PBrush" ShapeID="_x0000_i1033" DrawAspect="Content" ObjectID="_1468075732" r:id="rId22">
-                  <o:LockedField>false</o:LockedField>
-                </o:OLEObject>
-              </w:object>
+              <w:rPr>
+                <w:rFonts w:hint="default"/>
+                <w:lang w:val="en-US"/>
+              </w:rPr>
+              <w:t>1</w:t>
+            </w:r>
+          </w:p>
+        </w:tc>
+      </w:tr>
+      <w:tr>
+        <w:tblPrEx>
+          <w:tblBorders>
+            <w:top w:val="single" w:color="auto" w:sz="4" w:space="0"/>
+            <w:left w:val="single" w:color="auto" w:sz="4" w:space="0"/>
+            <w:bottom w:val="single" w:color="auto" w:sz="4" w:space="0"/>
+            <w:right w:val="single" w:color="auto" w:sz="4" w:space="0"/>
+            <w:insideH w:val="single" w:color="auto" w:sz="4" w:space="0"/>
+            <w:insideV w:val="single" w:color="auto" w:sz="4" w:space="0"/>
+          </w:tblBorders>
+          <w:tblCellMar>
+            <w:left w:w="108" w:type="dxa"/>
+            <w:right w:w="108" w:type="dxa"/>
+          </w:tblCellMar>
+        </w:tblPrEx>
+        <w:tc>
+          <w:tcPr>
+            <w:tcW w:w="2322" w:type="dxa"/>
+            <w:vAlign w:val="center"/>
+          </w:tcPr>
+          <w:p>
+            <w:pPr>
+              <w:bidi w:val="0"/>
+              <w:ind w:left="0" w:leftChars="0" w:firstLine="0" w:firstLineChars="0"/>
+              <w:jc w:val="center"/>
+              <w:rPr>
+                <w:rFonts w:hint="default"/>
+                <w:lang w:val="en-US"/>
+              </w:rPr>
+            </w:pPr>
+            <w:r>
+              <w:rPr>
+                <w:rFonts w:hint="default"/>
+                <w:lang w:val="en-US"/>
+              </w:rPr>
+              <w:t>Mạch giảm áp LM2596</w:t>
+            </w:r>
+          </w:p>
+        </w:tc>
+        <w:tc>
+          <w:tcPr>
+            <w:tcW w:w="2322" w:type="dxa"/>
+            <w:vAlign w:val="center"/>
+          </w:tcPr>
+          <w:p>
+            <w:pPr>
+              <w:bidi w:val="0"/>
+              <w:ind w:left="0" w:leftChars="0" w:firstLine="0" w:firstLineChars="0"/>
+              <w:jc w:val="center"/>
+              <w:rPr>
+                <w:rFonts w:hint="default"/>
+                <w:lang w:val="en-US"/>
+              </w:rPr>
+            </w:pPr>
+          </w:p>
+        </w:tc>
+        <w:tc>
+          <w:tcPr>
+            <w:tcW w:w="2322" w:type="dxa"/>
+            <w:vAlign w:val="center"/>
+          </w:tcPr>
+          <w:p>
+            <w:pPr>
+              <w:bidi w:val="0"/>
+              <w:ind w:left="0" w:leftChars="0" w:firstLine="0" w:firstLineChars="0"/>
+              <w:jc w:val="center"/>
+              <w:rPr>
+                <w:rFonts w:hint="default"/>
+                <w:lang w:val="en-US"/>
+              </w:rPr>
+            </w:pPr>
+            <w:r>
+              <w:rPr>
+                <w:rFonts w:hint="default"/>
+                <w:lang w:val="en-US"/>
+              </w:rPr>
+              <w:t>1</w:t>
             </w:r>
           </w:p>
         </w:tc>
       </w:tr>
     </w:tbl>
-    <w:p>
-      <w:pPr>
-        <w:pStyle w:val="31"/>
-        <w:numPr>
-          <w:ilvl w:val="0"/>
-          <w:numId w:val="2"/>
-        </w:numPr>
-        <w:ind w:left="284" w:hanging="284"/>
-        <w:rPr>
-          <w:lang w:val="en-US"/>
-        </w:rPr>
-      </w:pPr>
-      <w:r>
-        <w:rPr>
-          <w:lang w:val="en-US"/>
-        </w:rPr>
-        <w:t>Đường nét, xem bảng 2.1:</w:t>
-      </w:r>
-    </w:p>
-    <w:p>
-      <w:pPr>
-        <w:numPr>
-          <w:ilvl w:val="0"/>
-          <w:numId w:val="3"/>
-        </w:numPr>
-        <w:spacing w:before="80" w:after="80" w:line="269" w:lineRule="auto"/>
-        <w:ind w:left="709"/>
-      </w:pPr>
-      <w:r>
-        <w:t>Bề rộng nét: nét đậm là 0.5mm, nét mãnh là 0.25mm</w:t>
-      </w:r>
-    </w:p>
-    <w:p>
-      <w:pPr>
-        <w:numPr>
-          <w:ilvl w:val="0"/>
-          <w:numId w:val="3"/>
-        </w:numPr>
-        <w:spacing w:before="80" w:after="80" w:line="269" w:lineRule="auto"/>
-        <w:ind w:left="709"/>
-      </w:pPr>
-      <w:r>
-        <w:t>Đường tâm: gạch ngắn-gạch dài: ISO08W50/100 (global scale: 0.25, nếu W50 thì 0.5, gạch dài 6mm, gạch ngắn 1.5mm, khe hở: 0.75mm)</w:t>
-      </w:r>
-    </w:p>
-    <w:p>
-      <w:pPr>
-        <w:numPr>
-          <w:ilvl w:val="0"/>
-          <w:numId w:val="3"/>
-        </w:numPr>
-        <w:spacing w:before="80" w:after="80" w:line="269" w:lineRule="auto"/>
-        <w:ind w:left="709"/>
-      </w:pPr>
-      <w:r>
-        <w:t>Đường đứt: gạch ngắn-gạch ngắn: ISO02W50/100 (global scale: 0.25, nếu W50 thì 0.5, gạch ngắn 3mm)</w:t>
-      </w:r>
-    </w:p>
-    <w:p>
-      <w:pPr>
-        <w:pStyle w:val="37"/>
-        <w:numPr>
-          <w:ilvl w:val="1"/>
-          <w:numId w:val="1"/>
-        </w:numPr>
-        <w:rPr>
-          <w:lang w:val="en-US"/>
-        </w:rPr>
-      </w:pPr>
-      <w:bookmarkStart w:id="11" w:name="_Toc141513043"/>
-      <w:r>
-        <w:rPr>
-          <w:lang w:val="en-US"/>
-        </w:rPr>
-        <w:t>Bản vẽ lắp</w:t>
-      </w:r>
-      <w:bookmarkEnd w:id="11"/>
-    </w:p>
-    <w:p>
-      <w:pPr>
-        <w:rPr>
-          <w:lang w:val="en-US"/>
-        </w:rPr>
-      </w:pPr>
-      <w:r>
-        <w:rPr>
-          <w:lang w:val="en-US"/>
-        </w:rPr>
-        <w:t>Bao gồm các hình chiếu (hình chiếu đứng, hình chiếu bằng, hình chiếu cạnh), các hình cắt, mặt cắt...thể hiện đầy đủ kết cấu của máy thiết kế. Bản vẽ được thực hiện trên máy tính, đúng tiêu chuẩn vẽ kỹ thuật, đầy đủ kích thước, dung sai lắp ghép...Khung tên bản vẽ lắp được quy định như hình 2.1.</w:t>
-      </w:r>
-    </w:p>
-    <w:p>
-      <w:pPr>
-        <w:pStyle w:val="34"/>
-        <w:keepNext/>
-        <w:jc w:val="center"/>
-      </w:pPr>
-      <w:r>
-        <w:drawing>
-          <wp:inline distT="0" distB="0" distL="0" distR="0">
-            <wp:extent cx="5684520" cy="3832860"/>
-            <wp:effectExtent l="0" t="0" r="0" b="0"/>
-            <wp:docPr id="701329232" name="Graphic 1"/>
-            <wp:cNvGraphicFramePr>
-              <a:graphicFrameLocks xmlns:a="http://schemas.openxmlformats.org/drawingml/2006/main" noChangeAspect="1"/>
-            </wp:cNvGraphicFramePr>
-            <a:graphic xmlns:a="http://schemas.openxmlformats.org/drawingml/2006/main">
-              <a:graphicData uri="http://schemas.openxmlformats.org/drawingml/2006/picture">
-                <pic:pic xmlns:pic="http://schemas.openxmlformats.org/drawingml/2006/picture">
-                  <pic:nvPicPr>
-                    <pic:cNvPr id="701329232" name="Graphic 1"/>
-                    <pic:cNvPicPr>
-                      <a:picLocks noChangeAspect="1"/>
-                    </pic:cNvPicPr>
-                  </pic:nvPicPr>
-                  <pic:blipFill>
-                    <a:blip r:embed="rId24">
-                      <a:extLst>
-                        <a:ext uri="{96DAC541-7B7A-43D3-8B79-37D633B846F1}">
-                          <asvg:svgBlip xmlns:asvg="http://schemas.microsoft.com/office/drawing/2016/SVG/main" r:embed="rId25"/>
-                        </a:ext>
-                      </a:extLst>
-                    </a:blip>
-                    <a:srcRect l="1322" t="36848" b="16110"/>
-                    <a:stretch>
-                      <a:fillRect/>
-                    </a:stretch>
-                  </pic:blipFill>
-                  <pic:spPr>
-                    <a:xfrm>
-                      <a:off x="0" y="0"/>
-                      <a:ext cx="5684520" cy="3832860"/>
-                    </a:xfrm>
-                    <a:prstGeom prst="rect">
-                      <a:avLst/>
-                    </a:prstGeom>
-                  </pic:spPr>
-                </pic:pic>
-              </a:graphicData>
-            </a:graphic>
-          </wp:inline>
-        </w:drawing>
-      </w:r>
-    </w:p>
-    <w:p>
-      <w:pPr>
-        <w:pStyle w:val="12"/>
-        <w:rPr>
-          <w:i w:val="0"/>
-          <w:iCs w:val="0"/>
-        </w:rPr>
-      </w:pPr>
-      <w:bookmarkStart w:id="12" w:name="_Toc141513053"/>
-      <w:r>
-        <w:t xml:space="preserve">Hình </w:t>
-      </w:r>
-      <w:r>
-        <w:fldChar w:fldCharType="begin"/>
-      </w:r>
-      <w:r>
-        <w:instrText xml:space="preserve"> STYLEREF 1 \s </w:instrText>
-      </w:r>
-      <w:r>
-        <w:fldChar w:fldCharType="separate"/>
-      </w:r>
-      <w:r>
-        <w:t>2</w:t>
-      </w:r>
-      <w:r>
-        <w:fldChar w:fldCharType="end"/>
-      </w:r>
-      <w:r>
-        <w:t>.</w:t>
-      </w:r>
-      <w:r>
-        <w:fldChar w:fldCharType="begin"/>
-      </w:r>
-      <w:r>
-        <w:instrText xml:space="preserve"> SEQ Hình \* ARABIC \s 1 </w:instrText>
-      </w:r>
-      <w:r>
-        <w:fldChar w:fldCharType="separate"/>
-      </w:r>
-      <w:r>
-        <w:t>1</w:t>
-      </w:r>
-      <w:r>
-        <w:fldChar w:fldCharType="end"/>
-      </w:r>
-      <w:r>
-        <w:t xml:space="preserve"> Khung tên bản vẽ lắp, </w:t>
-      </w:r>
-      <w:r>
-        <w:rPr>
-          <w:i w:val="0"/>
-          <w:iCs w:val="0"/>
-        </w:rPr>
-        <w:t>TCVN</w:t>
-      </w:r>
-      <w:r>
-        <w:rPr>
-          <w:i w:val="0"/>
-          <w:iCs w:val="0"/>
-          <w:lang w:val="en-US"/>
-        </w:rPr>
-        <w:t xml:space="preserve"> </w:t>
-      </w:r>
-      <w:r>
-        <w:rPr>
-          <w:i w:val="0"/>
-          <w:iCs w:val="0"/>
-        </w:rPr>
-        <w:t>9163-2012</w:t>
-      </w:r>
-      <w:bookmarkEnd w:id="12"/>
-    </w:p>
-    <w:p>
-      <w:pPr>
-        <w:rPr>
-          <w:lang w:val="en-US"/>
-        </w:rPr>
-      </w:pPr>
-      <w:r>
-        <w:rPr>
-          <w:u w:val="single"/>
-          <w:lang w:val="en-US"/>
-        </w:rPr>
-        <w:t>Ghi chú:</w:t>
-      </w:r>
-      <w:r>
-        <w:rPr>
-          <w:lang w:val="en-US"/>
-        </w:rPr>
-        <w:t xml:space="preserve"> Sinh viên có thể viết tay số thứ tự của Hội đồng chấm LV/ĐA TN và ngày bảo vệ khi nộp thuyết minh và bản vẽ cho Bộ môn.</w:t>
-      </w:r>
-    </w:p>
-    <w:p>
-      <w:pPr>
-        <w:pStyle w:val="37"/>
-        <w:numPr>
-          <w:ilvl w:val="1"/>
-          <w:numId w:val="1"/>
-        </w:numPr>
-        <w:rPr>
-          <w:lang w:val="en-US"/>
-        </w:rPr>
-      </w:pPr>
-      <w:bookmarkStart w:id="13" w:name="_Toc141513044"/>
-      <w:r>
-        <w:rPr>
-          <w:lang w:val="en-US"/>
-        </w:rPr>
-        <w:t>Bản vẽ chi tiết</w:t>
-      </w:r>
-      <w:bookmarkEnd w:id="13"/>
-    </w:p>
-    <w:p>
-      <w:pPr>
-        <w:keepNext/>
-        <w:rPr>
-          <w:lang w:val="en-US"/>
-        </w:rPr>
-      </w:pPr>
-      <w:r>
-        <w:rPr>
-          <w:lang w:val="en-US"/>
-        </w:rPr>
-        <w:t>Các quy định giống với bản vẽ lắp. Khung tên bản vẽ chi tiết được quy định theo TCVN 9163-2012 như hình 2.2.</w:t>
-      </w:r>
-    </w:p>
-    <w:p>
-      <w:pPr>
-        <w:keepNext/>
-        <w:ind w:firstLine="0"/>
-        <w:jc w:val="center"/>
-      </w:pPr>
-      <w:r>
-        <w:drawing>
-          <wp:inline distT="0" distB="0" distL="0" distR="0">
-            <wp:extent cx="5835650" cy="4326255"/>
-            <wp:effectExtent l="0" t="0" r="0" b="0"/>
-            <wp:docPr id="1466031474" name="Graphic 2"/>
-            <wp:cNvGraphicFramePr>
-              <a:graphicFrameLocks xmlns:a="http://schemas.openxmlformats.org/drawingml/2006/main" noChangeAspect="1"/>
-            </wp:cNvGraphicFramePr>
-            <a:graphic xmlns:a="http://schemas.openxmlformats.org/drawingml/2006/main">
-              <a:graphicData uri="http://schemas.openxmlformats.org/drawingml/2006/picture">
-                <pic:pic xmlns:pic="http://schemas.openxmlformats.org/drawingml/2006/picture">
-                  <pic:nvPicPr>
-                    <pic:cNvPr id="1466031474" name="Graphic 2"/>
-                    <pic:cNvPicPr>
-                      <a:picLocks noChangeAspect="1"/>
-                    </pic:cNvPicPr>
-                  </pic:nvPicPr>
-                  <pic:blipFill>
-                    <a:blip r:embed="rId26">
-                      <a:extLst>
-                        <a:ext uri="{96DAC541-7B7A-43D3-8B79-37D633B846F1}">
-                          <asvg:svgBlip xmlns:asvg="http://schemas.microsoft.com/office/drawing/2016/SVG/main" r:embed="rId27"/>
-                        </a:ext>
-                      </a:extLst>
-                    </a:blip>
-                    <a:srcRect l="4498" t="2805" r="3968" b="1216"/>
-                    <a:stretch>
-                      <a:fillRect/>
-                    </a:stretch>
-                  </pic:blipFill>
-                  <pic:spPr>
-                    <a:xfrm>
-                      <a:off x="0" y="0"/>
-                      <a:ext cx="5841858" cy="4330741"/>
-                    </a:xfrm>
-                    <a:prstGeom prst="rect">
-                      <a:avLst/>
-                    </a:prstGeom>
-                  </pic:spPr>
-                </pic:pic>
-              </a:graphicData>
-            </a:graphic>
-          </wp:inline>
-        </w:drawing>
-      </w:r>
-    </w:p>
-    <w:p>
-      <w:pPr>
-        <w:pStyle w:val="12"/>
-        <w:rPr>
-          <w:lang w:val="en-US"/>
-        </w:rPr>
-      </w:pPr>
-      <w:bookmarkStart w:id="14" w:name="_Toc141513054"/>
-      <w:r>
-        <w:t xml:space="preserve">Hình </w:t>
-      </w:r>
-      <w:r>
-        <w:fldChar w:fldCharType="begin"/>
-      </w:r>
-      <w:r>
-        <w:instrText xml:space="preserve"> STYLEREF 1 \s </w:instrText>
-      </w:r>
-      <w:r>
-        <w:fldChar w:fldCharType="separate"/>
-      </w:r>
-      <w:r>
-        <w:t>2</w:t>
-      </w:r>
-      <w:r>
-        <w:fldChar w:fldCharType="end"/>
-      </w:r>
-      <w:r>
-        <w:t>.</w:t>
-      </w:r>
-      <w:r>
-        <w:fldChar w:fldCharType="begin"/>
-      </w:r>
-      <w:r>
-        <w:instrText xml:space="preserve"> SEQ Hình \* ARABIC \s 1 </w:instrText>
-      </w:r>
-      <w:r>
-        <w:fldChar w:fldCharType="separate"/>
-      </w:r>
-      <w:r>
-        <w:t>2</w:t>
-      </w:r>
-      <w:r>
-        <w:fldChar w:fldCharType="end"/>
-      </w:r>
-      <w:r>
-        <w:t xml:space="preserve"> Khung tên bản vẽ chi tiết</w:t>
-      </w:r>
-      <w:r>
-        <w:rPr>
-          <w:lang w:val="en-US"/>
-        </w:rPr>
-        <w:t xml:space="preserve">, </w:t>
-      </w:r>
-      <w:r>
-        <w:rPr>
-          <w:i w:val="0"/>
-          <w:iCs w:val="0"/>
-          <w:lang w:val="en-US"/>
-        </w:rPr>
-        <w:t>TCVN 9163-2012</w:t>
-      </w:r>
-      <w:bookmarkEnd w:id="14"/>
-    </w:p>
     <w:p>
       <w:pPr>
         <w:pStyle w:val="2"/>
@@ -7078,410 +7253,6 @@
     </w:p>
     <w:p>
       <w:pPr>
-        <w:rPr>
-          <w:lang w:val="en-US"/>
-        </w:rPr>
-      </w:pPr>
-      <w:r>
-        <w:rPr>
-          <w:lang w:val="en-US"/>
-        </w:rPr>
-        <w:t>Bên cạnh quyển thuyết minh LV/ĐA TN, sinh viên phải nộp đính kèm 01 đĩa CD hoặc DVD được dán vào bìa sau của quyển thuyết minh. Nội dung ghi trên đĩa CD được qui định như sau:</w:t>
-      </w:r>
-    </w:p>
-    <w:p>
-      <w:pPr>
-        <w:pStyle w:val="37"/>
-        <w:numPr>
-          <w:ilvl w:val="1"/>
-          <w:numId w:val="1"/>
-        </w:numPr>
-        <w:rPr>
-          <w:lang w:val="en-US"/>
-        </w:rPr>
-      </w:pPr>
-      <w:r>
-        <w:rPr>
-          <w:lang w:val="en-US"/>
-        </w:rPr>
-        <w:t>Nhãn đĩa CD</w:t>
-      </w:r>
-    </w:p>
-    <w:p>
-      <w:pPr>
-        <w:rPr>
-          <w:lang w:val="en-US"/>
-        </w:rPr>
-      </w:pPr>
-      <w:r>
-        <w:rPr>
-          <w:rFonts w:hint="eastAsia"/>
-          <w:lang w:val="en-US"/>
-        </w:rPr>
-        <w:t>Đ</w:t>
-      </w:r>
-      <w:r>
-        <w:rPr>
-          <w:lang w:val="en-US"/>
-        </w:rPr>
-        <w:t>ĩa CD ghi nhãn gồm các thông tin: tên đề tài, tên SV thực hiện, tên GV hướng dẫn, Bộ môn, tháng và năm thực hiện, …</w:t>
-      </w:r>
-    </w:p>
-    <w:p>
-      <w:pPr>
-        <w:keepNext/>
-        <w:ind w:firstLine="0"/>
-        <w:jc w:val="center"/>
-      </w:pPr>
-      <w:r>
-        <w:drawing>
-          <wp:inline distT="0" distB="0" distL="0" distR="0">
-            <wp:extent cx="3413125" cy="3419475"/>
-            <wp:effectExtent l="0" t="0" r="0" b="9525"/>
-            <wp:docPr id="2" name="Graphic 633712149"/>
-            <wp:cNvGraphicFramePr>
-              <a:graphicFrameLocks xmlns:a="http://schemas.openxmlformats.org/drawingml/2006/main" noChangeAspect="1"/>
-            </wp:cNvGraphicFramePr>
-            <a:graphic xmlns:a="http://schemas.openxmlformats.org/drawingml/2006/main">
-              <a:graphicData uri="http://schemas.openxmlformats.org/drawingml/2006/picture">
-                <pic:pic xmlns:pic="http://schemas.openxmlformats.org/drawingml/2006/picture">
-                  <pic:nvPicPr>
-                    <pic:cNvPr id="2" name="Graphic 633712149"/>
-                    <pic:cNvPicPr>
-                      <a:picLocks noChangeAspect="1"/>
-                    </pic:cNvPicPr>
-                  </pic:nvPicPr>
-                  <pic:blipFill>
-                    <a:blip r:embed="rId28">
-                      <a:extLst>
-                        <a:ext uri="{96DAC541-7B7A-43D3-8B79-37D633B846F1}">
-                          <asvg:svgBlip xmlns:asvg="http://schemas.microsoft.com/office/drawing/2016/SVG/main" r:embed="rId29"/>
-                        </a:ext>
-                      </a:extLst>
-                    </a:blip>
-                    <a:stretch>
-                      <a:fillRect/>
-                    </a:stretch>
-                  </pic:blipFill>
-                  <pic:spPr>
-                    <a:xfrm>
-                      <a:off x="0" y="0"/>
-                      <a:ext cx="3417560" cy="3424021"/>
-                    </a:xfrm>
-                    <a:prstGeom prst="rect">
-                      <a:avLst/>
-                    </a:prstGeom>
-                  </pic:spPr>
-                </pic:pic>
-              </a:graphicData>
-            </a:graphic>
-          </wp:inline>
-        </w:drawing>
-      </w:r>
-    </w:p>
-    <w:p>
-      <w:pPr>
-        <w:pStyle w:val="12"/>
-        <w:rPr>
-          <w:lang w:val="en-US"/>
-        </w:rPr>
-      </w:pPr>
-      <w:r>
-        <w:t xml:space="preserve">Hình </w:t>
-      </w:r>
-      <w:r>
-        <w:fldChar w:fldCharType="begin"/>
-      </w:r>
-      <w:r>
-        <w:instrText xml:space="preserve"> STYLEREF 1 \s </w:instrText>
-      </w:r>
-      <w:r>
-        <w:fldChar w:fldCharType="separate"/>
-      </w:r>
-      <w:r>
-        <w:t>3</w:t>
-      </w:r>
-      <w:r>
-        <w:fldChar w:fldCharType="end"/>
-      </w:r>
-      <w:r>
-        <w:t>.</w:t>
-      </w:r>
-      <w:r>
-        <w:fldChar w:fldCharType="begin"/>
-      </w:r>
-      <w:r>
-        <w:instrText xml:space="preserve"> SEQ Hình \* ARABIC \s 1 </w:instrText>
-      </w:r>
-      <w:r>
-        <w:fldChar w:fldCharType="separate"/>
-      </w:r>
-      <w:r>
-        <w:t>1</w:t>
-      </w:r>
-      <w:r>
-        <w:fldChar w:fldCharType="end"/>
-      </w:r>
-      <w:r>
-        <w:rPr>
-          <w:lang w:val="en-US"/>
-        </w:rPr>
-        <w:t xml:space="preserve"> Minh họa thông tin trên nhãn đĩa CD</w:t>
-      </w:r>
-    </w:p>
-    <w:p>
-      <w:pPr>
-        <w:pStyle w:val="37"/>
-        <w:numPr>
-          <w:ilvl w:val="1"/>
-          <w:numId w:val="1"/>
-        </w:numPr>
-        <w:rPr>
-          <w:lang w:val="en-US"/>
-        </w:rPr>
-      </w:pPr>
-      <w:r>
-        <w:rPr>
-          <w:lang w:val="en-US"/>
-        </w:rPr>
-        <w:t>Hướng dẫn tổ chức cây thư mục trên đĩa</w:t>
-      </w:r>
-    </w:p>
-    <w:p>
-      <w:pPr>
-        <w:rPr>
-          <w:lang w:val="en-US"/>
-        </w:rPr>
-      </w:pPr>
-      <w:r>
-        <w:rPr>
-          <w:rFonts w:hint="eastAsia"/>
-          <w:lang w:val="en-US"/>
-        </w:rPr>
-        <w:t>Đ</w:t>
-      </w:r>
-      <w:r>
-        <w:rPr>
-          <w:lang w:val="en-US"/>
-        </w:rPr>
-        <w:t xml:space="preserve">ĩa CD gồm 3 thư mục con như sau: </w:t>
-      </w:r>
-    </w:p>
-    <w:p>
-      <w:pPr>
-        <w:pStyle w:val="31"/>
-        <w:numPr>
-          <w:ilvl w:val="0"/>
-          <w:numId w:val="4"/>
-        </w:numPr>
-        <w:ind w:left="568" w:hanging="284"/>
-        <w:rPr>
-          <w:lang w:val="en-US"/>
-        </w:rPr>
-      </w:pPr>
-      <w:r>
-        <w:rPr>
-          <w:lang w:val="en-US"/>
-        </w:rPr>
-        <w:t>Thư mục “</w:t>
-      </w:r>
-      <w:r>
-        <w:rPr>
-          <w:b/>
-          <w:bCs/>
-          <w:lang w:val="en-US"/>
-        </w:rPr>
-        <w:t>BANVE</w:t>
-      </w:r>
-      <w:r>
-        <w:rPr>
-          <w:lang w:val="en-US"/>
-        </w:rPr>
-        <w:t>”: chứa tất cả các bản vẽ của LV/ĐA TN</w:t>
-      </w:r>
-    </w:p>
-    <w:p>
-      <w:pPr>
-        <w:pStyle w:val="31"/>
-        <w:numPr>
-          <w:ilvl w:val="0"/>
-          <w:numId w:val="5"/>
-        </w:numPr>
-        <w:ind w:left="851" w:hanging="284"/>
-        <w:rPr>
-          <w:lang w:val="en-US"/>
-        </w:rPr>
-      </w:pPr>
-      <w:r>
-        <w:rPr>
-          <w:lang w:val="en-US"/>
-        </w:rPr>
-        <w:t>DWG: chứa bản vẽ dưới định dạng Autodesk Autocad.</w:t>
-      </w:r>
-    </w:p>
-    <w:p>
-      <w:pPr>
-        <w:pStyle w:val="31"/>
-        <w:numPr>
-          <w:ilvl w:val="0"/>
-          <w:numId w:val="5"/>
-        </w:numPr>
-        <w:ind w:left="851" w:hanging="284"/>
-        <w:rPr>
-          <w:lang w:val="en-US"/>
-        </w:rPr>
-      </w:pPr>
-      <w:r>
-        <w:rPr>
-          <w:lang w:val="en-US"/>
-        </w:rPr>
-        <w:t>PDF: chứa bản vẽ được xuất ra dưới định dạng PDF.</w:t>
-      </w:r>
-    </w:p>
-    <w:p>
-      <w:pPr>
-        <w:pStyle w:val="31"/>
-        <w:numPr>
-          <w:ilvl w:val="0"/>
-          <w:numId w:val="5"/>
-        </w:numPr>
-        <w:ind w:left="851" w:hanging="284"/>
-        <w:rPr>
-          <w:lang w:val="en-US"/>
-        </w:rPr>
-      </w:pPr>
-      <w:r>
-        <w:rPr>
-          <w:lang w:val="en-US"/>
-        </w:rPr>
-        <w:t>3D: thư mục chứa các file bản vẽ mô hình 3D. Sinh viên cần lưu thêm file 3D có định dạng trung gian: *.STEP, *.IGES…</w:t>
-      </w:r>
-    </w:p>
-    <w:p>
-      <w:pPr>
-        <w:pStyle w:val="31"/>
-        <w:numPr>
-          <w:ilvl w:val="0"/>
-          <w:numId w:val="4"/>
-        </w:numPr>
-        <w:ind w:left="568" w:hanging="284"/>
-        <w:rPr>
-          <w:lang w:val="en-US"/>
-        </w:rPr>
-      </w:pPr>
-      <w:r>
-        <w:rPr>
-          <w:lang w:val="en-US"/>
-        </w:rPr>
-        <w:t>Thư mục “</w:t>
-      </w:r>
-      <w:r>
-        <w:rPr>
-          <w:b/>
-          <w:bCs/>
-          <w:lang w:val="en-US"/>
-        </w:rPr>
-        <w:t>LUANVAN</w:t>
-      </w:r>
-      <w:r>
-        <w:rPr>
-          <w:lang w:val="en-US"/>
-        </w:rPr>
-        <w:t xml:space="preserve">”: chứa các tập tin tài liệu văn bản của LV/ĐA TN, với các thư mục con được tổ chức như sau:  </w:t>
-      </w:r>
-    </w:p>
-    <w:p>
-      <w:pPr>
-        <w:pStyle w:val="31"/>
-        <w:numPr>
-          <w:ilvl w:val="0"/>
-          <w:numId w:val="5"/>
-        </w:numPr>
-        <w:ind w:left="851" w:hanging="284"/>
-        <w:rPr>
-          <w:lang w:val="en-US"/>
-        </w:rPr>
-      </w:pPr>
-      <w:r>
-        <w:rPr>
-          <w:lang w:val="en-US"/>
-        </w:rPr>
-        <w:t xml:space="preserve">DOC: chứa thuyết minh, tài liệu dạng *.DOC / .DOCX.  </w:t>
-      </w:r>
-    </w:p>
-    <w:p>
-      <w:pPr>
-        <w:pStyle w:val="31"/>
-        <w:numPr>
-          <w:ilvl w:val="0"/>
-          <w:numId w:val="5"/>
-        </w:numPr>
-        <w:ind w:left="851" w:hanging="284"/>
-        <w:rPr>
-          <w:lang w:val="en-US"/>
-        </w:rPr>
-      </w:pPr>
-      <w:r>
-        <w:rPr>
-          <w:lang w:val="en-US"/>
-        </w:rPr>
-        <w:t xml:space="preserve">PDF: chứa thuyết minh, tài liệu dạng *.PDF. </w:t>
-      </w:r>
-    </w:p>
-    <w:p>
-      <w:pPr>
-        <w:pStyle w:val="31"/>
-        <w:numPr>
-          <w:ilvl w:val="0"/>
-          <w:numId w:val="5"/>
-        </w:numPr>
-        <w:ind w:left="851" w:hanging="284"/>
-        <w:rPr>
-          <w:lang w:val="en-US"/>
-        </w:rPr>
-      </w:pPr>
-      <w:r>
-        <w:rPr>
-          <w:lang w:val="en-US"/>
-        </w:rPr>
-        <w:t xml:space="preserve">ABS: chứa báo cáo dạng *.PPT,, *.PPTX, video *.MP4, *.AVI, … </w:t>
-      </w:r>
-    </w:p>
-    <w:p>
-      <w:pPr>
-        <w:pStyle w:val="31"/>
-        <w:numPr>
-          <w:ilvl w:val="0"/>
-          <w:numId w:val="4"/>
-        </w:numPr>
-        <w:ind w:left="568" w:hanging="284"/>
-        <w:rPr>
-          <w:lang w:val="en-US"/>
-        </w:rPr>
-      </w:pPr>
-      <w:r>
-        <w:rPr>
-          <w:lang w:val="en-US"/>
-        </w:rPr>
-        <w:t>Thư mục “</w:t>
-      </w:r>
-      <w:r>
-        <w:rPr>
-          <w:b/>
-          <w:bCs/>
-          <w:lang w:val="en-US"/>
-        </w:rPr>
-        <w:t>TAILIEUTHAMKHAO</w:t>
-      </w:r>
-      <w:r>
-        <w:rPr>
-          <w:lang w:val="en-US"/>
-        </w:rPr>
-        <w:t>”: chứa các tài liệu, văn bản dùng để tham khảo khi thực hiện LV/ĐA TN. Tên các tập tin tài liệu tham khảo được đặt theo qui ước ghi tài liệu tham khảo hoặc tên gợi nhớ.</w:t>
-      </w:r>
-    </w:p>
-    <w:p>
-      <w:pPr>
         <w:pStyle w:val="31"/>
         <w:numPr>
           <w:ilvl w:val="0"/>
@@ -7508,7 +7279,7 @@
           <w:rFonts w:hint="default"/>
           <w:lang w:val="en-US"/>
         </w:rPr>
-        <w:t>CẤU TRÚC PROJECT TRÊN MPLAB</w:t>
+        <w:t>KẾT QUẢ THỰC TẾ</w:t>
       </w:r>
     </w:p>
     <w:p>
@@ -7522,693 +7293,21 @@
           <w:lang w:val="en-US"/>
         </w:rPr>
       </w:pPr>
-      <w:r>
-        <w:rPr>
-          <w:rFonts w:hint="default"/>
-          <w:lang w:val="en-US"/>
-        </w:rPr>
-        <w:t>KẾT QUẢ THỰC TẾ</w:t>
-      </w:r>
-    </w:p>
-    <w:p>
-      <w:pPr>
-        <w:rPr>
-          <w:lang w:val="en-US"/>
-        </w:rPr>
-      </w:pPr>
-      <w:r>
-        <w:rPr>
-          <w:lang w:val="en-US"/>
-        </w:rPr>
-        <w:t>Bên cạnh quyển thuyết minh LV/ĐA TN, sinh viên phải nộp đính kèm 01 đĩa CD hoặc DVD được dán vào bìa sau của quyển thuyết minh. Nội dung ghi trên đĩa CD được qui định như sau:</w:t>
-      </w:r>
-    </w:p>
-    <w:p>
-      <w:pPr>
-        <w:pStyle w:val="37"/>
-        <w:numPr>
-          <w:ilvl w:val="1"/>
-          <w:numId w:val="1"/>
-        </w:numPr>
-        <w:rPr>
-          <w:lang w:val="en-US"/>
-        </w:rPr>
-      </w:pPr>
-      <w:bookmarkStart w:id="15" w:name="_Toc141513046"/>
-      <w:r>
-        <w:rPr>
-          <w:lang w:val="en-US"/>
-        </w:rPr>
-        <w:t>Nhãn đĩa CD</w:t>
-      </w:r>
-      <w:bookmarkEnd w:id="15"/>
-    </w:p>
-    <w:p>
-      <w:pPr>
-        <w:rPr>
-          <w:lang w:val="en-US"/>
-        </w:rPr>
-      </w:pPr>
-      <w:r>
-        <w:rPr>
-          <w:rFonts w:hint="eastAsia"/>
-          <w:lang w:val="en-US"/>
-        </w:rPr>
-        <w:t>Đ</w:t>
-      </w:r>
-      <w:r>
-        <w:rPr>
-          <w:lang w:val="en-US"/>
-        </w:rPr>
-        <w:t>ĩa CD ghi nhãn gồm các thông tin: tên đề tài, tên SV thực hiện, tên GV hướng dẫn, Bộ môn, tháng và năm thực hiện, …</w:t>
-      </w:r>
-    </w:p>
-    <w:p>
-      <w:pPr>
-        <w:keepNext/>
-        <w:ind w:firstLine="0"/>
-        <w:jc w:val="center"/>
-      </w:pPr>
-      <w:r>
-        <w:drawing>
-          <wp:inline distT="0" distB="0" distL="0" distR="0">
-            <wp:extent cx="3413125" cy="3419475"/>
-            <wp:effectExtent l="0" t="0" r="0" b="9525"/>
-            <wp:docPr id="633712149" name="Graphic 633712149"/>
-            <wp:cNvGraphicFramePr>
-              <a:graphicFrameLocks xmlns:a="http://schemas.openxmlformats.org/drawingml/2006/main" noChangeAspect="1"/>
-            </wp:cNvGraphicFramePr>
-            <a:graphic xmlns:a="http://schemas.openxmlformats.org/drawingml/2006/main">
-              <a:graphicData uri="http://schemas.openxmlformats.org/drawingml/2006/picture">
-                <pic:pic xmlns:pic="http://schemas.openxmlformats.org/drawingml/2006/picture">
-                  <pic:nvPicPr>
-                    <pic:cNvPr id="633712149" name="Graphic 633712149"/>
-                    <pic:cNvPicPr>
-                      <a:picLocks noChangeAspect="1"/>
-                    </pic:cNvPicPr>
-                  </pic:nvPicPr>
-                  <pic:blipFill>
-                    <a:blip r:embed="rId28">
-                      <a:extLst>
-                        <a:ext uri="{96DAC541-7B7A-43D3-8B79-37D633B846F1}">
-                          <asvg:svgBlip xmlns:asvg="http://schemas.microsoft.com/office/drawing/2016/SVG/main" r:embed="rId29"/>
-                        </a:ext>
-                      </a:extLst>
-                    </a:blip>
-                    <a:stretch>
-                      <a:fillRect/>
-                    </a:stretch>
-                  </pic:blipFill>
-                  <pic:spPr>
-                    <a:xfrm>
-                      <a:off x="0" y="0"/>
-                      <a:ext cx="3417560" cy="3424021"/>
-                    </a:xfrm>
-                    <a:prstGeom prst="rect">
-                      <a:avLst/>
-                    </a:prstGeom>
-                  </pic:spPr>
-                </pic:pic>
-              </a:graphicData>
-            </a:graphic>
-          </wp:inline>
-        </w:drawing>
-      </w:r>
-    </w:p>
-    <w:p>
-      <w:pPr>
-        <w:pStyle w:val="12"/>
-        <w:rPr>
-          <w:lang w:val="en-US"/>
-        </w:rPr>
-      </w:pPr>
-      <w:bookmarkStart w:id="16" w:name="_Toc141513055"/>
-      <w:r>
-        <w:t xml:space="preserve">Hình </w:t>
-      </w:r>
-      <w:r>
-        <w:fldChar w:fldCharType="begin"/>
-      </w:r>
-      <w:r>
-        <w:instrText xml:space="preserve"> STYLEREF 1 \s </w:instrText>
-      </w:r>
-      <w:r>
-        <w:fldChar w:fldCharType="separate"/>
-      </w:r>
-      <w:r>
-        <w:t>3</w:t>
-      </w:r>
-      <w:r>
-        <w:fldChar w:fldCharType="end"/>
-      </w:r>
-      <w:r>
-        <w:t>.</w:t>
-      </w:r>
-      <w:r>
-        <w:fldChar w:fldCharType="begin"/>
-      </w:r>
-      <w:r>
-        <w:instrText xml:space="preserve"> SEQ Hình \* ARABIC \s 1 </w:instrText>
-      </w:r>
-      <w:r>
-        <w:fldChar w:fldCharType="separate"/>
-      </w:r>
-      <w:r>
-        <w:t>1</w:t>
-      </w:r>
-      <w:r>
-        <w:fldChar w:fldCharType="end"/>
-      </w:r>
-      <w:r>
-        <w:rPr>
-          <w:lang w:val="en-US"/>
-        </w:rPr>
-        <w:t xml:space="preserve"> Minh họa thông tin trên nhãn đĩa CD</w:t>
-      </w:r>
-      <w:bookmarkEnd w:id="16"/>
-    </w:p>
-    <w:p>
-      <w:pPr>
-        <w:pStyle w:val="37"/>
-        <w:numPr>
-          <w:ilvl w:val="1"/>
-          <w:numId w:val="1"/>
-        </w:numPr>
-        <w:rPr>
-          <w:lang w:val="en-US"/>
-        </w:rPr>
-      </w:pPr>
-      <w:bookmarkStart w:id="17" w:name="_Toc141513047"/>
-      <w:r>
-        <w:rPr>
-          <w:lang w:val="en-US"/>
-        </w:rPr>
-        <w:t>Hướng dẫn tổ chức cây thư mục trên đĩa</w:t>
-      </w:r>
-      <w:bookmarkEnd w:id="17"/>
-    </w:p>
-    <w:p>
-      <w:pPr>
-        <w:rPr>
-          <w:lang w:val="en-US"/>
-        </w:rPr>
-      </w:pPr>
-      <w:r>
-        <w:rPr>
-          <w:rFonts w:hint="eastAsia"/>
-          <w:lang w:val="en-US"/>
-        </w:rPr>
-        <w:t>Đ</w:t>
-      </w:r>
-      <w:r>
-        <w:rPr>
-          <w:lang w:val="en-US"/>
-        </w:rPr>
-        <w:t xml:space="preserve">ĩa CD gồm 3 thư mục con như sau: </w:t>
-      </w:r>
-    </w:p>
-    <w:p>
-      <w:pPr>
-        <w:pStyle w:val="31"/>
-        <w:numPr>
-          <w:ilvl w:val="0"/>
-          <w:numId w:val="4"/>
-        </w:numPr>
-        <w:ind w:left="568" w:hanging="284"/>
-        <w:rPr>
-          <w:lang w:val="en-US"/>
-        </w:rPr>
-      </w:pPr>
-      <w:r>
-        <w:rPr>
-          <w:lang w:val="en-US"/>
-        </w:rPr>
-        <w:t>Thư mục “</w:t>
-      </w:r>
-      <w:r>
-        <w:rPr>
-          <w:b/>
-          <w:bCs/>
-          <w:lang w:val="en-US"/>
-        </w:rPr>
-        <w:t>BANVE</w:t>
-      </w:r>
-      <w:r>
-        <w:rPr>
-          <w:lang w:val="en-US"/>
-        </w:rPr>
-        <w:t>”: chứa tất cả các bản vẽ của LV/ĐA TN</w:t>
-      </w:r>
-    </w:p>
-    <w:p>
-      <w:pPr>
-        <w:pStyle w:val="31"/>
-        <w:numPr>
-          <w:ilvl w:val="0"/>
-          <w:numId w:val="5"/>
-        </w:numPr>
-        <w:ind w:left="851" w:hanging="284"/>
-        <w:rPr>
-          <w:lang w:val="en-US"/>
-        </w:rPr>
-      </w:pPr>
-      <w:r>
-        <w:rPr>
-          <w:lang w:val="en-US"/>
-        </w:rPr>
-        <w:t>DWG: chứa bản vẽ dưới định dạng Autodesk Autocad.</w:t>
-      </w:r>
-    </w:p>
-    <w:p>
-      <w:pPr>
-        <w:pStyle w:val="31"/>
-        <w:numPr>
-          <w:ilvl w:val="0"/>
-          <w:numId w:val="5"/>
-        </w:numPr>
-        <w:ind w:left="851" w:hanging="284"/>
-        <w:rPr>
-          <w:lang w:val="en-US"/>
-        </w:rPr>
-      </w:pPr>
-      <w:r>
-        <w:rPr>
-          <w:lang w:val="en-US"/>
-        </w:rPr>
-        <w:t>PDF: chứa bản vẽ được xuất ra dưới định dạng PDF.</w:t>
-      </w:r>
-    </w:p>
-    <w:p>
-      <w:pPr>
-        <w:pStyle w:val="31"/>
-        <w:numPr>
-          <w:ilvl w:val="0"/>
-          <w:numId w:val="5"/>
-        </w:numPr>
-        <w:ind w:left="851" w:hanging="284"/>
-        <w:rPr>
-          <w:lang w:val="en-US"/>
-        </w:rPr>
-      </w:pPr>
-      <w:r>
-        <w:rPr>
-          <w:lang w:val="en-US"/>
-        </w:rPr>
-        <w:t>3D: thư mục chứa các file bản vẽ mô hình 3D. Sinh viên cần lưu thêm file 3D có định dạng trung gian: *.STEP, *.IGES…</w:t>
-      </w:r>
-    </w:p>
-    <w:p>
-      <w:pPr>
-        <w:pStyle w:val="31"/>
-        <w:numPr>
-          <w:ilvl w:val="0"/>
-          <w:numId w:val="4"/>
-        </w:numPr>
-        <w:ind w:left="568" w:hanging="284"/>
-        <w:rPr>
-          <w:lang w:val="en-US"/>
-        </w:rPr>
-      </w:pPr>
-      <w:r>
-        <w:rPr>
-          <w:lang w:val="en-US"/>
-        </w:rPr>
-        <w:t>Thư mục “</w:t>
-      </w:r>
-      <w:r>
-        <w:rPr>
-          <w:b/>
-          <w:bCs/>
-          <w:lang w:val="en-US"/>
-        </w:rPr>
-        <w:t>LUANVAN</w:t>
-      </w:r>
-      <w:r>
-        <w:rPr>
-          <w:lang w:val="en-US"/>
-        </w:rPr>
-        <w:t xml:space="preserve">”: chứa các tập tin tài liệu văn bản của LV/ĐA TN, với các thư mục con được tổ chức như sau:  </w:t>
-      </w:r>
-    </w:p>
-    <w:p>
-      <w:pPr>
-        <w:pStyle w:val="31"/>
-        <w:numPr>
-          <w:ilvl w:val="0"/>
-          <w:numId w:val="5"/>
-        </w:numPr>
-        <w:ind w:left="851" w:hanging="284"/>
-        <w:rPr>
-          <w:lang w:val="en-US"/>
-        </w:rPr>
-      </w:pPr>
-      <w:r>
-        <w:rPr>
-          <w:lang w:val="en-US"/>
-        </w:rPr>
-        <w:t xml:space="preserve">DOC: chứa thuyết minh, tài liệu dạng *.DOC / .DOCX.  </w:t>
-      </w:r>
-    </w:p>
-    <w:p>
-      <w:pPr>
-        <w:pStyle w:val="31"/>
-        <w:numPr>
-          <w:ilvl w:val="0"/>
-          <w:numId w:val="5"/>
-        </w:numPr>
-        <w:ind w:left="851" w:hanging="284"/>
-        <w:rPr>
-          <w:lang w:val="en-US"/>
-        </w:rPr>
-      </w:pPr>
-      <w:r>
-        <w:rPr>
-          <w:lang w:val="en-US"/>
-        </w:rPr>
-        <w:t xml:space="preserve">PDF: chứa thuyết minh, tài liệu dạng *.PDF. </w:t>
-      </w:r>
-    </w:p>
-    <w:p>
-      <w:pPr>
-        <w:pStyle w:val="31"/>
-        <w:numPr>
-          <w:ilvl w:val="0"/>
-          <w:numId w:val="5"/>
-        </w:numPr>
-        <w:ind w:left="851" w:hanging="284"/>
-        <w:rPr>
-          <w:lang w:val="en-US"/>
-        </w:rPr>
-      </w:pPr>
-      <w:r>
-        <w:rPr>
-          <w:lang w:val="en-US"/>
-        </w:rPr>
-        <w:t xml:space="preserve">ABS: chứa báo cáo dạng *.PPT,, *.PPTX, video *.MP4, *.AVI, … </w:t>
-      </w:r>
-    </w:p>
-    <w:p>
-      <w:pPr>
-        <w:pStyle w:val="31"/>
-        <w:numPr>
-          <w:ilvl w:val="0"/>
-          <w:numId w:val="4"/>
-        </w:numPr>
-        <w:ind w:left="568" w:hanging="284"/>
-        <w:rPr>
-          <w:lang w:val="en-US"/>
-        </w:rPr>
-      </w:pPr>
-      <w:r>
-        <w:rPr>
-          <w:lang w:val="en-US"/>
-        </w:rPr>
-        <w:t>Thư mục “</w:t>
-      </w:r>
-      <w:r>
-        <w:rPr>
-          <w:b/>
-          <w:bCs/>
-          <w:lang w:val="en-US"/>
-        </w:rPr>
-        <w:t>TAILIEUTHAMKHAO</w:t>
-      </w:r>
-      <w:r>
-        <w:rPr>
-          <w:lang w:val="en-US"/>
-        </w:rPr>
-        <w:t>”: chứa các tài liệu, văn bản dùng để tham khảo khi thực hiện LV/ĐA TN. Tên các tập tin tài liệu tham khảo được đặt theo qui ước ghi tài liệu tham khảo hoặc tên gợi nhớ.</w:t>
-      </w:r>
-    </w:p>
-    <w:p>
-      <w:pPr>
-        <w:pStyle w:val="31"/>
-        <w:numPr>
-          <w:numId w:val="0"/>
-        </w:numPr>
-        <w:rPr>
-          <w:lang w:val="en-US"/>
-        </w:rPr>
-      </w:pPr>
-    </w:p>
-    <w:p>
-      <w:pPr>
-        <w:rPr>
-          <w:lang w:val="en-US"/>
-        </w:rPr>
-      </w:pPr>
-    </w:p>
-    <w:p>
-      <w:pPr>
-        <w:jc w:val="center"/>
-        <w:rPr>
-          <w:b/>
-          <w:bCs/>
-          <w:lang w:val="en-US"/>
-        </w:rPr>
-        <w:sectPr>
-          <w:pgSz w:w="11907" w:h="16840"/>
-          <w:pgMar w:top="1134" w:right="1134" w:bottom="1134" w:left="1701" w:header="720" w:footer="720" w:gutter="0"/>
-          <w:cols w:space="720" w:num="1"/>
-          <w:docGrid w:linePitch="360" w:charSpace="0"/>
-        </w:sectPr>
-      </w:pPr>
-      <w:r>
-        <w:rPr>
-          <w:b/>
-          <w:bCs/>
-          <w:lang w:val="en-US"/>
-        </w:rPr>
-        <w:t>---HẾT---</w:t>
-      </w:r>
-    </w:p>
-    <w:p>
-      <w:pPr>
-        <w:pStyle w:val="2"/>
-        <w:rPr>
-          <w:lang w:val="en-US"/>
-        </w:rPr>
-      </w:pPr>
-      <w:bookmarkStart w:id="18" w:name="_Toc141513048"/>
-      <w:r>
-        <w:rPr>
-          <w:caps w:val="0"/>
-          <w:lang w:val="en-US"/>
-        </w:rPr>
-        <w:t>TÀI LIỆU THAM KHẢO</w:t>
-      </w:r>
-      <w:bookmarkEnd w:id="18"/>
-    </w:p>
-    <w:p>
-      <w:pPr>
-        <w:ind w:firstLine="0"/>
-        <w:rPr>
-          <w:lang w:val="en-US"/>
-        </w:rPr>
-      </w:pPr>
-      <w:r>
-        <w:rPr>
-          <w:lang w:val="en-US"/>
-        </w:rPr>
-        <w:t>[1] Trịnh Chất – Lê Văn Uyển</w:t>
-      </w:r>
-      <w:r>
-        <w:rPr>
-          <w:i/>
-          <w:lang w:val="en-US"/>
-        </w:rPr>
-        <w:t>, Tính toán thiết kế hệ dẫn động cơ khí, Tập 1&amp;2</w:t>
-      </w:r>
-      <w:r>
-        <w:rPr>
-          <w:lang w:val="en-US"/>
-        </w:rPr>
-        <w:t>, Nhà xuất bản giáo dục, năm 2007.</w:t>
-      </w:r>
-    </w:p>
-    <w:p>
-      <w:pPr>
-        <w:ind w:firstLine="0"/>
-        <w:rPr>
-          <w:lang w:val="en-US"/>
-        </w:rPr>
-      </w:pPr>
-      <w:r>
-        <w:rPr>
-          <w:lang w:val="en-US"/>
-        </w:rPr>
-        <w:t>[2] Nguyễn Hữu Lộc</w:t>
-      </w:r>
-      <w:r>
-        <w:rPr>
-          <w:i/>
-          <w:lang w:val="en-US"/>
-        </w:rPr>
-        <w:t>, Cơ sở thiết kế máy</w:t>
-      </w:r>
-      <w:r>
-        <w:rPr>
-          <w:lang w:val="en-US"/>
-        </w:rPr>
-        <w:t>, Nhà xuất bản Đại học Quốc gia Tp.HCM, năm 2004.</w:t>
-      </w:r>
-    </w:p>
-    <w:p>
-      <w:pPr>
-        <w:ind w:firstLine="0"/>
-        <w:rPr>
-          <w:lang w:val="en-US"/>
-        </w:rPr>
-      </w:pPr>
-      <w:r>
-        <w:rPr>
-          <w:lang w:val="en-US"/>
-        </w:rPr>
-        <w:t>[3] Trần Hữu Quế, Đặng Văn Cứ, Nguyễn Văn Tuấn</w:t>
-      </w:r>
-      <w:r>
-        <w:rPr>
-          <w:i/>
-          <w:lang w:val="en-US"/>
-        </w:rPr>
-        <w:t>, Vẽ kỹ thuật cơ khí, Tập 1</w:t>
-      </w:r>
-      <w:r>
-        <w:rPr>
-          <w:lang w:val="en-US"/>
-        </w:rPr>
-        <w:t>, Nhà xuất bản giáo dục, năm 2007.</w:t>
-      </w:r>
-    </w:p>
-    <w:p>
-      <w:pPr>
-        <w:ind w:firstLine="0"/>
-        <w:rPr>
-          <w:lang w:val="en-US"/>
-        </w:rPr>
-      </w:pPr>
-      <w:r>
-        <w:rPr>
-          <w:lang w:val="en-US"/>
-        </w:rPr>
-        <w:t>[4] Trần Hữu Quế, Đặng Văn Cứ, Nguyễn Văn Tuấn</w:t>
-      </w:r>
-      <w:r>
-        <w:rPr>
-          <w:i/>
-          <w:lang w:val="en-US"/>
-        </w:rPr>
-        <w:t>, Vẽ kỹ thuật cơ khí, Tập 2</w:t>
-      </w:r>
-      <w:r>
-        <w:rPr>
-          <w:lang w:val="en-US"/>
-        </w:rPr>
-        <w:t>, Nhà xuất bản giáo dục, năm 2007.</w:t>
-      </w:r>
-    </w:p>
-    <w:p>
-      <w:pPr>
-        <w:ind w:firstLine="0"/>
-        <w:rPr>
-          <w:lang w:val="en-US"/>
-        </w:rPr>
-      </w:pPr>
-      <w:r>
-        <w:rPr>
-          <w:lang w:val="en-US"/>
-        </w:rPr>
-        <w:t>[5] Nguyễn Bá Dương, Nguyễn Văn Lẫm, Hoàng Văn Ngọc, Lê Đắc Phong</w:t>
-      </w:r>
-      <w:r>
-        <w:rPr>
-          <w:i/>
-          <w:lang w:val="en-US"/>
-        </w:rPr>
-        <w:t>, Tập bản vẽ Chi tiết máy</w:t>
-      </w:r>
-      <w:r>
-        <w:rPr>
-          <w:lang w:val="en-US"/>
-        </w:rPr>
-        <w:t>, Nhà xuất bản Đại học và Trung học chuyên nghiệp, năm 1978.</w:t>
-      </w:r>
-    </w:p>
-    <w:p>
-      <w:pPr>
-        <w:ind w:firstLine="0"/>
-        <w:rPr>
-          <w:lang w:val="en-US"/>
-        </w:rPr>
-      </w:pPr>
-      <w:r>
-        <w:rPr>
-          <w:lang w:val="en-US"/>
-        </w:rPr>
-        <w:t xml:space="preserve">[6] Ninh Đức Tốn, </w:t>
-      </w:r>
-      <w:r>
-        <w:rPr>
-          <w:i/>
-          <w:lang w:val="en-US"/>
-        </w:rPr>
-        <w:t xml:space="preserve">Dung sai và lắp ghép, </w:t>
-      </w:r>
-      <w:r>
-        <w:rPr>
-          <w:lang w:val="en-US"/>
-        </w:rPr>
-        <w:t>Nhà xuất bản giáo dục, Hà Nội, 2001.</w:t>
-      </w:r>
-    </w:p>
-    <w:p>
-      <w:pPr>
-        <w:rPr>
-          <w:lang w:val="en-US"/>
-        </w:rPr>
-        <w:sectPr>
-          <w:pgSz w:w="11907" w:h="16840"/>
-          <w:pgMar w:top="1134" w:right="1134" w:bottom="1134" w:left="1701" w:header="720" w:footer="720" w:gutter="0"/>
-          <w:cols w:space="720" w:num="1"/>
-          <w:docGrid w:linePitch="360" w:charSpace="0"/>
-        </w:sectPr>
-      </w:pPr>
-    </w:p>
-    <w:p>
-      <w:pPr>
-        <w:pStyle w:val="2"/>
-        <w:rPr>
-          <w:lang w:val="en-US"/>
-        </w:rPr>
-      </w:pPr>
-      <w:bookmarkStart w:id="19" w:name="_Toc141513049"/>
-      <w:r>
-        <w:rPr>
-          <w:caps w:val="0"/>
-          <w:lang w:val="en-US"/>
-        </w:rPr>
-        <w:t>PHỤ LỤC</w:t>
-      </w:r>
-      <w:bookmarkEnd w:id="19"/>
-    </w:p>
-    <w:p>
-      <w:pPr>
-        <w:keepLines/>
-        <w:rPr>
-          <w:lang w:val="en-US"/>
-        </w:rPr>
-      </w:pPr>
-      <w:r>
-        <w:t>Các phụ lục được đánh số thứ tự A, B, C… Mỗi phụ lục được bắt đầu từ đầu trang. Nội dung nào cần được đưa vào phụ lục do sinh viên thực hiện và cán bộ hướng dẫn quyết định</w:t>
-      </w:r>
-      <w:r>
-        <w:rPr>
-          <w:lang w:val="en-US"/>
-        </w:rPr>
-        <w:t>.</w:t>
-      </w:r>
-    </w:p>
-    <w:p/>
+      <w:bookmarkStart w:id="6" w:name="_Toc141513046"/>
+      <w:r>
+        <w:rPr>
+          <w:rFonts w:hint="default"/>
+          <w:lang w:val="en-US"/>
+        </w:rPr>
+        <w:t>CẤU TRÚC PROJECT TRÊN MPLAB</w:t>
+      </w:r>
+    </w:p>
+    <w:bookmarkEnd w:id="6"/>
+    <w:p>
+      <w:pPr>
+        <w:ind w:left="0" w:leftChars="0" w:firstLine="0" w:firstLineChars="0"/>
+      </w:pPr>
+    </w:p>
     <w:sectPr>
       <w:pgSz w:w="11907" w:h="16840"/>
       <w:pgMar w:top="1134" w:right="1134" w:bottom="1134" w:left="1701" w:header="709" w:footer="709" w:gutter="0"/>
@@ -8666,127 +7765,7 @@
 
 <file path=word/numbering.xml><?xml version="1.0" encoding="utf-8"?>
 <w:numbering xmlns:wpc="http://schemas.microsoft.com/office/word/2010/wordprocessingCanvas" xmlns:mc="http://schemas.openxmlformats.org/markup-compatibility/2006" xmlns:o="urn:schemas-microsoft-com:office:office" xmlns:r="http://schemas.openxmlformats.org/officeDocument/2006/relationships" xmlns:m="http://schemas.openxmlformats.org/officeDocument/2006/math" xmlns:v="urn:schemas-microsoft-com:vml" xmlns:wp14="http://schemas.microsoft.com/office/word/2010/wordprocessingDrawing" xmlns:wp="http://schemas.openxmlformats.org/drawingml/2006/wordprocessingDrawing" xmlns:w10="urn:schemas-microsoft-com:office:word" xmlns:w="http://schemas.openxmlformats.org/wordprocessingml/2006/main" xmlns:w14="http://schemas.microsoft.com/office/word/2010/wordml" xmlns:wpg="http://schemas.microsoft.com/office/word/2010/wordprocessingGroup" xmlns:wpi="http://schemas.microsoft.com/office/word/2010/wordprocessingInk" xmlns:wne="http://schemas.microsoft.com/office/word/2006/wordml" xmlns:wps="http://schemas.microsoft.com/office/word/2010/wordprocessingShape" xmlns:wpsCustomData="http://www.wps.cn/officeDocument/2013/wpsCustomData" mc:Ignorable="w14 wp14">
-  <w:numPicBullet w:numPicBulletId="0">
-    <w:pict>
-      <v:shape id="0" type="#_x0000_t75" style="width:15px;height:15px" o:bullet="t">
-        <v:imagedata r:id="rId1" o:title=""/>
-      </v:shape>
-    </w:pict>
-  </w:numPicBullet>
   <w:abstractNum w:abstractNumId="0">
-    <w:nsid w:val="05703BE2"/>
-    <w:multiLevelType w:val="multilevel"/>
-    <w:tmpl w:val="05703BE2"/>
-    <w:lvl w:ilvl="0" w:tentative="0">
-      <w:start w:val="1"/>
-      <w:numFmt w:val="bullet"/>
-      <w:lvlText w:val=""/>
-      <w:lvlJc w:val="left"/>
-      <w:pPr>
-        <w:ind w:left="1287" w:hanging="360"/>
-      </w:pPr>
-      <w:rPr>
-        <w:rFonts w:hint="default" w:ascii="Symbol" w:hAnsi="Symbol"/>
-      </w:rPr>
-    </w:lvl>
-    <w:lvl w:ilvl="1" w:tentative="0">
-      <w:start w:val="1"/>
-      <w:numFmt w:val="bullet"/>
-      <w:lvlText w:val="o"/>
-      <w:lvlJc w:val="left"/>
-      <w:pPr>
-        <w:ind w:left="2007" w:hanging="360"/>
-      </w:pPr>
-      <w:rPr>
-        <w:rFonts w:hint="default" w:ascii="Courier New" w:hAnsi="Courier New" w:cs="Courier New"/>
-      </w:rPr>
-    </w:lvl>
-    <w:lvl w:ilvl="2" w:tentative="0">
-      <w:start w:val="1"/>
-      <w:numFmt w:val="bullet"/>
-      <w:lvlText w:val=""/>
-      <w:lvlJc w:val="left"/>
-      <w:pPr>
-        <w:ind w:left="2727" w:hanging="360"/>
-      </w:pPr>
-      <w:rPr>
-        <w:rFonts w:hint="default" w:ascii="Wingdings" w:hAnsi="Wingdings"/>
-      </w:rPr>
-    </w:lvl>
-    <w:lvl w:ilvl="3" w:tentative="0">
-      <w:start w:val="1"/>
-      <w:numFmt w:val="bullet"/>
-      <w:lvlText w:val=""/>
-      <w:lvlJc w:val="left"/>
-      <w:pPr>
-        <w:ind w:left="3447" w:hanging="360"/>
-      </w:pPr>
-      <w:rPr>
-        <w:rFonts w:hint="default" w:ascii="Symbol" w:hAnsi="Symbol"/>
-      </w:rPr>
-    </w:lvl>
-    <w:lvl w:ilvl="4" w:tentative="0">
-      <w:start w:val="1"/>
-      <w:numFmt w:val="bullet"/>
-      <w:lvlText w:val="o"/>
-      <w:lvlJc w:val="left"/>
-      <w:pPr>
-        <w:ind w:left="4167" w:hanging="360"/>
-      </w:pPr>
-      <w:rPr>
-        <w:rFonts w:hint="default" w:ascii="Courier New" w:hAnsi="Courier New" w:cs="Courier New"/>
-      </w:rPr>
-    </w:lvl>
-    <w:lvl w:ilvl="5" w:tentative="0">
-      <w:start w:val="1"/>
-      <w:numFmt w:val="bullet"/>
-      <w:lvlText w:val=""/>
-      <w:lvlJc w:val="left"/>
-      <w:pPr>
-        <w:ind w:left="4887" w:hanging="360"/>
-      </w:pPr>
-      <w:rPr>
-        <w:rFonts w:hint="default" w:ascii="Wingdings" w:hAnsi="Wingdings"/>
-      </w:rPr>
-    </w:lvl>
-    <w:lvl w:ilvl="6" w:tentative="0">
-      <w:start w:val="1"/>
-      <w:numFmt w:val="bullet"/>
-      <w:lvlText w:val=""/>
-      <w:lvlJc w:val="left"/>
-      <w:pPr>
-        <w:ind w:left="5607" w:hanging="360"/>
-      </w:pPr>
-      <w:rPr>
-        <w:rFonts w:hint="default" w:ascii="Symbol" w:hAnsi="Symbol"/>
-      </w:rPr>
-    </w:lvl>
-    <w:lvl w:ilvl="7" w:tentative="0">
-      <w:start w:val="1"/>
-      <w:numFmt w:val="bullet"/>
-      <w:lvlText w:val="o"/>
-      <w:lvlJc w:val="left"/>
-      <w:pPr>
-        <w:ind w:left="6327" w:hanging="360"/>
-      </w:pPr>
-      <w:rPr>
-        <w:rFonts w:hint="default" w:ascii="Courier New" w:hAnsi="Courier New" w:cs="Courier New"/>
-      </w:rPr>
-    </w:lvl>
-    <w:lvl w:ilvl="8" w:tentative="0">
-      <w:start w:val="1"/>
-      <w:numFmt w:val="bullet"/>
-      <w:lvlText w:val=""/>
-      <w:lvlJc w:val="left"/>
-      <w:pPr>
-        <w:ind w:left="7047" w:hanging="360"/>
-      </w:pPr>
-      <w:rPr>
-        <w:rFonts w:hint="default" w:ascii="Wingdings" w:hAnsi="Wingdings"/>
-      </w:rPr>
-    </w:lvl>
-  </w:abstractNum>
-  <w:abstractNum w:abstractNumId="1">
     <w:nsid w:val="51487447"/>
     <w:multiLevelType w:val="multilevel"/>
     <w:tmpl w:val="51487447"/>
@@ -8899,370 +7878,8 @@
       </w:rPr>
     </w:lvl>
   </w:abstractNum>
-  <w:abstractNum w:abstractNumId="2">
-    <w:nsid w:val="59597A72"/>
-    <w:multiLevelType w:val="multilevel"/>
-    <w:tmpl w:val="59597A72"/>
-    <w:lvl w:ilvl="0" w:tentative="0">
-      <w:start w:val="1"/>
-      <w:numFmt w:val="bullet"/>
-      <w:lvlText w:val=""/>
-      <w:lvlPicBulletId w:val="0"/>
-      <w:lvlJc w:val="left"/>
-      <w:pPr>
-        <w:ind w:left="1287" w:hanging="360"/>
-      </w:pPr>
-      <w:rPr>
-        <w:rFonts w:hint="default" w:ascii="Symbol" w:hAnsi="Symbol"/>
-      </w:rPr>
-    </w:lvl>
-    <w:lvl w:ilvl="1" w:tentative="0">
-      <w:start w:val="1"/>
-      <w:numFmt w:val="bullet"/>
-      <w:lvlText w:val="o"/>
-      <w:lvlJc w:val="left"/>
-      <w:pPr>
-        <w:ind w:left="2007" w:hanging="360"/>
-      </w:pPr>
-      <w:rPr>
-        <w:rFonts w:hint="default" w:ascii="Courier New" w:hAnsi="Courier New" w:cs="Courier New"/>
-      </w:rPr>
-    </w:lvl>
-    <w:lvl w:ilvl="2" w:tentative="0">
-      <w:start w:val="1"/>
-      <w:numFmt w:val="bullet"/>
-      <w:lvlText w:val=""/>
-      <w:lvlJc w:val="left"/>
-      <w:pPr>
-        <w:ind w:left="2727" w:hanging="360"/>
-      </w:pPr>
-      <w:rPr>
-        <w:rFonts w:hint="default" w:ascii="Wingdings" w:hAnsi="Wingdings"/>
-      </w:rPr>
-    </w:lvl>
-    <w:lvl w:ilvl="3" w:tentative="0">
-      <w:start w:val="1"/>
-      <w:numFmt w:val="bullet"/>
-      <w:lvlText w:val=""/>
-      <w:lvlJc w:val="left"/>
-      <w:pPr>
-        <w:ind w:left="3447" w:hanging="360"/>
-      </w:pPr>
-      <w:rPr>
-        <w:rFonts w:hint="default" w:ascii="Symbol" w:hAnsi="Symbol"/>
-      </w:rPr>
-    </w:lvl>
-    <w:lvl w:ilvl="4" w:tentative="0">
-      <w:start w:val="1"/>
-      <w:numFmt w:val="bullet"/>
-      <w:lvlText w:val="o"/>
-      <w:lvlJc w:val="left"/>
-      <w:pPr>
-        <w:ind w:left="4167" w:hanging="360"/>
-      </w:pPr>
-      <w:rPr>
-        <w:rFonts w:hint="default" w:ascii="Courier New" w:hAnsi="Courier New" w:cs="Courier New"/>
-      </w:rPr>
-    </w:lvl>
-    <w:lvl w:ilvl="5" w:tentative="0">
-      <w:start w:val="1"/>
-      <w:numFmt w:val="bullet"/>
-      <w:lvlText w:val=""/>
-      <w:lvlJc w:val="left"/>
-      <w:pPr>
-        <w:ind w:left="4887" w:hanging="360"/>
-      </w:pPr>
-      <w:rPr>
-        <w:rFonts w:hint="default" w:ascii="Wingdings" w:hAnsi="Wingdings"/>
-      </w:rPr>
-    </w:lvl>
-    <w:lvl w:ilvl="6" w:tentative="0">
-      <w:start w:val="1"/>
-      <w:numFmt w:val="bullet"/>
-      <w:lvlText w:val=""/>
-      <w:lvlJc w:val="left"/>
-      <w:pPr>
-        <w:ind w:left="5607" w:hanging="360"/>
-      </w:pPr>
-      <w:rPr>
-        <w:rFonts w:hint="default" w:ascii="Symbol" w:hAnsi="Symbol"/>
-      </w:rPr>
-    </w:lvl>
-    <w:lvl w:ilvl="7" w:tentative="0">
-      <w:start w:val="1"/>
-      <w:numFmt w:val="bullet"/>
-      <w:lvlText w:val="o"/>
-      <w:lvlJc w:val="left"/>
-      <w:pPr>
-        <w:ind w:left="6327" w:hanging="360"/>
-      </w:pPr>
-      <w:rPr>
-        <w:rFonts w:hint="default" w:ascii="Courier New" w:hAnsi="Courier New" w:cs="Courier New"/>
-      </w:rPr>
-    </w:lvl>
-    <w:lvl w:ilvl="8" w:tentative="0">
-      <w:start w:val="1"/>
-      <w:numFmt w:val="bullet"/>
-      <w:lvlText w:val=""/>
-      <w:lvlJc w:val="left"/>
-      <w:pPr>
-        <w:ind w:left="7047" w:hanging="360"/>
-      </w:pPr>
-      <w:rPr>
-        <w:rFonts w:hint="default" w:ascii="Wingdings" w:hAnsi="Wingdings"/>
-      </w:rPr>
-    </w:lvl>
-  </w:abstractNum>
-  <w:abstractNum w:abstractNumId="3">
-    <w:nsid w:val="74413EBA"/>
-    <w:multiLevelType w:val="multilevel"/>
-    <w:tmpl w:val="74413EBA"/>
-    <w:lvl w:ilvl="0" w:tentative="0">
-      <w:start w:val="1"/>
-      <w:numFmt w:val="bullet"/>
-      <w:lvlText w:val="-"/>
-      <w:lvlJc w:val="left"/>
-      <w:pPr>
-        <w:ind w:left="1287" w:hanging="360"/>
-      </w:pPr>
-      <w:rPr>
-        <w:rFonts w:ascii="Times New Roman" w:hAnsi="Times New Roman" w:eastAsia="Times New Roman" w:cs="Times New Roman"/>
-        <w:b w:val="0"/>
-        <w:i w:val="0"/>
-        <w:strike w:val="0"/>
-        <w:dstrike w:val="0"/>
-        <w:color w:val="000000"/>
-        <w:sz w:val="24"/>
-        <w:szCs w:val="24"/>
-        <w:u w:val="none" w:color="000000"/>
-        <w:shd w:val="clear" w:color="auto" w:fill="auto"/>
-        <w:vertAlign w:val="baseline"/>
-      </w:rPr>
-    </w:lvl>
-    <w:lvl w:ilvl="1" w:tentative="0">
-      <w:start w:val="1"/>
-      <w:numFmt w:val="bullet"/>
-      <w:lvlText w:val="o"/>
-      <w:lvlJc w:val="left"/>
-      <w:pPr>
-        <w:ind w:left="2007" w:hanging="360"/>
-      </w:pPr>
-      <w:rPr>
-        <w:rFonts w:hint="default" w:ascii="Courier New" w:hAnsi="Courier New" w:cs="Courier New"/>
-      </w:rPr>
-    </w:lvl>
-    <w:lvl w:ilvl="2" w:tentative="0">
-      <w:start w:val="1"/>
-      <w:numFmt w:val="bullet"/>
-      <w:lvlText w:val=""/>
-      <w:lvlJc w:val="left"/>
-      <w:pPr>
-        <w:ind w:left="2727" w:hanging="360"/>
-      </w:pPr>
-      <w:rPr>
-        <w:rFonts w:hint="default" w:ascii="Wingdings" w:hAnsi="Wingdings"/>
-      </w:rPr>
-    </w:lvl>
-    <w:lvl w:ilvl="3" w:tentative="0">
-      <w:start w:val="1"/>
-      <w:numFmt w:val="bullet"/>
-      <w:lvlText w:val=""/>
-      <w:lvlJc w:val="left"/>
-      <w:pPr>
-        <w:ind w:left="3447" w:hanging="360"/>
-      </w:pPr>
-      <w:rPr>
-        <w:rFonts w:hint="default" w:ascii="Symbol" w:hAnsi="Symbol"/>
-      </w:rPr>
-    </w:lvl>
-    <w:lvl w:ilvl="4" w:tentative="0">
-      <w:start w:val="1"/>
-      <w:numFmt w:val="bullet"/>
-      <w:lvlText w:val="o"/>
-      <w:lvlJc w:val="left"/>
-      <w:pPr>
-        <w:ind w:left="4167" w:hanging="360"/>
-      </w:pPr>
-      <w:rPr>
-        <w:rFonts w:hint="default" w:ascii="Courier New" w:hAnsi="Courier New" w:cs="Courier New"/>
-      </w:rPr>
-    </w:lvl>
-    <w:lvl w:ilvl="5" w:tentative="0">
-      <w:start w:val="1"/>
-      <w:numFmt w:val="bullet"/>
-      <w:lvlText w:val=""/>
-      <w:lvlJc w:val="left"/>
-      <w:pPr>
-        <w:ind w:left="4887" w:hanging="360"/>
-      </w:pPr>
-      <w:rPr>
-        <w:rFonts w:hint="default" w:ascii="Wingdings" w:hAnsi="Wingdings"/>
-      </w:rPr>
-    </w:lvl>
-    <w:lvl w:ilvl="6" w:tentative="0">
-      <w:start w:val="1"/>
-      <w:numFmt w:val="bullet"/>
-      <w:lvlText w:val=""/>
-      <w:lvlJc w:val="left"/>
-      <w:pPr>
-        <w:ind w:left="5607" w:hanging="360"/>
-      </w:pPr>
-      <w:rPr>
-        <w:rFonts w:hint="default" w:ascii="Symbol" w:hAnsi="Symbol"/>
-      </w:rPr>
-    </w:lvl>
-    <w:lvl w:ilvl="7" w:tentative="0">
-      <w:start w:val="1"/>
-      <w:numFmt w:val="bullet"/>
-      <w:lvlText w:val="o"/>
-      <w:lvlJc w:val="left"/>
-      <w:pPr>
-        <w:ind w:left="6327" w:hanging="360"/>
-      </w:pPr>
-      <w:rPr>
-        <w:rFonts w:hint="default" w:ascii="Courier New" w:hAnsi="Courier New" w:cs="Courier New"/>
-      </w:rPr>
-    </w:lvl>
-    <w:lvl w:ilvl="8" w:tentative="0">
-      <w:start w:val="1"/>
-      <w:numFmt w:val="bullet"/>
-      <w:lvlText w:val=""/>
-      <w:lvlJc w:val="left"/>
-      <w:pPr>
-        <w:ind w:left="7047" w:hanging="360"/>
-      </w:pPr>
-      <w:rPr>
-        <w:rFonts w:hint="default" w:ascii="Wingdings" w:hAnsi="Wingdings"/>
-      </w:rPr>
-    </w:lvl>
-  </w:abstractNum>
-  <w:abstractNum w:abstractNumId="4">
-    <w:nsid w:val="752C5749"/>
-    <w:multiLevelType w:val="multilevel"/>
-    <w:tmpl w:val="752C5749"/>
-    <w:lvl w:ilvl="0" w:tentative="0">
-      <w:start w:val="1"/>
-      <w:numFmt w:val="bullet"/>
-      <w:lvlText w:val=""/>
-      <w:lvlJc w:val="left"/>
-      <w:pPr>
-        <w:ind w:left="1287" w:hanging="360"/>
-      </w:pPr>
-      <w:rPr>
-        <w:rFonts w:hint="default" w:ascii="Symbol" w:hAnsi="Symbol"/>
-      </w:rPr>
-    </w:lvl>
-    <w:lvl w:ilvl="1" w:tentative="0">
-      <w:start w:val="1"/>
-      <w:numFmt w:val="bullet"/>
-      <w:lvlText w:val="o"/>
-      <w:lvlJc w:val="left"/>
-      <w:pPr>
-        <w:ind w:left="2007" w:hanging="360"/>
-      </w:pPr>
-      <w:rPr>
-        <w:rFonts w:hint="default" w:ascii="Courier New" w:hAnsi="Courier New" w:cs="Courier New"/>
-      </w:rPr>
-    </w:lvl>
-    <w:lvl w:ilvl="2" w:tentative="0">
-      <w:start w:val="1"/>
-      <w:numFmt w:val="bullet"/>
-      <w:lvlText w:val=""/>
-      <w:lvlJc w:val="left"/>
-      <w:pPr>
-        <w:ind w:left="2727" w:hanging="360"/>
-      </w:pPr>
-      <w:rPr>
-        <w:rFonts w:hint="default" w:ascii="Wingdings" w:hAnsi="Wingdings"/>
-      </w:rPr>
-    </w:lvl>
-    <w:lvl w:ilvl="3" w:tentative="0">
-      <w:start w:val="1"/>
-      <w:numFmt w:val="bullet"/>
-      <w:lvlText w:val=""/>
-      <w:lvlJc w:val="left"/>
-      <w:pPr>
-        <w:ind w:left="3447" w:hanging="360"/>
-      </w:pPr>
-      <w:rPr>
-        <w:rFonts w:hint="default" w:ascii="Symbol" w:hAnsi="Symbol"/>
-      </w:rPr>
-    </w:lvl>
-    <w:lvl w:ilvl="4" w:tentative="0">
-      <w:start w:val="1"/>
-      <w:numFmt w:val="bullet"/>
-      <w:lvlText w:val="o"/>
-      <w:lvlJc w:val="left"/>
-      <w:pPr>
-        <w:ind w:left="4167" w:hanging="360"/>
-      </w:pPr>
-      <w:rPr>
-        <w:rFonts w:hint="default" w:ascii="Courier New" w:hAnsi="Courier New" w:cs="Courier New"/>
-      </w:rPr>
-    </w:lvl>
-    <w:lvl w:ilvl="5" w:tentative="0">
-      <w:start w:val="1"/>
-      <w:numFmt w:val="bullet"/>
-      <w:lvlText w:val=""/>
-      <w:lvlJc w:val="left"/>
-      <w:pPr>
-        <w:ind w:left="4887" w:hanging="360"/>
-      </w:pPr>
-      <w:rPr>
-        <w:rFonts w:hint="default" w:ascii="Wingdings" w:hAnsi="Wingdings"/>
-      </w:rPr>
-    </w:lvl>
-    <w:lvl w:ilvl="6" w:tentative="0">
-      <w:start w:val="1"/>
-      <w:numFmt w:val="bullet"/>
-      <w:lvlText w:val=""/>
-      <w:lvlJc w:val="left"/>
-      <w:pPr>
-        <w:ind w:left="5607" w:hanging="360"/>
-      </w:pPr>
-      <w:rPr>
-        <w:rFonts w:hint="default" w:ascii="Symbol" w:hAnsi="Symbol"/>
-      </w:rPr>
-    </w:lvl>
-    <w:lvl w:ilvl="7" w:tentative="0">
-      <w:start w:val="1"/>
-      <w:numFmt w:val="bullet"/>
-      <w:lvlText w:val="o"/>
-      <w:lvlJc w:val="left"/>
-      <w:pPr>
-        <w:ind w:left="6327" w:hanging="360"/>
-      </w:pPr>
-      <w:rPr>
-        <w:rFonts w:hint="default" w:ascii="Courier New" w:hAnsi="Courier New" w:cs="Courier New"/>
-      </w:rPr>
-    </w:lvl>
-    <w:lvl w:ilvl="8" w:tentative="0">
-      <w:start w:val="1"/>
-      <w:numFmt w:val="bullet"/>
-      <w:lvlText w:val=""/>
-      <w:lvlJc w:val="left"/>
-      <w:pPr>
-        <w:ind w:left="7047" w:hanging="360"/>
-      </w:pPr>
-      <w:rPr>
-        <w:rFonts w:hint="default" w:ascii="Wingdings" w:hAnsi="Wingdings"/>
-      </w:rPr>
-    </w:lvl>
-  </w:abstractNum>
   <w:num w:numId="1">
-    <w:abstractNumId w:val="1"/>
-  </w:num>
-  <w:num w:numId="2">
     <w:abstractNumId w:val="0"/>
-  </w:num>
-  <w:num w:numId="3">
-    <w:abstractNumId w:val="4"/>
-  </w:num>
-  <w:num w:numId="4">
-    <w:abstractNumId w:val="2"/>
-  </w:num>
-  <w:num w:numId="5">
-    <w:abstractNumId w:val="3"/>
   </w:num>
 </w:numbering>
 </file>
@@ -9272,7 +7889,7 @@
   <w:docDefaults>
     <w:rPrDefault>
       <w:rPr>
-        <w:rFonts w:asciiTheme="minorHAnsi" w:hAnsiTheme="minorHAnsi" w:eastAsia="Batang" w:cstheme="minorBidi"/>
+        <w:rFonts w:ascii="Times New Roman" w:hAnsi="Times New Roman" w:eastAsia="SimSun" w:cs="Times New Roman"/>
       </w:rPr>
     </w:rPrDefault>
     <w:pPrDefault/>
@@ -9297,27 +7914,27 @@
     <w:lsdException w:uiPriority="99" w:name="index 7"/>
     <w:lsdException w:uiPriority="99" w:name="index 8"/>
     <w:lsdException w:uiPriority="99" w:name="index 9"/>
-    <w:lsdException w:uiPriority="39" w:semiHidden="0" w:name="toc 1"/>
+    <w:lsdException w:qFormat="1" w:uiPriority="39" w:semiHidden="0" w:name="toc 1"/>
     <w:lsdException w:qFormat="1" w:uiPriority="39" w:semiHidden="0" w:name="toc 2"/>
-    <w:lsdException w:uiPriority="39" w:semiHidden="0" w:name="toc 3"/>
-    <w:lsdException w:uiPriority="39" w:semiHidden="0" w:name="toc 4"/>
+    <w:lsdException w:qFormat="1" w:uiPriority="39" w:semiHidden="0" w:name="toc 3"/>
+    <w:lsdException w:qFormat="1" w:uiPriority="39" w:semiHidden="0" w:name="toc 4"/>
     <w:lsdException w:qFormat="1" w:uiPriority="39" w:semiHidden="0" w:name="toc 5"/>
-    <w:lsdException w:uiPriority="39" w:semiHidden="0" w:name="toc 6"/>
-    <w:lsdException w:uiPriority="39" w:semiHidden="0" w:name="toc 7"/>
+    <w:lsdException w:qFormat="1" w:uiPriority="39" w:semiHidden="0" w:name="toc 6"/>
+    <w:lsdException w:qFormat="1" w:uiPriority="39" w:semiHidden="0" w:name="toc 7"/>
     <w:lsdException w:qFormat="1" w:uiPriority="39" w:semiHidden="0" w:name="toc 8"/>
-    <w:lsdException w:uiPriority="39" w:semiHidden="0" w:name="toc 9"/>
+    <w:lsdException w:qFormat="1" w:uiPriority="39" w:semiHidden="0" w:name="toc 9"/>
     <w:lsdException w:uiPriority="99" w:name="Normal Indent"/>
     <w:lsdException w:uiPriority="99" w:name="footnote text"/>
     <w:lsdException w:qFormat="1" w:uiPriority="99" w:semiHidden="0" w:name="annotation text"/>
-    <w:lsdException w:unhideWhenUsed="0" w:uiPriority="99" w:semiHidden="0" w:name="header"/>
+    <w:lsdException w:qFormat="1" w:unhideWhenUsed="0" w:uiPriority="99" w:semiHidden="0" w:name="header"/>
     <w:lsdException w:qFormat="1" w:unhideWhenUsed="0" w:uiPriority="99" w:semiHidden="0" w:name="footer"/>
     <w:lsdException w:uiPriority="99" w:name="index heading"/>
     <w:lsdException w:qFormat="1" w:uiPriority="0" w:semiHidden="0" w:name="caption"/>
-    <w:lsdException w:uiPriority="99" w:semiHidden="0" w:name="table of figures"/>
+    <w:lsdException w:qFormat="1" w:uiPriority="99" w:semiHidden="0" w:name="table of figures"/>
     <w:lsdException w:uiPriority="99" w:name="envelope address"/>
     <w:lsdException w:uiPriority="99" w:name="envelope return"/>
     <w:lsdException w:uiPriority="99" w:name="footnote reference"/>
-    <w:lsdException w:uiPriority="99" w:name="annotation reference"/>
+    <w:lsdException w:qFormat="1" w:uiPriority="99" w:name="annotation reference"/>
     <w:lsdException w:uiPriority="99" w:name="line number"/>
     <w:lsdException w:uiPriority="99" w:name="page number"/>
     <w:lsdException w:uiPriority="99" w:name="endnote reference"/>
@@ -9363,14 +7980,14 @@
     <w:lsdException w:uiPriority="99" w:name="Body Text Indent 2"/>
     <w:lsdException w:uiPriority="99" w:name="Body Text Indent 3"/>
     <w:lsdException w:uiPriority="99" w:name="Block Text"/>
-    <w:lsdException w:uiPriority="99" w:semiHidden="0" w:name="Hyperlink"/>
+    <w:lsdException w:qFormat="1" w:uiPriority="99" w:semiHidden="0" w:name="Hyperlink"/>
     <w:lsdException w:uiPriority="99" w:name="FollowedHyperlink"/>
     <w:lsdException w:qFormat="1" w:unhideWhenUsed="0" w:uiPriority="22" w:semiHidden="0" w:name="Strong"/>
     <w:lsdException w:qFormat="1" w:unhideWhenUsed="0" w:uiPriority="20" w:semiHidden="0" w:name="Emphasis"/>
     <w:lsdException w:uiPriority="99" w:name="Document Map"/>
     <w:lsdException w:uiPriority="99" w:name="Plain Text"/>
     <w:lsdException w:uiPriority="99" w:name="E-mail Signature"/>
-    <w:lsdException w:uiPriority="99" w:name="Normal (Web)"/>
+    <w:lsdException w:qFormat="1" w:uiPriority="99" w:name="Normal (Web)"/>
     <w:lsdException w:uiPriority="99" w:name="HTML Acronym"/>
     <w:lsdException w:uiPriority="99" w:name="HTML Address"/>
     <w:lsdException w:uiPriority="99" w:name="HTML Cite"/>
@@ -9425,10 +8042,10 @@
     <w:lsdException w:uiPriority="99" w:name="Table Web 1"/>
     <w:lsdException w:uiPriority="99" w:name="Table Web 2"/>
     <w:lsdException w:uiPriority="99" w:name="Table Web 3"/>
-    <w:lsdException w:uiPriority="99" w:name="Balloon Text"/>
-    <w:lsdException w:unhideWhenUsed="0" w:uiPriority="39" w:semiHidden="0" w:name="Table Grid"/>
+    <w:lsdException w:qFormat="1" w:uiPriority="99" w:name="Balloon Text"/>
+    <w:lsdException w:qFormat="1" w:unhideWhenUsed="0" w:uiPriority="39" w:semiHidden="0" w:name="Table Grid"/>
     <w:lsdException w:uiPriority="99" w:name="Table Theme"/>
-    <w:lsdException w:unhideWhenUsed="0" w:uiPriority="99" w:name="Placeholder Text"/>
+    <w:lsdException w:qFormat="1" w:unhideWhenUsed="0" w:uiPriority="99" w:name="Placeholder Text"/>
     <w:lsdException w:qFormat="1" w:unhideWhenUsed="0" w:uiPriority="60" w:semiHidden="0" w:name="Light Shading"/>
     <w:lsdException w:unhideWhenUsed="0" w:uiPriority="61" w:semiHidden="0" w:name="Light List"/>
     <w:lsdException w:qFormat="1" w:unhideWhenUsed="0" w:uiPriority="62" w:semiHidden="0" w:name="Light Grid"/>
@@ -9701,6 +8318,7 @@
     <w:link w:val="53"/>
     <w:semiHidden/>
     <w:unhideWhenUsed/>
+    <w:qFormat/>
     <w:uiPriority w:val="99"/>
     <w:pPr>
       <w:spacing w:before="0" w:after="0" w:line="240" w:lineRule="auto"/>
@@ -9754,6 +8372,7 @@
     <w:basedOn w:val="8"/>
     <w:semiHidden/>
     <w:unhideWhenUsed/>
+    <w:qFormat/>
     <w:uiPriority w:val="99"/>
     <w:rPr>
       <w:sz w:val="16"/>
@@ -9806,6 +8425,7 @@
     <w:name w:val="header"/>
     <w:basedOn w:val="1"/>
     <w:link w:val="36"/>
+    <w:qFormat/>
     <w:uiPriority w:val="99"/>
     <w:pPr>
       <w:tabs>
@@ -9818,6 +8438,7 @@
     <w:name w:val="Hyperlink"/>
     <w:basedOn w:val="8"/>
     <w:unhideWhenUsed/>
+    <w:qFormat/>
     <w:uiPriority w:val="99"/>
     <w:rPr>
       <w:color w:val="0000FF" w:themeColor="hyperlink"/>
@@ -9834,11 +8455,13 @@
     <w:basedOn w:val="1"/>
     <w:semiHidden/>
     <w:unhideWhenUsed/>
+    <w:qFormat/>
     <w:uiPriority w:val="99"/>
   </w:style>
   <w:style w:type="table" w:styleId="20">
     <w:name w:val="Table Grid"/>
     <w:basedOn w:val="9"/>
+    <w:qFormat/>
     <w:uiPriority w:val="39"/>
     <w:pPr>
       <w:spacing w:after="0" w:line="240" w:lineRule="auto"/>
@@ -9859,6 +8482,7 @@
     <w:basedOn w:val="1"/>
     <w:next w:val="1"/>
     <w:unhideWhenUsed/>
+    <w:qFormat/>
     <w:uiPriority w:val="99"/>
     <w:pPr>
       <w:spacing w:after="0"/>
@@ -9870,6 +8494,7 @@
     <w:next w:val="1"/>
     <w:autoRedefine/>
     <w:unhideWhenUsed/>
+    <w:qFormat/>
     <w:uiPriority w:val="39"/>
     <w:pPr>
       <w:spacing w:before="40" w:after="80"/>
@@ -9906,6 +8531,7 @@
     <w:next w:val="1"/>
     <w:autoRedefine/>
     <w:unhideWhenUsed/>
+    <w:qFormat/>
     <w:uiPriority w:val="39"/>
     <w:pPr>
       <w:spacing w:before="0" w:after="0"/>
@@ -9923,6 +8549,7 @@
     <w:next w:val="1"/>
     <w:autoRedefine/>
     <w:unhideWhenUsed/>
+    <w:qFormat/>
     <w:uiPriority w:val="39"/>
     <w:pPr>
       <w:spacing w:before="0" w:after="0"/>
@@ -9960,6 +8587,7 @@
     <w:next w:val="1"/>
     <w:autoRedefine/>
     <w:unhideWhenUsed/>
+    <w:qFormat/>
     <w:uiPriority w:val="39"/>
     <w:pPr>
       <w:spacing w:before="0" w:after="0"/>
@@ -9978,6 +8606,7 @@
     <w:next w:val="1"/>
     <w:autoRedefine/>
     <w:unhideWhenUsed/>
+    <w:qFormat/>
     <w:uiPriority w:val="39"/>
     <w:pPr>
       <w:spacing w:before="0" w:after="0"/>
@@ -10015,6 +8644,7 @@
     <w:next w:val="1"/>
     <w:autoRedefine/>
     <w:unhideWhenUsed/>
+    <w:qFormat/>
     <w:uiPriority w:val="39"/>
     <w:pPr>
       <w:spacing w:before="0" w:after="0"/>
@@ -10079,6 +8709,7 @@
     <w:name w:val="Footer Char"/>
     <w:basedOn w:val="8"/>
     <w:link w:val="16"/>
+    <w:qFormat/>
     <w:uiPriority w:val="99"/>
     <w:rPr>
       <w:rFonts w:ascii="Times New Roman" w:hAnsi="Times New Roman" w:eastAsia="Batang" w:cs="Times New Roman"/>
@@ -10118,6 +8749,7 @@
     <w:name w:val="Heading 3 Char"/>
     <w:basedOn w:val="8"/>
     <w:link w:val="4"/>
+    <w:qFormat/>
     <w:uiPriority w:val="0"/>
     <w:rPr>
       <w:rFonts w:ascii="Times New Roman" w:hAnsi="Times New Roman" w:eastAsiaTheme="majorEastAsia" w:cstheme="majorBidi"/>
@@ -10145,6 +8777,7 @@
     <w:name w:val="Heading 4 Char"/>
     <w:basedOn w:val="8"/>
     <w:link w:val="5"/>
+    <w:qFormat/>
     <w:uiPriority w:val="9"/>
     <w:rPr>
       <w:rFonts w:ascii="Times New Roman" w:hAnsi="Times New Roman" w:eastAsiaTheme="majorEastAsia" w:cstheme="majorBidi"/>
@@ -10160,6 +8793,7 @@
     <w:basedOn w:val="1"/>
     <w:next w:val="1"/>
     <w:link w:val="42"/>
+    <w:qFormat/>
     <w:uiPriority w:val="0"/>
     <w:pPr>
       <w:tabs>
@@ -10175,6 +8809,7 @@
     <w:name w:val="MTDisplayEquation Char"/>
     <w:basedOn w:val="8"/>
     <w:link w:val="41"/>
+    <w:qFormat/>
     <w:uiPriority w:val="0"/>
     <w:rPr>
       <w:rFonts w:ascii="Times New Roman" w:hAnsi="Times New Roman" w:eastAsia="Batang" w:cs="Times New Roman"/>
@@ -10187,6 +8822,7 @@
     <w:name w:val="Body Text Char"/>
     <w:basedOn w:val="8"/>
     <w:link w:val="11"/>
+    <w:qFormat/>
     <w:uiPriority w:val="1"/>
     <w:rPr>
       <w:rFonts w:ascii="Times New Roman" w:hAnsi="Times New Roman" w:eastAsia="Times New Roman" w:cs="Times New Roman"/>
@@ -10227,6 +8863,7 @@
     <w:name w:val="Placeholder Text"/>
     <w:basedOn w:val="8"/>
     <w:semiHidden/>
+    <w:qFormat/>
     <w:uiPriority w:val="99"/>
     <w:rPr>
       <w:color w:val="808080"/>
@@ -10255,6 +8892,7 @@
   <w:style w:type="table" w:customStyle="1" w:styleId="48">
     <w:name w:val="Table Grid1"/>
     <w:basedOn w:val="9"/>
+    <w:qFormat/>
     <w:uiPriority w:val="39"/>
     <w:pPr>
       <w:spacing w:after="0" w:line="240" w:lineRule="auto"/>
@@ -10288,6 +8926,7 @@
     <w:name w:val="title Char"/>
     <w:basedOn w:val="8"/>
     <w:link w:val="49"/>
+    <w:qFormat/>
     <w:uiPriority w:val="0"/>
     <w:rPr>
       <w:rFonts w:ascii="Times New Roman" w:hAnsi="Times New Roman" w:cs="Times New Roman"/>
@@ -10300,6 +8939,7 @@
     <w:name w:val="Comment Text Char"/>
     <w:basedOn w:val="8"/>
     <w:link w:val="14"/>
+    <w:qFormat/>
     <w:uiPriority w:val="99"/>
     <w:rPr>
       <w:rFonts w:ascii="Times New Roman" w:hAnsi="Times New Roman" w:cs="Times New Roman"/>
@@ -10313,6 +8953,7 @@
     <w:basedOn w:val="51"/>
     <w:link w:val="15"/>
     <w:semiHidden/>
+    <w:qFormat/>
     <w:uiPriority w:val="99"/>
     <w:rPr>
       <w:rFonts w:ascii="Times New Roman" w:hAnsi="Times New Roman" w:cs="Times New Roman"/>
@@ -10328,6 +8969,7 @@
     <w:basedOn w:val="8"/>
     <w:link w:val="10"/>
     <w:semiHidden/>
+    <w:qFormat/>
     <w:uiPriority w:val="99"/>
     <w:rPr>
       <w:rFonts w:ascii="Segoe UI" w:hAnsi="Segoe UI" w:cs="Segoe UI"/>
@@ -10340,6 +8982,7 @@
     <w:name w:val="Revision"/>
     <w:hidden/>
     <w:semiHidden/>
+    <w:qFormat/>
     <w:uiPriority w:val="99"/>
     <w:pPr>
       <w:spacing w:after="0" w:line="240" w:lineRule="auto"/>
@@ -10508,6 +9151,14 @@
     <w:pitch w:val="default"/>
     <w:sig w:usb0="00000000" w:usb1="00000000" w:usb2="00000000" w:usb3="00000000" w:csb0="00000000" w:csb1="00000000"/>
   </w:font>
+  <w:font w:name="ＭＳ 明朝">
+    <w:altName w:val="SimSun"/>
+    <w:panose1 w:val="00000000000000000000"/>
+    <w:charset w:val="86"/>
+    <w:family w:val="auto"/>
+    <w:pitch w:val="default"/>
+    <w:sig w:usb0="00000000" w:usb1="00000000" w:usb2="00000000" w:usb3="00000000" w:csb0="00000000" w:csb1="00000000"/>
+  </w:font>
 </w:fonts>
 </file>
 
@@ -10593,9 +9244,9 @@
   </w:docDefaults>
   <w:latentStyles w:count="260" w:defQFormat="0" w:defUnhideWhenUsed="1" w:defSemiHidden="1" w:defUIPriority="99" w:defLockedState="0">
     <w:lsdException w:qFormat="1" w:unhideWhenUsed="0" w:uiPriority="0" w:semiHidden="0" w:name="Normal"/>
-    <w:lsdException w:uiPriority="1" w:name="Default Paragraph Font"/>
-    <w:lsdException w:uiPriority="99" w:name="Normal Table"/>
-    <w:lsdException w:unhideWhenUsed="0" w:uiPriority="99" w:name="Placeholder Text"/>
+    <w:lsdException w:qFormat="1" w:uiPriority="1" w:name="Default Paragraph Font"/>
+    <w:lsdException w:qFormat="1" w:uiPriority="99" w:name="Normal Table"/>
+    <w:lsdException w:qFormat="1" w:unhideWhenUsed="0" w:uiPriority="99" w:name="Placeholder Text"/>
   </w:latentStyles>
   <w:style w:type="paragraph" w:default="1" w:styleId="1">
     <w:name w:val="Normal"/>
@@ -10617,12 +9268,14 @@
     <w:name w:val="Default Paragraph Font"/>
     <w:semiHidden/>
     <w:unhideWhenUsed/>
+    <w:qFormat/>
     <w:uiPriority w:val="1"/>
   </w:style>
   <w:style w:type="table" w:default="1" w:styleId="3">
     <w:name w:val="Normal Table"/>
     <w:semiHidden/>
     <w:unhideWhenUsed/>
+    <w:qFormat/>
     <w:uiPriority w:val="99"/>
     <w:tblPr>
       <w:tblCellMar>
@@ -10637,6 +9290,7 @@
     <w:name w:val="Placeholder Text"/>
     <w:basedOn w:val="2"/>
     <w:semiHidden/>
+    <w:qFormat/>
     <w:uiPriority w:val="99"/>
     <w:rPr>
       <w:color w:val="808080"/>
@@ -10644,6 +9298,7 @@
   </w:style>
   <w:style w:type="paragraph" w:customStyle="1" w:styleId="5">
     <w:name w:val="9D09285CBD6D44528F6A151026AA7934"/>
+    <w:qFormat/>
     <w:uiPriority w:val="0"/>
     <w:pPr>
       <w:spacing w:after="160" w:line="259" w:lineRule="auto"/>

--- a/docs/THUYETMINH.docx
+++ b/docs/THUYETMINH.docx
@@ -6078,8 +6078,6 @@
           </wp:inline>
         </w:drawing>
       </w:r>
-      <w:bookmarkStart w:id="7" w:name="_GoBack"/>
-      <w:bookmarkEnd w:id="7"/>
     </w:p>
     <w:p>
       <w:pPr>
@@ -6134,6 +6132,10 @@
             <w:insideH w:val="single" w:color="auto" w:sz="4" w:space="0"/>
             <w:insideV w:val="single" w:color="auto" w:sz="4" w:space="0"/>
           </w:tblBorders>
+          <w:tblCellMar>
+            <w:left w:w="108" w:type="dxa"/>
+            <w:right w:w="108" w:type="dxa"/>
+          </w:tblCellMar>
         </w:tblPrEx>
         <w:tc>
           <w:tcPr>
@@ -6299,6 +6301,10 @@
             <w:insideH w:val="single" w:color="auto" w:sz="4" w:space="0"/>
             <w:insideV w:val="single" w:color="auto" w:sz="4" w:space="0"/>
           </w:tblBorders>
+          <w:tblCellMar>
+            <w:left w:w="108" w:type="dxa"/>
+            <w:right w:w="108" w:type="dxa"/>
+          </w:tblCellMar>
         </w:tblPrEx>
         <w:tc>
           <w:tcPr>
@@ -6559,6 +6565,10 @@
             <w:insideH w:val="single" w:color="auto" w:sz="4" w:space="0"/>
             <w:insideV w:val="single" w:color="auto" w:sz="4" w:space="0"/>
           </w:tblBorders>
+          <w:tblCellMar>
+            <w:left w:w="108" w:type="dxa"/>
+            <w:right w:w="108" w:type="dxa"/>
+          </w:tblCellMar>
         </w:tblPrEx>
         <w:tc>
           <w:tcPr>
@@ -6819,6 +6829,10 @@
             <w:insideH w:val="single" w:color="auto" w:sz="4" w:space="0"/>
             <w:insideV w:val="single" w:color="auto" w:sz="4" w:space="0"/>
           </w:tblBorders>
+          <w:tblCellMar>
+            <w:left w:w="108" w:type="dxa"/>
+            <w:right w:w="108" w:type="dxa"/>
+          </w:tblCellMar>
         </w:tblPrEx>
         <w:tc>
           <w:tcPr>
@@ -7228,6 +7242,272 @@
               </w:rPr>
               <w:t>1</w:t>
             </w:r>
+          </w:p>
+        </w:tc>
+      </w:tr>
+      <w:tr>
+        <w:tblPrEx>
+          <w:tblBorders>
+            <w:top w:val="single" w:color="auto" w:sz="4" w:space="0"/>
+            <w:left w:val="single" w:color="auto" w:sz="4" w:space="0"/>
+            <w:bottom w:val="single" w:color="auto" w:sz="4" w:space="0"/>
+            <w:right w:val="single" w:color="auto" w:sz="4" w:space="0"/>
+            <w:insideH w:val="single" w:color="auto" w:sz="4" w:space="0"/>
+            <w:insideV w:val="single" w:color="auto" w:sz="4" w:space="0"/>
+          </w:tblBorders>
+          <w:tblCellMar>
+            <w:left w:w="108" w:type="dxa"/>
+            <w:right w:w="108" w:type="dxa"/>
+          </w:tblCellMar>
+        </w:tblPrEx>
+        <w:tc>
+          <w:tcPr>
+            <w:tcW w:w="2322" w:type="dxa"/>
+            <w:vAlign w:val="center"/>
+          </w:tcPr>
+          <w:p>
+            <w:pPr>
+              <w:bidi w:val="0"/>
+              <w:ind w:left="0" w:leftChars="0" w:firstLine="0" w:firstLineChars="0"/>
+              <w:jc w:val="center"/>
+              <w:rPr>
+                <w:rFonts w:hint="default"/>
+                <w:lang w:val="en-US"/>
+              </w:rPr>
+            </w:pPr>
+            <w:r>
+              <w:rPr>
+                <w:rFonts w:hint="default"/>
+                <w:lang w:val="en-US"/>
+              </w:rPr>
+              <w:t>LED</w:t>
+            </w:r>
+          </w:p>
+        </w:tc>
+        <w:tc>
+          <w:tcPr>
+            <w:tcW w:w="2322" w:type="dxa"/>
+            <w:vAlign w:val="center"/>
+          </w:tcPr>
+          <w:p>
+            <w:pPr>
+              <w:bidi w:val="0"/>
+              <w:ind w:left="0" w:leftChars="0" w:firstLine="0" w:firstLineChars="0"/>
+              <w:jc w:val="center"/>
+              <w:rPr>
+                <w:rFonts w:hint="default"/>
+                <w:lang w:val="en-US"/>
+              </w:rPr>
+            </w:pPr>
+            <w:r>
+              <w:rPr>
+                <w:rFonts w:hint="default"/>
+                <w:lang w:val="en-US"/>
+              </w:rPr>
+              <w:t>Đỏ</w:t>
+            </w:r>
+          </w:p>
+        </w:tc>
+        <w:tc>
+          <w:tcPr>
+            <w:tcW w:w="2322" w:type="dxa"/>
+            <w:vAlign w:val="center"/>
+          </w:tcPr>
+          <w:p>
+            <w:pPr>
+              <w:bidi w:val="0"/>
+              <w:ind w:left="0" w:leftChars="0" w:firstLine="0" w:firstLineChars="0"/>
+              <w:jc w:val="center"/>
+              <w:rPr>
+                <w:rFonts w:hint="default"/>
+                <w:lang w:val="en-US"/>
+              </w:rPr>
+            </w:pPr>
+            <w:r>
+              <w:rPr>
+                <w:rFonts w:hint="default"/>
+                <w:lang w:val="en-US"/>
+              </w:rPr>
+              <w:t>2</w:t>
+            </w:r>
+          </w:p>
+        </w:tc>
+      </w:tr>
+      <w:tr>
+        <w:tblPrEx>
+          <w:tblBorders>
+            <w:top w:val="single" w:color="auto" w:sz="4" w:space="0"/>
+            <w:left w:val="single" w:color="auto" w:sz="4" w:space="0"/>
+            <w:bottom w:val="single" w:color="auto" w:sz="4" w:space="0"/>
+            <w:right w:val="single" w:color="auto" w:sz="4" w:space="0"/>
+            <w:insideH w:val="single" w:color="auto" w:sz="4" w:space="0"/>
+            <w:insideV w:val="single" w:color="auto" w:sz="4" w:space="0"/>
+          </w:tblBorders>
+          <w:tblCellMar>
+            <w:left w:w="108" w:type="dxa"/>
+            <w:right w:w="108" w:type="dxa"/>
+          </w:tblCellMar>
+        </w:tblPrEx>
+        <w:tc>
+          <w:tcPr>
+            <w:tcW w:w="2322" w:type="dxa"/>
+            <w:vAlign w:val="center"/>
+          </w:tcPr>
+          <w:p>
+            <w:pPr>
+              <w:bidi w:val="0"/>
+              <w:ind w:left="0" w:leftChars="0" w:firstLine="0" w:firstLineChars="0"/>
+              <w:jc w:val="center"/>
+              <w:rPr>
+                <w:rFonts w:hint="default"/>
+                <w:lang w:val="en-US"/>
+              </w:rPr>
+            </w:pPr>
+            <w:r>
+              <w:rPr>
+                <w:rFonts w:hint="default"/>
+                <w:lang w:val="en-US"/>
+              </w:rPr>
+              <w:t>LED</w:t>
+            </w:r>
+          </w:p>
+        </w:tc>
+        <w:tc>
+          <w:tcPr>
+            <w:tcW w:w="2322" w:type="dxa"/>
+            <w:vAlign w:val="center"/>
+          </w:tcPr>
+          <w:p>
+            <w:pPr>
+              <w:bidi w:val="0"/>
+              <w:ind w:left="0" w:leftChars="0" w:firstLine="0" w:firstLineChars="0"/>
+              <w:jc w:val="center"/>
+              <w:rPr>
+                <w:rFonts w:hint="default"/>
+                <w:lang w:val="en-US"/>
+              </w:rPr>
+            </w:pPr>
+            <w:r>
+              <w:rPr>
+                <w:rFonts w:hint="default"/>
+                <w:lang w:val="en-US"/>
+              </w:rPr>
+              <w:t>Xanh</w:t>
+            </w:r>
+          </w:p>
+        </w:tc>
+        <w:tc>
+          <w:tcPr>
+            <w:tcW w:w="2322" w:type="dxa"/>
+            <w:vAlign w:val="center"/>
+          </w:tcPr>
+          <w:p>
+            <w:pPr>
+              <w:bidi w:val="0"/>
+              <w:ind w:left="0" w:leftChars="0" w:firstLine="0" w:firstLineChars="0"/>
+              <w:jc w:val="center"/>
+              <w:rPr>
+                <w:rFonts w:hint="default"/>
+                <w:lang w:val="en-US"/>
+              </w:rPr>
+            </w:pPr>
+            <w:r>
+              <w:rPr>
+                <w:rFonts w:hint="default"/>
+                <w:lang w:val="en-US"/>
+              </w:rPr>
+              <w:t>1</w:t>
+            </w:r>
+          </w:p>
+        </w:tc>
+      </w:tr>
+      <w:tr>
+        <w:tblPrEx>
+          <w:tblBorders>
+            <w:top w:val="single" w:color="auto" w:sz="4" w:space="0"/>
+            <w:left w:val="single" w:color="auto" w:sz="4" w:space="0"/>
+            <w:bottom w:val="single" w:color="auto" w:sz="4" w:space="0"/>
+            <w:right w:val="single" w:color="auto" w:sz="4" w:space="0"/>
+            <w:insideH w:val="single" w:color="auto" w:sz="4" w:space="0"/>
+            <w:insideV w:val="single" w:color="auto" w:sz="4" w:space="0"/>
+          </w:tblBorders>
+          <w:tblCellMar>
+            <w:left w:w="108" w:type="dxa"/>
+            <w:right w:w="108" w:type="dxa"/>
+          </w:tblCellMar>
+        </w:tblPrEx>
+        <w:tc>
+          <w:tcPr>
+            <w:tcW w:w="2322" w:type="dxa"/>
+            <w:vAlign w:val="center"/>
+          </w:tcPr>
+          <w:p>
+            <w:pPr>
+              <w:bidi w:val="0"/>
+              <w:ind w:left="0" w:leftChars="0" w:firstLine="0" w:firstLineChars="0"/>
+              <w:jc w:val="center"/>
+              <w:rPr>
+                <w:rFonts w:hint="default"/>
+                <w:lang w:val="en-US"/>
+              </w:rPr>
+            </w:pPr>
+            <w:r>
+              <w:rPr>
+                <w:rFonts w:hint="default"/>
+                <w:lang w:val="en-US"/>
+              </w:rPr>
+              <w:t>LED</w:t>
+            </w:r>
+          </w:p>
+        </w:tc>
+        <w:tc>
+          <w:tcPr>
+            <w:tcW w:w="2322" w:type="dxa"/>
+            <w:vAlign w:val="center"/>
+          </w:tcPr>
+          <w:p>
+            <w:pPr>
+              <w:bidi w:val="0"/>
+              <w:ind w:left="0" w:leftChars="0" w:firstLine="0" w:firstLineChars="0"/>
+              <w:jc w:val="center"/>
+              <w:rPr>
+                <w:rFonts w:hint="default"/>
+                <w:lang w:val="en-US"/>
+              </w:rPr>
+            </w:pPr>
+            <w:r>
+              <w:rPr>
+                <w:rFonts w:hint="default"/>
+                <w:lang w:val="en-US"/>
+              </w:rPr>
+              <w:t>Vàng</w:t>
+            </w:r>
+          </w:p>
+        </w:tc>
+        <w:tc>
+          <w:tcPr>
+            <w:tcW w:w="2322" w:type="dxa"/>
+            <w:vAlign w:val="center"/>
+          </w:tcPr>
+          <w:p>
+            <w:pPr>
+              <w:bidi w:val="0"/>
+              <w:ind w:left="0" w:leftChars="0" w:firstLine="0" w:firstLineChars="0"/>
+              <w:jc w:val="center"/>
+              <w:rPr>
+                <w:rFonts w:hint="default"/>
+                <w:lang w:val="en-US"/>
+              </w:rPr>
+            </w:pPr>
+            <w:r>
+              <w:rPr>
+                <w:rFonts w:hint="default"/>
+                <w:lang w:val="en-US"/>
+              </w:rPr>
+              <w:t>1</w:t>
+            </w:r>
+            <w:bookmarkStart w:id="7" w:name="_GoBack"/>
+            <w:bookmarkEnd w:id="7"/>
           </w:p>
         </w:tc>
       </w:tr>
